--- a/_Documects/end/บทที่-4.docx
+++ b/_Documects/end/บทที่-4.docx
@@ -1,6 +1,6 @@
 
 <file path=word/document.xml><?xml version="1.0" encoding="utf-8"?>
-<w:document xmlns:wpc="http://schemas.microsoft.com/office/word/2010/wordprocessingCanvas" xmlns:cx="http://schemas.microsoft.com/office/drawing/2014/chartex" xmlns:cx1="http://schemas.microsoft.com/office/drawing/2015/9/8/chartex" xmlns:cx2="http://schemas.microsoft.com/office/drawing/2015/10/21/chartex" xmlns:cx3="http://schemas.microsoft.com/office/drawing/2016/5/9/chartex" xmlns:cx4="http://schemas.microsoft.com/office/drawing/2016/5/10/chartex" xmlns:cx5="http://schemas.microsoft.com/office/drawing/2016/5/11/chartex" xmlns:cx6="http://schemas.microsoft.com/office/drawing/2016/5/12/chartex" xmlns:cx7="http://schemas.microsoft.com/office/drawing/2016/5/13/chartex" xmlns:cx8="http://schemas.microsoft.com/office/drawing/2016/5/14/chartex" xmlns:mc="http://schemas.openxmlformats.org/markup-compatibility/2006" xmlns:aink="http://schemas.microsoft.com/office/drawing/2016/ink" xmlns:am3d="http://schemas.microsoft.com/office/drawing/2017/model3d" xmlns:o="urn:schemas-microsoft-com:office:office" xmlns:oel="http://schemas.microsoft.com/office/2019/extlst" xmlns:r="http://schemas.openxmlformats.org/officeDocument/2006/relationships" xmlns:m="http://schemas.openxmlformats.org/officeDocument/2006/math" xmlns:v="urn:schemas-microsoft-com:vml" xmlns:wp14="http://schemas.microsoft.com/office/word/2010/wordprocessingDrawing" xmlns:wp="http://schemas.openxmlformats.org/drawingml/2006/wordprocessingDrawing" xmlns:w10="urn:schemas-microsoft-com:office:word" xmlns:w="http://schemas.openxmlformats.org/wordprocessingml/2006/main" xmlns:w14="http://schemas.microsoft.com/office/word/2010/wordml" xmlns:w15="http://schemas.microsoft.com/office/word/2012/wordml" xmlns:w16cex="http://schemas.microsoft.com/office/word/2018/wordml/cex" xmlns:w16cid="http://schemas.microsoft.com/office/word/2016/wordml/cid" xmlns:w16="http://schemas.microsoft.com/office/word/2018/wordml" xmlns:w16du="http://schemas.microsoft.com/office/word/2023/wordml/word16du" xmlns:w16sdtdh="http://schemas.microsoft.com/office/word/2020/wordml/sdtdatahash" xmlns:w16sdtfl="http://schemas.microsoft.com/office/word/2024/wordml/sdtformatlock" xmlns:w16se="http://schemas.microsoft.com/office/word/2015/wordml/symex" xmlns:wpg="http://schemas.microsoft.com/office/word/2010/wordprocessingGroup" xmlns:wpi="http://schemas.microsoft.com/office/word/2010/wordprocessingInk" xmlns:wne="http://schemas.microsoft.com/office/word/2006/wordml" xmlns:wps="http://schemas.microsoft.com/office/word/2010/wordprocessingShape" mc:Ignorable="w14 w15 w16se w16cid w16 w16cex w16sdtdh w16sdtfl w16du wp14">
+<w:document xmlns:wpc="http://schemas.microsoft.com/office/word/2010/wordprocessingCanvas" xmlns:cx="http://schemas.microsoft.com/office/drawing/2014/chartex" xmlns:cx1="http://schemas.microsoft.com/office/drawing/2015/9/8/chartex" xmlns:cx2="http://schemas.microsoft.com/office/drawing/2015/10/21/chartex" xmlns:cx3="http://schemas.microsoft.com/office/drawing/2016/5/9/chartex" xmlns:cx4="http://schemas.microsoft.com/office/drawing/2016/5/10/chartex" xmlns:cx5="http://schemas.microsoft.com/office/drawing/2016/5/11/chartex" xmlns:cx6="http://schemas.microsoft.com/office/drawing/2016/5/12/chartex" xmlns:cx7="http://schemas.microsoft.com/office/drawing/2016/5/13/chartex" xmlns:cx8="http://schemas.microsoft.com/office/drawing/2016/5/14/chartex" xmlns:mc="http://schemas.openxmlformats.org/markup-compatibility/2006" xmlns:aink="http://schemas.microsoft.com/office/drawing/2016/ink" xmlns:am3d="http://schemas.microsoft.com/office/drawing/2017/model3d" xmlns:o="urn:schemas-microsoft-com:office:office" xmlns:oel="http://schemas.microsoft.com/office/2019/extlst" xmlns:r="http://schemas.openxmlformats.org/officeDocument/2006/relationships" xmlns:m="http://schemas.openxmlformats.org/officeDocument/2006/math" xmlns:v="urn:schemas-microsoft-com:vml" xmlns:wp14="http://schemas.microsoft.com/office/word/2010/wordprocessingDrawing" xmlns:wp="http://schemas.openxmlformats.org/drawingml/2006/wordprocessingDrawing" xmlns:w10="urn:schemas-microsoft-com:office:word" xmlns:w="http://schemas.openxmlformats.org/wordprocessingml/2006/main" xmlns:w14="http://schemas.microsoft.com/office/word/2010/wordml" xmlns:w15="http://schemas.microsoft.com/office/word/2012/wordml" xmlns:w16cex="http://schemas.microsoft.com/office/word/2018/wordml/cex" xmlns:w16cid="http://schemas.microsoft.com/office/word/2016/wordml/cid" xmlns:w16="http://schemas.microsoft.com/office/word/2018/wordml" xmlns:w16sdtdh="http://schemas.microsoft.com/office/word/2020/wordml/sdtdatahash" xmlns:w16se="http://schemas.microsoft.com/office/word/2015/wordml/symex" xmlns:wpg="http://schemas.microsoft.com/office/word/2010/wordprocessingGroup" xmlns:wpi="http://schemas.microsoft.com/office/word/2010/wordprocessingInk" xmlns:wne="http://schemas.microsoft.com/office/word/2006/wordml" xmlns:wps="http://schemas.microsoft.com/office/word/2010/wordprocessingShape" mc:Ignorable="w14 w15 w16se w16cid w16 w16cex w16sdtdh wp14">
   <w:body>
     <w:p>
       <w:pPr>
@@ -357,14 +357,18 @@
               <w:jc w:val="center"/>
               <w:rPr>
                 <w:rFonts w:ascii="TH SarabunPSK" w:hAnsi="TH SarabunPSK" w:cs="TH SarabunPSK"/>
-                <w:sz w:val="32"/>
-                <w:szCs w:val="32"/>
-                <w:cs/>
-              </w:rPr>
-            </w:pPr>
-            <w:r>
-              <w:rPr>
-                <w:rFonts w:ascii="TH SarabunPSK" w:hAnsi="TH SarabunPSK" w:cs="TH SarabunPSK" w:hint="cs"/>
+                <w:b/>
+                <w:bCs/>
+                <w:sz w:val="32"/>
+                <w:szCs w:val="32"/>
+                <w:cs/>
+              </w:rPr>
+            </w:pPr>
+            <w:r>
+              <w:rPr>
+                <w:rFonts w:ascii="TH SarabunPSK" w:hAnsi="TH SarabunPSK" w:cs="TH SarabunPSK" w:hint="cs"/>
+                <w:b/>
+                <w:bCs/>
                 <w:sz w:val="32"/>
                 <w:szCs w:val="32"/>
                 <w:cs/>
@@ -384,13 +388,17 @@
               <w:jc w:val="center"/>
               <w:rPr>
                 <w:rFonts w:ascii="TH SarabunPSK" w:hAnsi="TH SarabunPSK" w:cs="TH SarabunPSK"/>
-                <w:sz w:val="32"/>
-                <w:szCs w:val="32"/>
-              </w:rPr>
-            </w:pPr>
-            <w:r>
-              <w:rPr>
-                <w:rFonts w:ascii="TH SarabunPSK" w:hAnsi="TH SarabunPSK" w:cs="TH SarabunPSK" w:hint="cs"/>
+                <w:b/>
+                <w:bCs/>
+                <w:sz w:val="32"/>
+                <w:szCs w:val="32"/>
+              </w:rPr>
+            </w:pPr>
+            <w:r>
+              <w:rPr>
+                <w:rFonts w:ascii="TH SarabunPSK" w:hAnsi="TH SarabunPSK" w:cs="TH SarabunPSK" w:hint="cs"/>
+                <w:b/>
+                <w:bCs/>
                 <w:sz w:val="32"/>
                 <w:szCs w:val="32"/>
                 <w:cs/>
@@ -410,14 +418,18 @@
               <w:jc w:val="center"/>
               <w:rPr>
                 <w:rFonts w:ascii="TH SarabunPSK" w:hAnsi="TH SarabunPSK" w:cs="TH SarabunPSK"/>
-                <w:sz w:val="32"/>
-                <w:szCs w:val="32"/>
-                <w:cs/>
-              </w:rPr>
-            </w:pPr>
-            <w:r>
-              <w:rPr>
-                <w:rFonts w:ascii="TH SarabunPSK" w:hAnsi="TH SarabunPSK" w:cs="TH SarabunPSK" w:hint="cs"/>
+                <w:b/>
+                <w:bCs/>
+                <w:sz w:val="32"/>
+                <w:szCs w:val="32"/>
+                <w:cs/>
+              </w:rPr>
+            </w:pPr>
+            <w:r>
+              <w:rPr>
+                <w:rFonts w:ascii="TH SarabunPSK" w:hAnsi="TH SarabunPSK" w:cs="TH SarabunPSK" w:hint="cs"/>
+                <w:b/>
+                <w:bCs/>
                 <w:sz w:val="32"/>
                 <w:szCs w:val="32"/>
                 <w:cs/>
@@ -453,13 +465,17 @@
               <w:jc w:val="center"/>
               <w:rPr>
                 <w:rFonts w:ascii="TH SarabunPSK" w:hAnsi="TH SarabunPSK" w:cs="TH SarabunPSK"/>
-                <w:sz w:val="32"/>
-                <w:szCs w:val="32"/>
-              </w:rPr>
-            </w:pPr>
-            <w:r>
-              <w:rPr>
-                <w:rFonts w:ascii="TH SarabunPSK" w:hAnsi="TH SarabunPSK" w:cs="TH SarabunPSK" w:hint="cs"/>
+                <w:b/>
+                <w:bCs/>
+                <w:sz w:val="32"/>
+                <w:szCs w:val="32"/>
+              </w:rPr>
+            </w:pPr>
+            <w:r>
+              <w:rPr>
+                <w:rFonts w:ascii="TH SarabunPSK" w:hAnsi="TH SarabunPSK" w:cs="TH SarabunPSK" w:hint="cs"/>
+                <w:b/>
+                <w:bCs/>
                 <w:sz w:val="32"/>
                 <w:szCs w:val="32"/>
                 <w:cs/>
@@ -478,13 +494,17 @@
               <w:jc w:val="center"/>
               <w:rPr>
                 <w:rFonts w:ascii="TH SarabunPSK" w:hAnsi="TH SarabunPSK" w:cs="TH SarabunPSK"/>
-                <w:sz w:val="32"/>
-                <w:szCs w:val="32"/>
-              </w:rPr>
-            </w:pPr>
-            <w:r>
-              <w:rPr>
-                <w:rFonts w:ascii="TH SarabunPSK" w:hAnsi="TH SarabunPSK" w:cs="TH SarabunPSK" w:hint="cs"/>
+                <w:b/>
+                <w:bCs/>
+                <w:sz w:val="32"/>
+                <w:szCs w:val="32"/>
+              </w:rPr>
+            </w:pPr>
+            <w:r>
+              <w:rPr>
+                <w:rFonts w:ascii="TH SarabunPSK" w:hAnsi="TH SarabunPSK" w:cs="TH SarabunPSK" w:hint="cs"/>
+                <w:b/>
+                <w:bCs/>
                 <w:sz w:val="32"/>
                 <w:szCs w:val="32"/>
                 <w:cs/>
@@ -923,7 +943,7 @@
           <w:p>
             <w:pPr>
               <w:rPr>
-                <w:rFonts w:ascii="TH SarabunPSK" w:hAnsi="TH SarabunPSK" w:cs="TH SarabunPSK" w:hint="cs"/>
+                <w:rFonts w:ascii="TH SarabunPSK" w:hAnsi="TH SarabunPSK" w:cs="TH SarabunPSK"/>
                 <w:sz w:val="32"/>
                 <w:szCs w:val="32"/>
                 <w:cs/>
@@ -1021,7 +1041,7 @@
           <w:p>
             <w:pPr>
               <w:rPr>
-                <w:rFonts w:ascii="TH SarabunPSK" w:hAnsi="TH SarabunPSK" w:cs="TH SarabunPSK" w:hint="cs"/>
+                <w:rFonts w:ascii="TH SarabunPSK" w:hAnsi="TH SarabunPSK" w:cs="TH SarabunPSK"/>
                 <w:sz w:val="32"/>
                 <w:szCs w:val="32"/>
                 <w:cs/>
@@ -8719,7 +8739,7 @@
 </file>
 
 <file path=word/endnotes.xml><?xml version="1.0" encoding="utf-8"?>
-<w:endnotes xmlns:wpc="http://schemas.microsoft.com/office/word/2010/wordprocessingCanvas" xmlns:cx="http://schemas.microsoft.com/office/drawing/2014/chartex" xmlns:cx1="http://schemas.microsoft.com/office/drawing/2015/9/8/chartex" xmlns:cx2="http://schemas.microsoft.com/office/drawing/2015/10/21/chartex" xmlns:cx3="http://schemas.microsoft.com/office/drawing/2016/5/9/chartex" xmlns:cx4="http://schemas.microsoft.com/office/drawing/2016/5/10/chartex" xmlns:cx5="http://schemas.microsoft.com/office/drawing/2016/5/11/chartex" xmlns:cx6="http://schemas.microsoft.com/office/drawing/2016/5/12/chartex" xmlns:cx7="http://schemas.microsoft.com/office/drawing/2016/5/13/chartex" xmlns:cx8="http://schemas.microsoft.com/office/drawing/2016/5/14/chartex" xmlns:mc="http://schemas.openxmlformats.org/markup-compatibility/2006" xmlns:aink="http://schemas.microsoft.com/office/drawing/2016/ink" xmlns:am3d="http://schemas.microsoft.com/office/drawing/2017/model3d" xmlns:o="urn:schemas-microsoft-com:office:office" xmlns:oel="http://schemas.microsoft.com/office/2019/extlst" xmlns:r="http://schemas.openxmlformats.org/officeDocument/2006/relationships" xmlns:m="http://schemas.openxmlformats.org/officeDocument/2006/math" xmlns:v="urn:schemas-microsoft-com:vml" xmlns:wp14="http://schemas.microsoft.com/office/word/2010/wordprocessingDrawing" xmlns:wp="http://schemas.openxmlformats.org/drawingml/2006/wordprocessingDrawing" xmlns:w10="urn:schemas-microsoft-com:office:word" xmlns:w="http://schemas.openxmlformats.org/wordprocessingml/2006/main" xmlns:w14="http://schemas.microsoft.com/office/word/2010/wordml" xmlns:w15="http://schemas.microsoft.com/office/word/2012/wordml" xmlns:w16cex="http://schemas.microsoft.com/office/word/2018/wordml/cex" xmlns:w16cid="http://schemas.microsoft.com/office/word/2016/wordml/cid" xmlns:w16="http://schemas.microsoft.com/office/word/2018/wordml" xmlns:w16du="http://schemas.microsoft.com/office/word/2023/wordml/word16du" xmlns:w16sdtdh="http://schemas.microsoft.com/office/word/2020/wordml/sdtdatahash" xmlns:w16sdtfl="http://schemas.microsoft.com/office/word/2024/wordml/sdtformatlock" xmlns:w16se="http://schemas.microsoft.com/office/word/2015/wordml/symex" xmlns:wpg="http://schemas.microsoft.com/office/word/2010/wordprocessingGroup" xmlns:wpi="http://schemas.microsoft.com/office/word/2010/wordprocessingInk" xmlns:wne="http://schemas.microsoft.com/office/word/2006/wordml" xmlns:wps="http://schemas.microsoft.com/office/word/2010/wordprocessingShape" mc:Ignorable="w14 w15 w16se w16cid w16 w16cex w16sdtdh w16sdtfl w16du wp14">
+<w:endnotes xmlns:wpc="http://schemas.microsoft.com/office/word/2010/wordprocessingCanvas" xmlns:cx="http://schemas.microsoft.com/office/drawing/2014/chartex" xmlns:cx1="http://schemas.microsoft.com/office/drawing/2015/9/8/chartex" xmlns:cx2="http://schemas.microsoft.com/office/drawing/2015/10/21/chartex" xmlns:cx3="http://schemas.microsoft.com/office/drawing/2016/5/9/chartex" xmlns:cx4="http://schemas.microsoft.com/office/drawing/2016/5/10/chartex" xmlns:cx5="http://schemas.microsoft.com/office/drawing/2016/5/11/chartex" xmlns:cx6="http://schemas.microsoft.com/office/drawing/2016/5/12/chartex" xmlns:cx7="http://schemas.microsoft.com/office/drawing/2016/5/13/chartex" xmlns:cx8="http://schemas.microsoft.com/office/drawing/2016/5/14/chartex" xmlns:mc="http://schemas.openxmlformats.org/markup-compatibility/2006" xmlns:aink="http://schemas.microsoft.com/office/drawing/2016/ink" xmlns:am3d="http://schemas.microsoft.com/office/drawing/2017/model3d" xmlns:o="urn:schemas-microsoft-com:office:office" xmlns:oel="http://schemas.microsoft.com/office/2019/extlst" xmlns:r="http://schemas.openxmlformats.org/officeDocument/2006/relationships" xmlns:m="http://schemas.openxmlformats.org/officeDocument/2006/math" xmlns:v="urn:schemas-microsoft-com:vml" xmlns:wp14="http://schemas.microsoft.com/office/word/2010/wordprocessingDrawing" xmlns:wp="http://schemas.openxmlformats.org/drawingml/2006/wordprocessingDrawing" xmlns:w10="urn:schemas-microsoft-com:office:word" xmlns:w="http://schemas.openxmlformats.org/wordprocessingml/2006/main" xmlns:w14="http://schemas.microsoft.com/office/word/2010/wordml" xmlns:w15="http://schemas.microsoft.com/office/word/2012/wordml" xmlns:w16cex="http://schemas.microsoft.com/office/word/2018/wordml/cex" xmlns:w16cid="http://schemas.microsoft.com/office/word/2016/wordml/cid" xmlns:w16="http://schemas.microsoft.com/office/word/2018/wordml" xmlns:w16sdtdh="http://schemas.microsoft.com/office/word/2020/wordml/sdtdatahash" xmlns:w16se="http://schemas.microsoft.com/office/word/2015/wordml/symex" xmlns:wpg="http://schemas.microsoft.com/office/word/2010/wordprocessingGroup" xmlns:wpi="http://schemas.microsoft.com/office/word/2010/wordprocessingInk" xmlns:wne="http://schemas.microsoft.com/office/word/2006/wordml" xmlns:wps="http://schemas.microsoft.com/office/word/2010/wordprocessingShape" mc:Ignorable="w14 w15 w16se w16cid w16 w16cex w16sdtdh wp14">
   <w:endnote w:type="separator" w:id="-1">
     <w:p>
       <w:pPr>
@@ -8744,7 +8764,7 @@
 </file>
 
 <file path=word/footer1.xml><?xml version="1.0" encoding="utf-8"?>
-<w:ftr xmlns:wpc="http://schemas.microsoft.com/office/word/2010/wordprocessingCanvas" xmlns:cx="http://schemas.microsoft.com/office/drawing/2014/chartex" xmlns:cx1="http://schemas.microsoft.com/office/drawing/2015/9/8/chartex" xmlns:cx2="http://schemas.microsoft.com/office/drawing/2015/10/21/chartex" xmlns:cx3="http://schemas.microsoft.com/office/drawing/2016/5/9/chartex" xmlns:cx4="http://schemas.microsoft.com/office/drawing/2016/5/10/chartex" xmlns:cx5="http://schemas.microsoft.com/office/drawing/2016/5/11/chartex" xmlns:cx6="http://schemas.microsoft.com/office/drawing/2016/5/12/chartex" xmlns:cx7="http://schemas.microsoft.com/office/drawing/2016/5/13/chartex" xmlns:cx8="http://schemas.microsoft.com/office/drawing/2016/5/14/chartex" xmlns:mc="http://schemas.openxmlformats.org/markup-compatibility/2006" xmlns:aink="http://schemas.microsoft.com/office/drawing/2016/ink" xmlns:am3d="http://schemas.microsoft.com/office/drawing/2017/model3d" xmlns:o="urn:schemas-microsoft-com:office:office" xmlns:oel="http://schemas.microsoft.com/office/2019/extlst" xmlns:r="http://schemas.openxmlformats.org/officeDocument/2006/relationships" xmlns:m="http://schemas.openxmlformats.org/officeDocument/2006/math" xmlns:v="urn:schemas-microsoft-com:vml" xmlns:wp14="http://schemas.microsoft.com/office/word/2010/wordprocessingDrawing" xmlns:wp="http://schemas.openxmlformats.org/drawingml/2006/wordprocessingDrawing" xmlns:w10="urn:schemas-microsoft-com:office:word" xmlns:w="http://schemas.openxmlformats.org/wordprocessingml/2006/main" xmlns:w14="http://schemas.microsoft.com/office/word/2010/wordml" xmlns:w15="http://schemas.microsoft.com/office/word/2012/wordml" xmlns:w16cex="http://schemas.microsoft.com/office/word/2018/wordml/cex" xmlns:w16cid="http://schemas.microsoft.com/office/word/2016/wordml/cid" xmlns:w16="http://schemas.microsoft.com/office/word/2018/wordml" xmlns:w16du="http://schemas.microsoft.com/office/word/2023/wordml/word16du" xmlns:w16sdtdh="http://schemas.microsoft.com/office/word/2020/wordml/sdtdatahash" xmlns:w16sdtfl="http://schemas.microsoft.com/office/word/2024/wordml/sdtformatlock" xmlns:w16se="http://schemas.microsoft.com/office/word/2015/wordml/symex" xmlns:wpg="http://schemas.microsoft.com/office/word/2010/wordprocessingGroup" xmlns:wpi="http://schemas.microsoft.com/office/word/2010/wordprocessingInk" xmlns:wne="http://schemas.microsoft.com/office/word/2006/wordml" xmlns:wps="http://schemas.microsoft.com/office/word/2010/wordprocessingShape" mc:Ignorable="w14 w15 w16se w16cid w16 w16cex w16sdtdh w16sdtfl w16du wp14">
+<w:ftr xmlns:wpc="http://schemas.microsoft.com/office/word/2010/wordprocessingCanvas" xmlns:cx="http://schemas.microsoft.com/office/drawing/2014/chartex" xmlns:cx1="http://schemas.microsoft.com/office/drawing/2015/9/8/chartex" xmlns:cx2="http://schemas.microsoft.com/office/drawing/2015/10/21/chartex" xmlns:cx3="http://schemas.microsoft.com/office/drawing/2016/5/9/chartex" xmlns:cx4="http://schemas.microsoft.com/office/drawing/2016/5/10/chartex" xmlns:cx5="http://schemas.microsoft.com/office/drawing/2016/5/11/chartex" xmlns:cx6="http://schemas.microsoft.com/office/drawing/2016/5/12/chartex" xmlns:cx7="http://schemas.microsoft.com/office/drawing/2016/5/13/chartex" xmlns:cx8="http://schemas.microsoft.com/office/drawing/2016/5/14/chartex" xmlns:mc="http://schemas.openxmlformats.org/markup-compatibility/2006" xmlns:aink="http://schemas.microsoft.com/office/drawing/2016/ink" xmlns:am3d="http://schemas.microsoft.com/office/drawing/2017/model3d" xmlns:o="urn:schemas-microsoft-com:office:office" xmlns:oel="http://schemas.microsoft.com/office/2019/extlst" xmlns:r="http://schemas.openxmlformats.org/officeDocument/2006/relationships" xmlns:m="http://schemas.openxmlformats.org/officeDocument/2006/math" xmlns:v="urn:schemas-microsoft-com:vml" xmlns:wp14="http://schemas.microsoft.com/office/word/2010/wordprocessingDrawing" xmlns:wp="http://schemas.openxmlformats.org/drawingml/2006/wordprocessingDrawing" xmlns:w10="urn:schemas-microsoft-com:office:word" xmlns:w="http://schemas.openxmlformats.org/wordprocessingml/2006/main" xmlns:w14="http://schemas.microsoft.com/office/word/2010/wordml" xmlns:w15="http://schemas.microsoft.com/office/word/2012/wordml" xmlns:w16cex="http://schemas.microsoft.com/office/word/2018/wordml/cex" xmlns:w16cid="http://schemas.microsoft.com/office/word/2016/wordml/cid" xmlns:w16="http://schemas.microsoft.com/office/word/2018/wordml" xmlns:w16sdtdh="http://schemas.microsoft.com/office/word/2020/wordml/sdtdatahash" xmlns:w16se="http://schemas.microsoft.com/office/word/2015/wordml/symex" xmlns:wpg="http://schemas.microsoft.com/office/word/2010/wordprocessingGroup" xmlns:wpi="http://schemas.microsoft.com/office/word/2010/wordprocessingInk" xmlns:wne="http://schemas.microsoft.com/office/word/2006/wordml" xmlns:wps="http://schemas.microsoft.com/office/word/2010/wordprocessingShape" mc:Ignorable="w14 w15 w16se w16cid w16 w16cex w16sdtdh wp14">
   <w:p>
     <w:pPr>
       <w:pStyle w:val="Footer"/>
@@ -8754,7 +8774,7 @@
 </file>
 
 <file path=word/footer2.xml><?xml version="1.0" encoding="utf-8"?>
-<w:ftr xmlns:wpc="http://schemas.microsoft.com/office/word/2010/wordprocessingCanvas" xmlns:cx="http://schemas.microsoft.com/office/drawing/2014/chartex" xmlns:cx1="http://schemas.microsoft.com/office/drawing/2015/9/8/chartex" xmlns:cx2="http://schemas.microsoft.com/office/drawing/2015/10/21/chartex" xmlns:cx3="http://schemas.microsoft.com/office/drawing/2016/5/9/chartex" xmlns:cx4="http://schemas.microsoft.com/office/drawing/2016/5/10/chartex" xmlns:cx5="http://schemas.microsoft.com/office/drawing/2016/5/11/chartex" xmlns:cx6="http://schemas.microsoft.com/office/drawing/2016/5/12/chartex" xmlns:cx7="http://schemas.microsoft.com/office/drawing/2016/5/13/chartex" xmlns:cx8="http://schemas.microsoft.com/office/drawing/2016/5/14/chartex" xmlns:mc="http://schemas.openxmlformats.org/markup-compatibility/2006" xmlns:aink="http://schemas.microsoft.com/office/drawing/2016/ink" xmlns:am3d="http://schemas.microsoft.com/office/drawing/2017/model3d" xmlns:o="urn:schemas-microsoft-com:office:office" xmlns:oel="http://schemas.microsoft.com/office/2019/extlst" xmlns:r="http://schemas.openxmlformats.org/officeDocument/2006/relationships" xmlns:m="http://schemas.openxmlformats.org/officeDocument/2006/math" xmlns:v="urn:schemas-microsoft-com:vml" xmlns:wp14="http://schemas.microsoft.com/office/word/2010/wordprocessingDrawing" xmlns:wp="http://schemas.openxmlformats.org/drawingml/2006/wordprocessingDrawing" xmlns:w10="urn:schemas-microsoft-com:office:word" xmlns:w="http://schemas.openxmlformats.org/wordprocessingml/2006/main" xmlns:w14="http://schemas.microsoft.com/office/word/2010/wordml" xmlns:w15="http://schemas.microsoft.com/office/word/2012/wordml" xmlns:w16cex="http://schemas.microsoft.com/office/word/2018/wordml/cex" xmlns:w16cid="http://schemas.microsoft.com/office/word/2016/wordml/cid" xmlns:w16="http://schemas.microsoft.com/office/word/2018/wordml" xmlns:w16du="http://schemas.microsoft.com/office/word/2023/wordml/word16du" xmlns:w16sdtdh="http://schemas.microsoft.com/office/word/2020/wordml/sdtdatahash" xmlns:w16sdtfl="http://schemas.microsoft.com/office/word/2024/wordml/sdtformatlock" xmlns:w16se="http://schemas.microsoft.com/office/word/2015/wordml/symex" xmlns:wpg="http://schemas.microsoft.com/office/word/2010/wordprocessingGroup" xmlns:wpi="http://schemas.microsoft.com/office/word/2010/wordprocessingInk" xmlns:wne="http://schemas.microsoft.com/office/word/2006/wordml" xmlns:wps="http://schemas.microsoft.com/office/word/2010/wordprocessingShape" mc:Ignorable="w14 w15 w16se w16cid w16 w16cex w16sdtdh w16sdtfl w16du wp14">
+<w:ftr xmlns:wpc="http://schemas.microsoft.com/office/word/2010/wordprocessingCanvas" xmlns:cx="http://schemas.microsoft.com/office/drawing/2014/chartex" xmlns:cx1="http://schemas.microsoft.com/office/drawing/2015/9/8/chartex" xmlns:cx2="http://schemas.microsoft.com/office/drawing/2015/10/21/chartex" xmlns:cx3="http://schemas.microsoft.com/office/drawing/2016/5/9/chartex" xmlns:cx4="http://schemas.microsoft.com/office/drawing/2016/5/10/chartex" xmlns:cx5="http://schemas.microsoft.com/office/drawing/2016/5/11/chartex" xmlns:cx6="http://schemas.microsoft.com/office/drawing/2016/5/12/chartex" xmlns:cx7="http://schemas.microsoft.com/office/drawing/2016/5/13/chartex" xmlns:cx8="http://schemas.microsoft.com/office/drawing/2016/5/14/chartex" xmlns:mc="http://schemas.openxmlformats.org/markup-compatibility/2006" xmlns:aink="http://schemas.microsoft.com/office/drawing/2016/ink" xmlns:am3d="http://schemas.microsoft.com/office/drawing/2017/model3d" xmlns:o="urn:schemas-microsoft-com:office:office" xmlns:oel="http://schemas.microsoft.com/office/2019/extlst" xmlns:r="http://schemas.openxmlformats.org/officeDocument/2006/relationships" xmlns:m="http://schemas.openxmlformats.org/officeDocument/2006/math" xmlns:v="urn:schemas-microsoft-com:vml" xmlns:wp14="http://schemas.microsoft.com/office/word/2010/wordprocessingDrawing" xmlns:wp="http://schemas.openxmlformats.org/drawingml/2006/wordprocessingDrawing" xmlns:w10="urn:schemas-microsoft-com:office:word" xmlns:w="http://schemas.openxmlformats.org/wordprocessingml/2006/main" xmlns:w14="http://schemas.microsoft.com/office/word/2010/wordml" xmlns:w15="http://schemas.microsoft.com/office/word/2012/wordml" xmlns:w16cex="http://schemas.microsoft.com/office/word/2018/wordml/cex" xmlns:w16cid="http://schemas.microsoft.com/office/word/2016/wordml/cid" xmlns:w16="http://schemas.microsoft.com/office/word/2018/wordml" xmlns:w16sdtdh="http://schemas.microsoft.com/office/word/2020/wordml/sdtdatahash" xmlns:w16se="http://schemas.microsoft.com/office/word/2015/wordml/symex" xmlns:wpg="http://schemas.microsoft.com/office/word/2010/wordprocessingGroup" xmlns:wpi="http://schemas.microsoft.com/office/word/2010/wordprocessingInk" xmlns:wne="http://schemas.microsoft.com/office/word/2006/wordml" xmlns:wps="http://schemas.microsoft.com/office/word/2010/wordprocessingShape" mc:Ignorable="w14 w15 w16se w16cid w16 w16cex w16sdtdh wp14">
   <w:p>
     <w:pPr>
       <w:pStyle w:val="Footer"/>
@@ -8764,7 +8784,7 @@
 </file>
 
 <file path=word/footer3.xml><?xml version="1.0" encoding="utf-8"?>
-<w:ftr xmlns:wpc="http://schemas.microsoft.com/office/word/2010/wordprocessingCanvas" xmlns:cx="http://schemas.microsoft.com/office/drawing/2014/chartex" xmlns:cx1="http://schemas.microsoft.com/office/drawing/2015/9/8/chartex" xmlns:cx2="http://schemas.microsoft.com/office/drawing/2015/10/21/chartex" xmlns:cx3="http://schemas.microsoft.com/office/drawing/2016/5/9/chartex" xmlns:cx4="http://schemas.microsoft.com/office/drawing/2016/5/10/chartex" xmlns:cx5="http://schemas.microsoft.com/office/drawing/2016/5/11/chartex" xmlns:cx6="http://schemas.microsoft.com/office/drawing/2016/5/12/chartex" xmlns:cx7="http://schemas.microsoft.com/office/drawing/2016/5/13/chartex" xmlns:cx8="http://schemas.microsoft.com/office/drawing/2016/5/14/chartex" xmlns:mc="http://schemas.openxmlformats.org/markup-compatibility/2006" xmlns:aink="http://schemas.microsoft.com/office/drawing/2016/ink" xmlns:am3d="http://schemas.microsoft.com/office/drawing/2017/model3d" xmlns:o="urn:schemas-microsoft-com:office:office" xmlns:oel="http://schemas.microsoft.com/office/2019/extlst" xmlns:r="http://schemas.openxmlformats.org/officeDocument/2006/relationships" xmlns:m="http://schemas.openxmlformats.org/officeDocument/2006/math" xmlns:v="urn:schemas-microsoft-com:vml" xmlns:wp14="http://schemas.microsoft.com/office/word/2010/wordprocessingDrawing" xmlns:wp="http://schemas.openxmlformats.org/drawingml/2006/wordprocessingDrawing" xmlns:w10="urn:schemas-microsoft-com:office:word" xmlns:w="http://schemas.openxmlformats.org/wordprocessingml/2006/main" xmlns:w14="http://schemas.microsoft.com/office/word/2010/wordml" xmlns:w15="http://schemas.microsoft.com/office/word/2012/wordml" xmlns:w16cex="http://schemas.microsoft.com/office/word/2018/wordml/cex" xmlns:w16cid="http://schemas.microsoft.com/office/word/2016/wordml/cid" xmlns:w16="http://schemas.microsoft.com/office/word/2018/wordml" xmlns:w16du="http://schemas.microsoft.com/office/word/2023/wordml/word16du" xmlns:w16sdtdh="http://schemas.microsoft.com/office/word/2020/wordml/sdtdatahash" xmlns:w16sdtfl="http://schemas.microsoft.com/office/word/2024/wordml/sdtformatlock" xmlns:w16se="http://schemas.microsoft.com/office/word/2015/wordml/symex" xmlns:wpg="http://schemas.microsoft.com/office/word/2010/wordprocessingGroup" xmlns:wpi="http://schemas.microsoft.com/office/word/2010/wordprocessingInk" xmlns:wne="http://schemas.microsoft.com/office/word/2006/wordml" xmlns:wps="http://schemas.microsoft.com/office/word/2010/wordprocessingShape" mc:Ignorable="w14 w15 w16se w16cid w16 w16cex w16sdtdh w16sdtfl w16du wp14">
+<w:ftr xmlns:wpc="http://schemas.microsoft.com/office/word/2010/wordprocessingCanvas" xmlns:cx="http://schemas.microsoft.com/office/drawing/2014/chartex" xmlns:cx1="http://schemas.microsoft.com/office/drawing/2015/9/8/chartex" xmlns:cx2="http://schemas.microsoft.com/office/drawing/2015/10/21/chartex" xmlns:cx3="http://schemas.microsoft.com/office/drawing/2016/5/9/chartex" xmlns:cx4="http://schemas.microsoft.com/office/drawing/2016/5/10/chartex" xmlns:cx5="http://schemas.microsoft.com/office/drawing/2016/5/11/chartex" xmlns:cx6="http://schemas.microsoft.com/office/drawing/2016/5/12/chartex" xmlns:cx7="http://schemas.microsoft.com/office/drawing/2016/5/13/chartex" xmlns:cx8="http://schemas.microsoft.com/office/drawing/2016/5/14/chartex" xmlns:mc="http://schemas.openxmlformats.org/markup-compatibility/2006" xmlns:aink="http://schemas.microsoft.com/office/drawing/2016/ink" xmlns:am3d="http://schemas.microsoft.com/office/drawing/2017/model3d" xmlns:o="urn:schemas-microsoft-com:office:office" xmlns:oel="http://schemas.microsoft.com/office/2019/extlst" xmlns:r="http://schemas.openxmlformats.org/officeDocument/2006/relationships" xmlns:m="http://schemas.openxmlformats.org/officeDocument/2006/math" xmlns:v="urn:schemas-microsoft-com:vml" xmlns:wp14="http://schemas.microsoft.com/office/word/2010/wordprocessingDrawing" xmlns:wp="http://schemas.openxmlformats.org/drawingml/2006/wordprocessingDrawing" xmlns:w10="urn:schemas-microsoft-com:office:word" xmlns:w="http://schemas.openxmlformats.org/wordprocessingml/2006/main" xmlns:w14="http://schemas.microsoft.com/office/word/2010/wordml" xmlns:w15="http://schemas.microsoft.com/office/word/2012/wordml" xmlns:w16cex="http://schemas.microsoft.com/office/word/2018/wordml/cex" xmlns:w16cid="http://schemas.microsoft.com/office/word/2016/wordml/cid" xmlns:w16="http://schemas.microsoft.com/office/word/2018/wordml" xmlns:w16sdtdh="http://schemas.microsoft.com/office/word/2020/wordml/sdtdatahash" xmlns:w16se="http://schemas.microsoft.com/office/word/2015/wordml/symex" xmlns:wpg="http://schemas.microsoft.com/office/word/2010/wordprocessingGroup" xmlns:wpi="http://schemas.microsoft.com/office/word/2010/wordprocessingInk" xmlns:wne="http://schemas.microsoft.com/office/word/2006/wordml" xmlns:wps="http://schemas.microsoft.com/office/word/2010/wordprocessingShape" mc:Ignorable="w14 w15 w16se w16cid w16 w16cex w16sdtdh wp14">
   <w:p>
     <w:pPr>
       <w:pStyle w:val="Footer"/>
@@ -8774,7 +8794,7 @@
 </file>
 
 <file path=word/footnotes.xml><?xml version="1.0" encoding="utf-8"?>
-<w:footnotes xmlns:wpc="http://schemas.microsoft.com/office/word/2010/wordprocessingCanvas" xmlns:cx="http://schemas.microsoft.com/office/drawing/2014/chartex" xmlns:cx1="http://schemas.microsoft.com/office/drawing/2015/9/8/chartex" xmlns:cx2="http://schemas.microsoft.com/office/drawing/2015/10/21/chartex" xmlns:cx3="http://schemas.microsoft.com/office/drawing/2016/5/9/chartex" xmlns:cx4="http://schemas.microsoft.com/office/drawing/2016/5/10/chartex" xmlns:cx5="http://schemas.microsoft.com/office/drawing/2016/5/11/chartex" xmlns:cx6="http://schemas.microsoft.com/office/drawing/2016/5/12/chartex" xmlns:cx7="http://schemas.microsoft.com/office/drawing/2016/5/13/chartex" xmlns:cx8="http://schemas.microsoft.com/office/drawing/2016/5/14/chartex" xmlns:mc="http://schemas.openxmlformats.org/markup-compatibility/2006" xmlns:aink="http://schemas.microsoft.com/office/drawing/2016/ink" xmlns:am3d="http://schemas.microsoft.com/office/drawing/2017/model3d" xmlns:o="urn:schemas-microsoft-com:office:office" xmlns:oel="http://schemas.microsoft.com/office/2019/extlst" xmlns:r="http://schemas.openxmlformats.org/officeDocument/2006/relationships" xmlns:m="http://schemas.openxmlformats.org/officeDocument/2006/math" xmlns:v="urn:schemas-microsoft-com:vml" xmlns:wp14="http://schemas.microsoft.com/office/word/2010/wordprocessingDrawing" xmlns:wp="http://schemas.openxmlformats.org/drawingml/2006/wordprocessingDrawing" xmlns:w10="urn:schemas-microsoft-com:office:word" xmlns:w="http://schemas.openxmlformats.org/wordprocessingml/2006/main" xmlns:w14="http://schemas.microsoft.com/office/word/2010/wordml" xmlns:w15="http://schemas.microsoft.com/office/word/2012/wordml" xmlns:w16cex="http://schemas.microsoft.com/office/word/2018/wordml/cex" xmlns:w16cid="http://schemas.microsoft.com/office/word/2016/wordml/cid" xmlns:w16="http://schemas.microsoft.com/office/word/2018/wordml" xmlns:w16du="http://schemas.microsoft.com/office/word/2023/wordml/word16du" xmlns:w16sdtdh="http://schemas.microsoft.com/office/word/2020/wordml/sdtdatahash" xmlns:w16sdtfl="http://schemas.microsoft.com/office/word/2024/wordml/sdtformatlock" xmlns:w16se="http://schemas.microsoft.com/office/word/2015/wordml/symex" xmlns:wpg="http://schemas.microsoft.com/office/word/2010/wordprocessingGroup" xmlns:wpi="http://schemas.microsoft.com/office/word/2010/wordprocessingInk" xmlns:wne="http://schemas.microsoft.com/office/word/2006/wordml" xmlns:wps="http://schemas.microsoft.com/office/word/2010/wordprocessingShape" mc:Ignorable="w14 w15 w16se w16cid w16 w16cex w16sdtdh w16sdtfl w16du wp14">
+<w:footnotes xmlns:wpc="http://schemas.microsoft.com/office/word/2010/wordprocessingCanvas" xmlns:cx="http://schemas.microsoft.com/office/drawing/2014/chartex" xmlns:cx1="http://schemas.microsoft.com/office/drawing/2015/9/8/chartex" xmlns:cx2="http://schemas.microsoft.com/office/drawing/2015/10/21/chartex" xmlns:cx3="http://schemas.microsoft.com/office/drawing/2016/5/9/chartex" xmlns:cx4="http://schemas.microsoft.com/office/drawing/2016/5/10/chartex" xmlns:cx5="http://schemas.microsoft.com/office/drawing/2016/5/11/chartex" xmlns:cx6="http://schemas.microsoft.com/office/drawing/2016/5/12/chartex" xmlns:cx7="http://schemas.microsoft.com/office/drawing/2016/5/13/chartex" xmlns:cx8="http://schemas.microsoft.com/office/drawing/2016/5/14/chartex" xmlns:mc="http://schemas.openxmlformats.org/markup-compatibility/2006" xmlns:aink="http://schemas.microsoft.com/office/drawing/2016/ink" xmlns:am3d="http://schemas.microsoft.com/office/drawing/2017/model3d" xmlns:o="urn:schemas-microsoft-com:office:office" xmlns:oel="http://schemas.microsoft.com/office/2019/extlst" xmlns:r="http://schemas.openxmlformats.org/officeDocument/2006/relationships" xmlns:m="http://schemas.openxmlformats.org/officeDocument/2006/math" xmlns:v="urn:schemas-microsoft-com:vml" xmlns:wp14="http://schemas.microsoft.com/office/word/2010/wordprocessingDrawing" xmlns:wp="http://schemas.openxmlformats.org/drawingml/2006/wordprocessingDrawing" xmlns:w10="urn:schemas-microsoft-com:office:word" xmlns:w="http://schemas.openxmlformats.org/wordprocessingml/2006/main" xmlns:w14="http://schemas.microsoft.com/office/word/2010/wordml" xmlns:w15="http://schemas.microsoft.com/office/word/2012/wordml" xmlns:w16cex="http://schemas.microsoft.com/office/word/2018/wordml/cex" xmlns:w16cid="http://schemas.microsoft.com/office/word/2016/wordml/cid" xmlns:w16="http://schemas.microsoft.com/office/word/2018/wordml" xmlns:w16sdtdh="http://schemas.microsoft.com/office/word/2020/wordml/sdtdatahash" xmlns:w16se="http://schemas.microsoft.com/office/word/2015/wordml/symex" xmlns:wpg="http://schemas.microsoft.com/office/word/2010/wordprocessingGroup" xmlns:wpi="http://schemas.microsoft.com/office/word/2010/wordprocessingInk" xmlns:wne="http://schemas.microsoft.com/office/word/2006/wordml" xmlns:wps="http://schemas.microsoft.com/office/word/2010/wordprocessingShape" mc:Ignorable="w14 w15 w16se w16cid w16 w16cex w16sdtdh wp14">
   <w:footnote w:type="separator" w:id="-1">
     <w:p>
       <w:pPr>
@@ -8799,7 +8819,7 @@
 </file>
 
 <file path=word/header1.xml><?xml version="1.0" encoding="utf-8"?>
-<w:hdr xmlns:wpc="http://schemas.microsoft.com/office/word/2010/wordprocessingCanvas" xmlns:cx="http://schemas.microsoft.com/office/drawing/2014/chartex" xmlns:cx1="http://schemas.microsoft.com/office/drawing/2015/9/8/chartex" xmlns:cx2="http://schemas.microsoft.com/office/drawing/2015/10/21/chartex" xmlns:cx3="http://schemas.microsoft.com/office/drawing/2016/5/9/chartex" xmlns:cx4="http://schemas.microsoft.com/office/drawing/2016/5/10/chartex" xmlns:cx5="http://schemas.microsoft.com/office/drawing/2016/5/11/chartex" xmlns:cx6="http://schemas.microsoft.com/office/drawing/2016/5/12/chartex" xmlns:cx7="http://schemas.microsoft.com/office/drawing/2016/5/13/chartex" xmlns:cx8="http://schemas.microsoft.com/office/drawing/2016/5/14/chartex" xmlns:mc="http://schemas.openxmlformats.org/markup-compatibility/2006" xmlns:aink="http://schemas.microsoft.com/office/drawing/2016/ink" xmlns:am3d="http://schemas.microsoft.com/office/drawing/2017/model3d" xmlns:o="urn:schemas-microsoft-com:office:office" xmlns:oel="http://schemas.microsoft.com/office/2019/extlst" xmlns:r="http://schemas.openxmlformats.org/officeDocument/2006/relationships" xmlns:m="http://schemas.openxmlformats.org/officeDocument/2006/math" xmlns:v="urn:schemas-microsoft-com:vml" xmlns:wp14="http://schemas.microsoft.com/office/word/2010/wordprocessingDrawing" xmlns:wp="http://schemas.openxmlformats.org/drawingml/2006/wordprocessingDrawing" xmlns:w10="urn:schemas-microsoft-com:office:word" xmlns:w="http://schemas.openxmlformats.org/wordprocessingml/2006/main" xmlns:w14="http://schemas.microsoft.com/office/word/2010/wordml" xmlns:w15="http://schemas.microsoft.com/office/word/2012/wordml" xmlns:w16cex="http://schemas.microsoft.com/office/word/2018/wordml/cex" xmlns:w16cid="http://schemas.microsoft.com/office/word/2016/wordml/cid" xmlns:w16="http://schemas.microsoft.com/office/word/2018/wordml" xmlns:w16du="http://schemas.microsoft.com/office/word/2023/wordml/word16du" xmlns:w16sdtdh="http://schemas.microsoft.com/office/word/2020/wordml/sdtdatahash" xmlns:w16sdtfl="http://schemas.microsoft.com/office/word/2024/wordml/sdtformatlock" xmlns:w16se="http://schemas.microsoft.com/office/word/2015/wordml/symex" xmlns:wpg="http://schemas.microsoft.com/office/word/2010/wordprocessingGroup" xmlns:wpi="http://schemas.microsoft.com/office/word/2010/wordprocessingInk" xmlns:wne="http://schemas.microsoft.com/office/word/2006/wordml" xmlns:wps="http://schemas.microsoft.com/office/word/2010/wordprocessingShape" mc:Ignorable="w14 w15 w16se w16cid w16 w16cex w16sdtdh w16sdtfl w16du wp14">
+<w:hdr xmlns:wpc="http://schemas.microsoft.com/office/word/2010/wordprocessingCanvas" xmlns:cx="http://schemas.microsoft.com/office/drawing/2014/chartex" xmlns:cx1="http://schemas.microsoft.com/office/drawing/2015/9/8/chartex" xmlns:cx2="http://schemas.microsoft.com/office/drawing/2015/10/21/chartex" xmlns:cx3="http://schemas.microsoft.com/office/drawing/2016/5/9/chartex" xmlns:cx4="http://schemas.microsoft.com/office/drawing/2016/5/10/chartex" xmlns:cx5="http://schemas.microsoft.com/office/drawing/2016/5/11/chartex" xmlns:cx6="http://schemas.microsoft.com/office/drawing/2016/5/12/chartex" xmlns:cx7="http://schemas.microsoft.com/office/drawing/2016/5/13/chartex" xmlns:cx8="http://schemas.microsoft.com/office/drawing/2016/5/14/chartex" xmlns:mc="http://schemas.openxmlformats.org/markup-compatibility/2006" xmlns:aink="http://schemas.microsoft.com/office/drawing/2016/ink" xmlns:am3d="http://schemas.microsoft.com/office/drawing/2017/model3d" xmlns:o="urn:schemas-microsoft-com:office:office" xmlns:oel="http://schemas.microsoft.com/office/2019/extlst" xmlns:r="http://schemas.openxmlformats.org/officeDocument/2006/relationships" xmlns:m="http://schemas.openxmlformats.org/officeDocument/2006/math" xmlns:v="urn:schemas-microsoft-com:vml" xmlns:wp14="http://schemas.microsoft.com/office/word/2010/wordprocessingDrawing" xmlns:wp="http://schemas.openxmlformats.org/drawingml/2006/wordprocessingDrawing" xmlns:w10="urn:schemas-microsoft-com:office:word" xmlns:w="http://schemas.openxmlformats.org/wordprocessingml/2006/main" xmlns:w14="http://schemas.microsoft.com/office/word/2010/wordml" xmlns:w15="http://schemas.microsoft.com/office/word/2012/wordml" xmlns:w16cex="http://schemas.microsoft.com/office/word/2018/wordml/cex" xmlns:w16cid="http://schemas.microsoft.com/office/word/2016/wordml/cid" xmlns:w16="http://schemas.microsoft.com/office/word/2018/wordml" xmlns:w16sdtdh="http://schemas.microsoft.com/office/word/2020/wordml/sdtdatahash" xmlns:w16se="http://schemas.microsoft.com/office/word/2015/wordml/symex" xmlns:wpg="http://schemas.microsoft.com/office/word/2010/wordprocessingGroup" xmlns:wpi="http://schemas.microsoft.com/office/word/2010/wordprocessingInk" xmlns:wne="http://schemas.microsoft.com/office/word/2006/wordml" xmlns:wps="http://schemas.microsoft.com/office/word/2010/wordprocessingShape" mc:Ignorable="w14 w15 w16se w16cid w16 w16cex w16sdtdh wp14">
   <w:p>
     <w:pPr>
       <w:pStyle w:val="Header"/>
@@ -8809,7 +8829,7 @@
 </file>
 
 <file path=word/header2.xml><?xml version="1.0" encoding="utf-8"?>
-<w:hdr xmlns:wpc="http://schemas.microsoft.com/office/word/2010/wordprocessingCanvas" xmlns:cx="http://schemas.microsoft.com/office/drawing/2014/chartex" xmlns:cx1="http://schemas.microsoft.com/office/drawing/2015/9/8/chartex" xmlns:cx2="http://schemas.microsoft.com/office/drawing/2015/10/21/chartex" xmlns:cx3="http://schemas.microsoft.com/office/drawing/2016/5/9/chartex" xmlns:cx4="http://schemas.microsoft.com/office/drawing/2016/5/10/chartex" xmlns:cx5="http://schemas.microsoft.com/office/drawing/2016/5/11/chartex" xmlns:cx6="http://schemas.microsoft.com/office/drawing/2016/5/12/chartex" xmlns:cx7="http://schemas.microsoft.com/office/drawing/2016/5/13/chartex" xmlns:cx8="http://schemas.microsoft.com/office/drawing/2016/5/14/chartex" xmlns:mc="http://schemas.openxmlformats.org/markup-compatibility/2006" xmlns:aink="http://schemas.microsoft.com/office/drawing/2016/ink" xmlns:am3d="http://schemas.microsoft.com/office/drawing/2017/model3d" xmlns:o="urn:schemas-microsoft-com:office:office" xmlns:oel="http://schemas.microsoft.com/office/2019/extlst" xmlns:r="http://schemas.openxmlformats.org/officeDocument/2006/relationships" xmlns:m="http://schemas.openxmlformats.org/officeDocument/2006/math" xmlns:v="urn:schemas-microsoft-com:vml" xmlns:wp14="http://schemas.microsoft.com/office/word/2010/wordprocessingDrawing" xmlns:wp="http://schemas.openxmlformats.org/drawingml/2006/wordprocessingDrawing" xmlns:w10="urn:schemas-microsoft-com:office:word" xmlns:w="http://schemas.openxmlformats.org/wordprocessingml/2006/main" xmlns:w14="http://schemas.microsoft.com/office/word/2010/wordml" xmlns:w15="http://schemas.microsoft.com/office/word/2012/wordml" xmlns:w16cex="http://schemas.microsoft.com/office/word/2018/wordml/cex" xmlns:w16cid="http://schemas.microsoft.com/office/word/2016/wordml/cid" xmlns:w16="http://schemas.microsoft.com/office/word/2018/wordml" xmlns:w16du="http://schemas.microsoft.com/office/word/2023/wordml/word16du" xmlns:w16sdtdh="http://schemas.microsoft.com/office/word/2020/wordml/sdtdatahash" xmlns:w16sdtfl="http://schemas.microsoft.com/office/word/2024/wordml/sdtformatlock" xmlns:w16se="http://schemas.microsoft.com/office/word/2015/wordml/symex" xmlns:wpg="http://schemas.microsoft.com/office/word/2010/wordprocessingGroup" xmlns:wpi="http://schemas.microsoft.com/office/word/2010/wordprocessingInk" xmlns:wne="http://schemas.microsoft.com/office/word/2006/wordml" xmlns:wps="http://schemas.microsoft.com/office/word/2010/wordprocessingShape" mc:Ignorable="w14 w15 w16se w16cid w16 w16cex w16sdtdh w16sdtfl w16du wp14">
+<w:hdr xmlns:wpc="http://schemas.microsoft.com/office/word/2010/wordprocessingCanvas" xmlns:cx="http://schemas.microsoft.com/office/drawing/2014/chartex" xmlns:cx1="http://schemas.microsoft.com/office/drawing/2015/9/8/chartex" xmlns:cx2="http://schemas.microsoft.com/office/drawing/2015/10/21/chartex" xmlns:cx3="http://schemas.microsoft.com/office/drawing/2016/5/9/chartex" xmlns:cx4="http://schemas.microsoft.com/office/drawing/2016/5/10/chartex" xmlns:cx5="http://schemas.microsoft.com/office/drawing/2016/5/11/chartex" xmlns:cx6="http://schemas.microsoft.com/office/drawing/2016/5/12/chartex" xmlns:cx7="http://schemas.microsoft.com/office/drawing/2016/5/13/chartex" xmlns:cx8="http://schemas.microsoft.com/office/drawing/2016/5/14/chartex" xmlns:mc="http://schemas.openxmlformats.org/markup-compatibility/2006" xmlns:aink="http://schemas.microsoft.com/office/drawing/2016/ink" xmlns:am3d="http://schemas.microsoft.com/office/drawing/2017/model3d" xmlns:o="urn:schemas-microsoft-com:office:office" xmlns:oel="http://schemas.microsoft.com/office/2019/extlst" xmlns:r="http://schemas.openxmlformats.org/officeDocument/2006/relationships" xmlns:m="http://schemas.openxmlformats.org/officeDocument/2006/math" xmlns:v="urn:schemas-microsoft-com:vml" xmlns:wp14="http://schemas.microsoft.com/office/word/2010/wordprocessingDrawing" xmlns:wp="http://schemas.openxmlformats.org/drawingml/2006/wordprocessingDrawing" xmlns:w10="urn:schemas-microsoft-com:office:word" xmlns:w="http://schemas.openxmlformats.org/wordprocessingml/2006/main" xmlns:w14="http://schemas.microsoft.com/office/word/2010/wordml" xmlns:w15="http://schemas.microsoft.com/office/word/2012/wordml" xmlns:w16cex="http://schemas.microsoft.com/office/word/2018/wordml/cex" xmlns:w16cid="http://schemas.microsoft.com/office/word/2016/wordml/cid" xmlns:w16="http://schemas.microsoft.com/office/word/2018/wordml" xmlns:w16sdtdh="http://schemas.microsoft.com/office/word/2020/wordml/sdtdatahash" xmlns:w16se="http://schemas.microsoft.com/office/word/2015/wordml/symex" xmlns:wpg="http://schemas.microsoft.com/office/word/2010/wordprocessingGroup" xmlns:wpi="http://schemas.microsoft.com/office/word/2010/wordprocessingInk" xmlns:wne="http://schemas.microsoft.com/office/word/2006/wordml" xmlns:wps="http://schemas.microsoft.com/office/word/2010/wordprocessingShape" mc:Ignorable="w14 w15 w16se w16cid w16 w16cex w16sdtdh wp14">
   <w:sdt>
     <w:sdtPr>
       <w:id w:val="-544680724"/>
@@ -8891,7 +8911,7 @@
 </file>
 
 <file path=word/header3.xml><?xml version="1.0" encoding="utf-8"?>
-<w:hdr xmlns:wpc="http://schemas.microsoft.com/office/word/2010/wordprocessingCanvas" xmlns:cx="http://schemas.microsoft.com/office/drawing/2014/chartex" xmlns:cx1="http://schemas.microsoft.com/office/drawing/2015/9/8/chartex" xmlns:cx2="http://schemas.microsoft.com/office/drawing/2015/10/21/chartex" xmlns:cx3="http://schemas.microsoft.com/office/drawing/2016/5/9/chartex" xmlns:cx4="http://schemas.microsoft.com/office/drawing/2016/5/10/chartex" xmlns:cx5="http://schemas.microsoft.com/office/drawing/2016/5/11/chartex" xmlns:cx6="http://schemas.microsoft.com/office/drawing/2016/5/12/chartex" xmlns:cx7="http://schemas.microsoft.com/office/drawing/2016/5/13/chartex" xmlns:cx8="http://schemas.microsoft.com/office/drawing/2016/5/14/chartex" xmlns:mc="http://schemas.openxmlformats.org/markup-compatibility/2006" xmlns:aink="http://schemas.microsoft.com/office/drawing/2016/ink" xmlns:am3d="http://schemas.microsoft.com/office/drawing/2017/model3d" xmlns:o="urn:schemas-microsoft-com:office:office" xmlns:oel="http://schemas.microsoft.com/office/2019/extlst" xmlns:r="http://schemas.openxmlformats.org/officeDocument/2006/relationships" xmlns:m="http://schemas.openxmlformats.org/officeDocument/2006/math" xmlns:v="urn:schemas-microsoft-com:vml" xmlns:wp14="http://schemas.microsoft.com/office/word/2010/wordprocessingDrawing" xmlns:wp="http://schemas.openxmlformats.org/drawingml/2006/wordprocessingDrawing" xmlns:w10="urn:schemas-microsoft-com:office:word" xmlns:w="http://schemas.openxmlformats.org/wordprocessingml/2006/main" xmlns:w14="http://schemas.microsoft.com/office/word/2010/wordml" xmlns:w15="http://schemas.microsoft.com/office/word/2012/wordml" xmlns:w16cex="http://schemas.microsoft.com/office/word/2018/wordml/cex" xmlns:w16cid="http://schemas.microsoft.com/office/word/2016/wordml/cid" xmlns:w16="http://schemas.microsoft.com/office/word/2018/wordml" xmlns:w16du="http://schemas.microsoft.com/office/word/2023/wordml/word16du" xmlns:w16sdtdh="http://schemas.microsoft.com/office/word/2020/wordml/sdtdatahash" xmlns:w16sdtfl="http://schemas.microsoft.com/office/word/2024/wordml/sdtformatlock" xmlns:w16se="http://schemas.microsoft.com/office/word/2015/wordml/symex" xmlns:wpg="http://schemas.microsoft.com/office/word/2010/wordprocessingGroup" xmlns:wpi="http://schemas.microsoft.com/office/word/2010/wordprocessingInk" xmlns:wne="http://schemas.microsoft.com/office/word/2006/wordml" xmlns:wps="http://schemas.microsoft.com/office/word/2010/wordprocessingShape" mc:Ignorable="w14 w15 w16se w16cid w16 w16cex w16sdtdh w16sdtfl w16du wp14">
+<w:hdr xmlns:wpc="http://schemas.microsoft.com/office/word/2010/wordprocessingCanvas" xmlns:cx="http://schemas.microsoft.com/office/drawing/2014/chartex" xmlns:cx1="http://schemas.microsoft.com/office/drawing/2015/9/8/chartex" xmlns:cx2="http://schemas.microsoft.com/office/drawing/2015/10/21/chartex" xmlns:cx3="http://schemas.microsoft.com/office/drawing/2016/5/9/chartex" xmlns:cx4="http://schemas.microsoft.com/office/drawing/2016/5/10/chartex" xmlns:cx5="http://schemas.microsoft.com/office/drawing/2016/5/11/chartex" xmlns:cx6="http://schemas.microsoft.com/office/drawing/2016/5/12/chartex" xmlns:cx7="http://schemas.microsoft.com/office/drawing/2016/5/13/chartex" xmlns:cx8="http://schemas.microsoft.com/office/drawing/2016/5/14/chartex" xmlns:mc="http://schemas.openxmlformats.org/markup-compatibility/2006" xmlns:aink="http://schemas.microsoft.com/office/drawing/2016/ink" xmlns:am3d="http://schemas.microsoft.com/office/drawing/2017/model3d" xmlns:o="urn:schemas-microsoft-com:office:office" xmlns:oel="http://schemas.microsoft.com/office/2019/extlst" xmlns:r="http://schemas.openxmlformats.org/officeDocument/2006/relationships" xmlns:m="http://schemas.openxmlformats.org/officeDocument/2006/math" xmlns:v="urn:schemas-microsoft-com:vml" xmlns:wp14="http://schemas.microsoft.com/office/word/2010/wordprocessingDrawing" xmlns:wp="http://schemas.openxmlformats.org/drawingml/2006/wordprocessingDrawing" xmlns:w10="urn:schemas-microsoft-com:office:word" xmlns:w="http://schemas.openxmlformats.org/wordprocessingml/2006/main" xmlns:w14="http://schemas.microsoft.com/office/word/2010/wordml" xmlns:w15="http://schemas.microsoft.com/office/word/2012/wordml" xmlns:w16cex="http://schemas.microsoft.com/office/word/2018/wordml/cex" xmlns:w16cid="http://schemas.microsoft.com/office/word/2016/wordml/cid" xmlns:w16="http://schemas.microsoft.com/office/word/2018/wordml" xmlns:w16sdtdh="http://schemas.microsoft.com/office/word/2020/wordml/sdtdatahash" xmlns:w16se="http://schemas.microsoft.com/office/word/2015/wordml/symex" xmlns:wpg="http://schemas.microsoft.com/office/word/2010/wordprocessingGroup" xmlns:wpi="http://schemas.microsoft.com/office/word/2010/wordprocessingInk" xmlns:wne="http://schemas.microsoft.com/office/word/2006/wordml" xmlns:wps="http://schemas.microsoft.com/office/word/2010/wordprocessingShape" mc:Ignorable="w14 w15 w16se w16cid w16 w16cex w16sdtdh wp14">
   <w:p>
     <w:pPr>
       <w:pStyle w:val="Header"/>
@@ -8901,7 +8921,7 @@
 </file>
 
 <file path=word/numbering.xml><?xml version="1.0" encoding="utf-8"?>
-<w:numbering xmlns:wpc="http://schemas.microsoft.com/office/word/2010/wordprocessingCanvas" xmlns:cx="http://schemas.microsoft.com/office/drawing/2014/chartex" xmlns:cx1="http://schemas.microsoft.com/office/drawing/2015/9/8/chartex" xmlns:cx2="http://schemas.microsoft.com/office/drawing/2015/10/21/chartex" xmlns:cx3="http://schemas.microsoft.com/office/drawing/2016/5/9/chartex" xmlns:cx4="http://schemas.microsoft.com/office/drawing/2016/5/10/chartex" xmlns:cx5="http://schemas.microsoft.com/office/drawing/2016/5/11/chartex" xmlns:cx6="http://schemas.microsoft.com/office/drawing/2016/5/12/chartex" xmlns:cx7="http://schemas.microsoft.com/office/drawing/2016/5/13/chartex" xmlns:cx8="http://schemas.microsoft.com/office/drawing/2016/5/14/chartex" xmlns:mc="http://schemas.openxmlformats.org/markup-compatibility/2006" xmlns:aink="http://schemas.microsoft.com/office/drawing/2016/ink" xmlns:am3d="http://schemas.microsoft.com/office/drawing/2017/model3d" xmlns:o="urn:schemas-microsoft-com:office:office" xmlns:oel="http://schemas.microsoft.com/office/2019/extlst" xmlns:r="http://schemas.openxmlformats.org/officeDocument/2006/relationships" xmlns:m="http://schemas.openxmlformats.org/officeDocument/2006/math" xmlns:v="urn:schemas-microsoft-com:vml" xmlns:wp14="http://schemas.microsoft.com/office/word/2010/wordprocessingDrawing" xmlns:wp="http://schemas.openxmlformats.org/drawingml/2006/wordprocessingDrawing" xmlns:w10="urn:schemas-microsoft-com:office:word" xmlns:w="http://schemas.openxmlformats.org/wordprocessingml/2006/main" xmlns:w14="http://schemas.microsoft.com/office/word/2010/wordml" xmlns:w15="http://schemas.microsoft.com/office/word/2012/wordml" xmlns:w16cex="http://schemas.microsoft.com/office/word/2018/wordml/cex" xmlns:w16cid="http://schemas.microsoft.com/office/word/2016/wordml/cid" xmlns:w16="http://schemas.microsoft.com/office/word/2018/wordml" xmlns:w16du="http://schemas.microsoft.com/office/word/2023/wordml/word16du" xmlns:w16sdtdh="http://schemas.microsoft.com/office/word/2020/wordml/sdtdatahash" xmlns:w16sdtfl="http://schemas.microsoft.com/office/word/2024/wordml/sdtformatlock" xmlns:w16se="http://schemas.microsoft.com/office/word/2015/wordml/symex" xmlns:wpg="http://schemas.microsoft.com/office/word/2010/wordprocessingGroup" xmlns:wpi="http://schemas.microsoft.com/office/word/2010/wordprocessingInk" xmlns:wne="http://schemas.microsoft.com/office/word/2006/wordml" xmlns:wps="http://schemas.microsoft.com/office/word/2010/wordprocessingShape" mc:Ignorable="w14 w15 w16se w16cid w16 w16cex w16sdtdh w16sdtfl w16du wp14">
+<w:numbering xmlns:wpc="http://schemas.microsoft.com/office/word/2010/wordprocessingCanvas" xmlns:cx="http://schemas.microsoft.com/office/drawing/2014/chartex" xmlns:cx1="http://schemas.microsoft.com/office/drawing/2015/9/8/chartex" xmlns:cx2="http://schemas.microsoft.com/office/drawing/2015/10/21/chartex" xmlns:cx3="http://schemas.microsoft.com/office/drawing/2016/5/9/chartex" xmlns:cx4="http://schemas.microsoft.com/office/drawing/2016/5/10/chartex" xmlns:cx5="http://schemas.microsoft.com/office/drawing/2016/5/11/chartex" xmlns:cx6="http://schemas.microsoft.com/office/drawing/2016/5/12/chartex" xmlns:cx7="http://schemas.microsoft.com/office/drawing/2016/5/13/chartex" xmlns:cx8="http://schemas.microsoft.com/office/drawing/2016/5/14/chartex" xmlns:mc="http://schemas.openxmlformats.org/markup-compatibility/2006" xmlns:aink="http://schemas.microsoft.com/office/drawing/2016/ink" xmlns:am3d="http://schemas.microsoft.com/office/drawing/2017/model3d" xmlns:o="urn:schemas-microsoft-com:office:office" xmlns:oel="http://schemas.microsoft.com/office/2019/extlst" xmlns:r="http://schemas.openxmlformats.org/officeDocument/2006/relationships" xmlns:m="http://schemas.openxmlformats.org/officeDocument/2006/math" xmlns:v="urn:schemas-microsoft-com:vml" xmlns:wp14="http://schemas.microsoft.com/office/word/2010/wordprocessingDrawing" xmlns:wp="http://schemas.openxmlformats.org/drawingml/2006/wordprocessingDrawing" xmlns:w10="urn:schemas-microsoft-com:office:word" xmlns:w="http://schemas.openxmlformats.org/wordprocessingml/2006/main" xmlns:w14="http://schemas.microsoft.com/office/word/2010/wordml" xmlns:w15="http://schemas.microsoft.com/office/word/2012/wordml" xmlns:w16cex="http://schemas.microsoft.com/office/word/2018/wordml/cex" xmlns:w16cid="http://schemas.microsoft.com/office/word/2016/wordml/cid" xmlns:w16="http://schemas.microsoft.com/office/word/2018/wordml" xmlns:w16sdtdh="http://schemas.microsoft.com/office/word/2020/wordml/sdtdatahash" xmlns:w16se="http://schemas.microsoft.com/office/word/2015/wordml/symex" xmlns:wpg="http://schemas.microsoft.com/office/word/2010/wordprocessingGroup" xmlns:wpi="http://schemas.microsoft.com/office/word/2010/wordprocessingInk" xmlns:wne="http://schemas.microsoft.com/office/word/2006/wordml" xmlns:wps="http://schemas.microsoft.com/office/word/2010/wordprocessingShape" mc:Ignorable="w14 w15 w16se w16cid w16 w16cex w16sdtdh wp14">
   <w:abstractNum w:abstractNumId="0" w15:restartNumberingAfterBreak="0">
     <w:nsid w:val="2A826B2B"/>
     <w:multiLevelType w:val="hybridMultilevel"/>
@@ -9482,7 +9502,7 @@
 </file>
 
 <file path=word/styles.xml><?xml version="1.0" encoding="utf-8"?>
-<w:styles xmlns:mc="http://schemas.openxmlformats.org/markup-compatibility/2006" xmlns:r="http://schemas.openxmlformats.org/officeDocument/2006/relationships" xmlns:w="http://schemas.openxmlformats.org/wordprocessingml/2006/main" xmlns:w14="http://schemas.microsoft.com/office/word/2010/wordml" xmlns:w15="http://schemas.microsoft.com/office/word/2012/wordml" xmlns:w16cex="http://schemas.microsoft.com/office/word/2018/wordml/cex" xmlns:w16cid="http://schemas.microsoft.com/office/word/2016/wordml/cid" xmlns:w16="http://schemas.microsoft.com/office/word/2018/wordml" xmlns:w16du="http://schemas.microsoft.com/office/word/2023/wordml/word16du" xmlns:w16sdtdh="http://schemas.microsoft.com/office/word/2020/wordml/sdtdatahash" xmlns:w16sdtfl="http://schemas.microsoft.com/office/word/2024/wordml/sdtformatlock" xmlns:w16se="http://schemas.microsoft.com/office/word/2015/wordml/symex" mc:Ignorable="w14 w15 w16se w16cid w16 w16cex w16sdtdh w16sdtfl w16du">
+<w:styles xmlns:mc="http://schemas.openxmlformats.org/markup-compatibility/2006" xmlns:r="http://schemas.openxmlformats.org/officeDocument/2006/relationships" xmlns:w="http://schemas.openxmlformats.org/wordprocessingml/2006/main" xmlns:w14="http://schemas.microsoft.com/office/word/2010/wordml" xmlns:w15="http://schemas.microsoft.com/office/word/2012/wordml" xmlns:w16cex="http://schemas.microsoft.com/office/word/2018/wordml/cex" xmlns:w16cid="http://schemas.microsoft.com/office/word/2016/wordml/cid" xmlns:w16="http://schemas.microsoft.com/office/word/2018/wordml" xmlns:w16sdtdh="http://schemas.microsoft.com/office/word/2020/wordml/sdtdatahash" xmlns:w16se="http://schemas.microsoft.com/office/word/2015/wordml/symex" mc:Ignorable="w14 w15 w16se w16cid w16 w16cex w16sdtdh">
   <w:docDefaults>
     <w:rPrDefault>
       <w:rPr>

--- a/_Documects/end/บทที่-4.docx
+++ b/_Documects/end/บทที่-4.docx
@@ -756,11 +756,21 @@
             <w:r>
               <w:rPr>
                 <w:rFonts w:ascii="TH SarabunPSK" w:hAnsi="TH SarabunPSK" w:cs="TH SarabunPSK" w:hint="cs"/>
-                <w:sz w:val="32"/>
-                <w:szCs w:val="32"/>
-                <w:cs/>
-              </w:rPr>
-              <w:t>การใช้งานหน้าหลัก</w:t>
+                <w:color w:val="000000" w:themeColor="text1"/>
+                <w:sz w:val="32"/>
+                <w:szCs w:val="32"/>
+                <w:cs/>
+              </w:rPr>
+              <w:t>หน้า</w:t>
+            </w:r>
+            <w:r>
+              <w:rPr>
+                <w:rFonts w:ascii="TH SarabunPSK" w:hAnsi="TH SarabunPSK" w:cs="TH SarabunPSK" w:hint="cs"/>
+                <w:sz w:val="32"/>
+                <w:szCs w:val="32"/>
+                <w:cs/>
+              </w:rPr>
+              <w:t>โปรไฟล์</w:t>
             </w:r>
           </w:p>
         </w:tc>
@@ -862,11 +872,12 @@
             <w:r>
               <w:rPr>
                 <w:rFonts w:ascii="TH SarabunPSK" w:hAnsi="TH SarabunPSK" w:cs="TH SarabunPSK" w:hint="cs"/>
-                <w:sz w:val="32"/>
-                <w:szCs w:val="32"/>
-                <w:cs/>
-              </w:rPr>
-              <w:t>การแสดงโปรไฟล์</w:t>
+                <w:color w:val="000000" w:themeColor="text1"/>
+                <w:sz w:val="32"/>
+                <w:szCs w:val="32"/>
+                <w:cs/>
+              </w:rPr>
+              <w:t>การสนับสนุนสตรีมเมอร์</w:t>
             </w:r>
           </w:p>
         </w:tc>
@@ -959,12 +970,21 @@
             </w:r>
             <w:r>
               <w:rPr>
-                <w:rFonts w:ascii="TH SarabunPSK" w:hAnsi="TH SarabunPSK" w:cs="TH SarabunPSK" w:hint="cs"/>
-                <w:sz w:val="32"/>
-                <w:szCs w:val="32"/>
-                <w:cs/>
-              </w:rPr>
-              <w:t>การแก้ไขข้อมูล</w:t>
+                <w:rFonts w:ascii="TH SarabunPSK" w:hAnsi="TH SarabunPSK" w:cs="TH SarabunPSK"/>
+                <w:sz w:val="32"/>
+                <w:szCs w:val="32"/>
+                <w:cs/>
+              </w:rPr>
+              <w:t>การ</w:t>
+            </w:r>
+            <w:r>
+              <w:rPr>
+                <w:rFonts w:ascii="TH SarabunPSK" w:hAnsi="TH SarabunPSK" w:cs="TH SarabunPSK" w:hint="cs"/>
+                <w:sz w:val="32"/>
+                <w:szCs w:val="32"/>
+                <w:cs/>
+              </w:rPr>
+              <w:t>ชำระเงิน</w:t>
             </w:r>
           </w:p>
         </w:tc>
@@ -1062,7 +1082,17 @@
                 <w:szCs w:val="32"/>
                 <w:cs/>
               </w:rPr>
-              <w:t xml:space="preserve"> การเปลี่ยนรหัสผ่าน</w:t>
+              <w:t xml:space="preserve"> </w:t>
+            </w:r>
+            <w:r>
+              <w:rPr>
+                <w:rFonts w:ascii="TH SarabunPSK" w:hAnsi="TH SarabunPSK" w:cs="TH SarabunPSK" w:hint="cs"/>
+                <w:color w:val="000000" w:themeColor="text1"/>
+                <w:sz w:val="32"/>
+                <w:szCs w:val="32"/>
+                <w:cs/>
+              </w:rPr>
+              <w:t>หน้าจอแสดงผลสตรีมเมอร์</w:t>
             </w:r>
           </w:p>
         </w:tc>
@@ -1167,16 +1197,16 @@
                 <w:szCs w:val="32"/>
                 <w:cs/>
               </w:rPr>
-              <w:t>การ</w:t>
-            </w:r>
-            <w:r>
-              <w:rPr>
-                <w:rFonts w:ascii="TH SarabunPSK" w:hAnsi="TH SarabunPSK" w:cs="TH SarabunPSK" w:hint="cs"/>
-                <w:sz w:val="32"/>
-                <w:szCs w:val="32"/>
-                <w:cs/>
-              </w:rPr>
-              <w:t>ชำระเงิน</w:t>
+              <w:t>หน้าจอ</w:t>
+            </w:r>
+            <w:r>
+              <w:rPr>
+                <w:rFonts w:ascii="TH SarabunPSK" w:hAnsi="TH SarabunPSK" w:cs="TH SarabunPSK" w:hint="cs"/>
+                <w:sz w:val="32"/>
+                <w:szCs w:val="32"/>
+                <w:cs/>
+              </w:rPr>
+              <w:t>การเงินทั้งหมดของสตรีมเมอร์</w:t>
             </w:r>
           </w:p>
         </w:tc>
@@ -1277,12 +1307,21 @@
             </w:r>
             <w:r>
               <w:rPr>
-                <w:rFonts w:ascii="TH SarabunPSK" w:hAnsi="TH SarabunPSK" w:cs="TH SarabunPSK" w:hint="cs"/>
-                <w:sz w:val="32"/>
-                <w:szCs w:val="32"/>
-                <w:cs/>
-              </w:rPr>
-              <w:t>การแสดงผลหน้าจอของสตรีมเมอร์</w:t>
+                <w:rFonts w:ascii="TH SarabunPSK" w:hAnsi="TH SarabunPSK" w:cs="TH SarabunPSK"/>
+                <w:sz w:val="32"/>
+                <w:szCs w:val="32"/>
+                <w:cs/>
+              </w:rPr>
+              <w:t>หน้าจอ</w:t>
+            </w:r>
+            <w:r>
+              <w:rPr>
+                <w:rFonts w:ascii="TH SarabunPSK" w:hAnsi="TH SarabunPSK" w:cs="TH SarabunPSK" w:hint="cs"/>
+                <w:sz w:val="32"/>
+                <w:szCs w:val="32"/>
+                <w:cs/>
+              </w:rPr>
+              <w:t>จัดการผู้ใช้และข้อมูลการเงินของผู้ดูแลระบบ</w:t>
             </w:r>
           </w:p>
         </w:tc>
@@ -1383,258 +1422,21 @@
             </w:r>
             <w:r>
               <w:rPr>
-                <w:rFonts w:ascii="TH SarabunPSK" w:hAnsi="TH SarabunPSK" w:cs="TH SarabunPSK" w:hint="cs"/>
-                <w:sz w:val="32"/>
-                <w:szCs w:val="32"/>
-                <w:cs/>
-              </w:rPr>
-              <w:t>หน้าจัดการสตรีมเมอร์</w:t>
-            </w:r>
-          </w:p>
-        </w:tc>
-        <w:tc>
-          <w:tcPr>
-            <w:tcW w:w="1643" w:type="dxa"/>
-            <w:vAlign w:val="center"/>
-          </w:tcPr>
-          <w:p>
-            <w:pPr>
-              <w:jc w:val="center"/>
-              <w:rPr>
-                <w:rFonts w:ascii="Segoe UI Symbol" w:hAnsi="Segoe UI Symbol" w:cs="Segoe UI Symbol"/>
-                <w:sz w:val="32"/>
-                <w:szCs w:val="32"/>
-              </w:rPr>
-            </w:pPr>
-            <w:r>
-              <w:rPr>
-                <w:rFonts w:ascii="Segoe UI Symbol" w:hAnsi="Segoe UI Symbol" w:cs="Segoe UI Symbol"/>
-                <w:sz w:val="32"/>
-                <w:szCs w:val="32"/>
-              </w:rPr>
-              <w:t>🗸</w:t>
-            </w:r>
-          </w:p>
-        </w:tc>
-        <w:tc>
-          <w:tcPr>
-            <w:tcW w:w="1502" w:type="dxa"/>
-            <w:vAlign w:val="center"/>
-          </w:tcPr>
-          <w:p>
-            <w:pPr>
-              <w:jc w:val="center"/>
-              <w:rPr>
-                <w:rFonts w:ascii="TH SarabunPSK" w:hAnsi="TH SarabunPSK" w:cs="TH SarabunPSK"/>
-                <w:sz w:val="32"/>
-                <w:szCs w:val="32"/>
-              </w:rPr>
-            </w:pPr>
-          </w:p>
-        </w:tc>
-        <w:tc>
-          <w:tcPr>
-            <w:tcW w:w="2985" w:type="dxa"/>
-          </w:tcPr>
-          <w:p>
-            <w:pPr>
-              <w:rPr>
-                <w:rFonts w:ascii="TH SarabunPSK" w:hAnsi="TH SarabunPSK" w:cs="TH SarabunPSK"/>
-                <w:sz w:val="32"/>
-                <w:szCs w:val="32"/>
-                <w:cs/>
-              </w:rPr>
-            </w:pPr>
-            <w:r>
-              <w:rPr>
-                <w:rFonts w:ascii="TH SarabunPSK" w:hAnsi="TH SarabunPSK" w:cs="TH SarabunPSK"/>
-                <w:sz w:val="32"/>
-                <w:szCs w:val="32"/>
-                <w:cs/>
-              </w:rPr>
-              <w:t>สามารถใช้งานได้</w:t>
-            </w:r>
-          </w:p>
-        </w:tc>
-      </w:tr>
-      <w:tr>
-        <w:tc>
-          <w:tcPr>
-            <w:tcW w:w="2166" w:type="dxa"/>
-          </w:tcPr>
-          <w:p>
-            <w:pPr>
-              <w:rPr>
-                <w:rFonts w:ascii="TH SarabunPSK" w:hAnsi="TH SarabunPSK" w:cs="TH SarabunPSK"/>
-                <w:sz w:val="32"/>
-                <w:szCs w:val="32"/>
-              </w:rPr>
-            </w:pPr>
-            <w:r>
-              <w:rPr>
-                <w:rFonts w:ascii="TH SarabunPSK" w:hAnsi="TH SarabunPSK" w:cs="TH SarabunPSK"/>
-                <w:sz w:val="32"/>
-                <w:szCs w:val="32"/>
-              </w:rPr>
-              <w:t>10</w:t>
-            </w:r>
-            <w:r>
-              <w:rPr>
-                <w:rFonts w:ascii="TH SarabunPSK" w:hAnsi="TH SarabunPSK" w:cs="TH SarabunPSK"/>
-                <w:sz w:val="32"/>
-                <w:szCs w:val="32"/>
-              </w:rPr>
-              <w:t xml:space="preserve">. </w:t>
-            </w:r>
-            <w:r>
-              <w:rPr>
-                <w:rFonts w:ascii="TH SarabunPSK" w:hAnsi="TH SarabunPSK" w:cs="TH SarabunPSK"/>
-                <w:sz w:val="32"/>
-                <w:szCs w:val="32"/>
-                <w:cs/>
-              </w:rPr>
-              <w:t>การ</w:t>
-            </w:r>
-            <w:r>
-              <w:rPr>
-                <w:rFonts w:ascii="TH SarabunPSK" w:hAnsi="TH SarabunPSK" w:cs="TH SarabunPSK" w:hint="cs"/>
-                <w:sz w:val="32"/>
-                <w:szCs w:val="32"/>
-                <w:cs/>
-              </w:rPr>
-              <w:t>หน้า</w:t>
-            </w:r>
-            <w:r>
-              <w:rPr>
-                <w:rFonts w:ascii="TH SarabunPSK" w:hAnsi="TH SarabunPSK" w:cs="TH SarabunPSK" w:hint="cs"/>
-                <w:sz w:val="32"/>
-                <w:szCs w:val="32"/>
-                <w:cs/>
-              </w:rPr>
-              <w:t>จัดการ</w:t>
-            </w:r>
-            <w:r>
-              <w:rPr>
-                <w:rFonts w:ascii="TH SarabunPSK" w:hAnsi="TH SarabunPSK" w:cs="TH SarabunPSK" w:hint="cs"/>
-                <w:sz w:val="32"/>
-                <w:szCs w:val="32"/>
-                <w:cs/>
-              </w:rPr>
-              <w:t>ผู้ใช้</w:t>
-            </w:r>
-          </w:p>
-        </w:tc>
-        <w:tc>
-          <w:tcPr>
-            <w:tcW w:w="1643" w:type="dxa"/>
-            <w:vAlign w:val="center"/>
-          </w:tcPr>
-          <w:p>
-            <w:pPr>
-              <w:jc w:val="center"/>
-              <w:rPr>
-                <w:rFonts w:ascii="Segoe UI Symbol" w:hAnsi="Segoe UI Symbol" w:cs="Segoe UI Symbol"/>
-                <w:sz w:val="32"/>
-                <w:szCs w:val="32"/>
-              </w:rPr>
-            </w:pPr>
-            <w:r>
-              <w:rPr>
-                <w:rFonts w:ascii="Segoe UI Symbol" w:hAnsi="Segoe UI Symbol" w:cs="Segoe UI Symbol"/>
-                <w:sz w:val="32"/>
-                <w:szCs w:val="32"/>
-              </w:rPr>
-              <w:t>🗸</w:t>
-            </w:r>
-          </w:p>
-        </w:tc>
-        <w:tc>
-          <w:tcPr>
-            <w:tcW w:w="1502" w:type="dxa"/>
-            <w:vAlign w:val="center"/>
-          </w:tcPr>
-          <w:p>
-            <w:pPr>
-              <w:jc w:val="center"/>
-              <w:rPr>
-                <w:rFonts w:ascii="TH SarabunPSK" w:hAnsi="TH SarabunPSK" w:cs="TH SarabunPSK"/>
-                <w:sz w:val="32"/>
-                <w:szCs w:val="32"/>
-              </w:rPr>
-            </w:pPr>
-          </w:p>
-        </w:tc>
-        <w:tc>
-          <w:tcPr>
-            <w:tcW w:w="2985" w:type="dxa"/>
-          </w:tcPr>
-          <w:p>
-            <w:pPr>
-              <w:rPr>
-                <w:rFonts w:ascii="TH SarabunPSK" w:hAnsi="TH SarabunPSK" w:cs="TH SarabunPSK"/>
-                <w:sz w:val="32"/>
-                <w:szCs w:val="32"/>
-                <w:cs/>
-              </w:rPr>
-            </w:pPr>
-            <w:r>
-              <w:rPr>
-                <w:rFonts w:ascii="TH SarabunPSK" w:hAnsi="TH SarabunPSK" w:cs="TH SarabunPSK"/>
-                <w:sz w:val="32"/>
-                <w:szCs w:val="32"/>
-                <w:cs/>
-              </w:rPr>
-              <w:t>สามารถใช้งานได้</w:t>
-            </w:r>
-          </w:p>
-        </w:tc>
-      </w:tr>
-      <w:tr>
-        <w:tc>
-          <w:tcPr>
-            <w:tcW w:w="2166" w:type="dxa"/>
-          </w:tcPr>
-          <w:p>
-            <w:pPr>
-              <w:rPr>
-                <w:rFonts w:ascii="TH SarabunPSK" w:hAnsi="TH SarabunPSK" w:cs="TH SarabunPSK"/>
-                <w:sz w:val="32"/>
-                <w:szCs w:val="32"/>
-              </w:rPr>
-            </w:pPr>
-            <w:r>
-              <w:rPr>
-                <w:rFonts w:ascii="TH SarabunPSK" w:hAnsi="TH SarabunPSK" w:cs="TH SarabunPSK"/>
-                <w:sz w:val="32"/>
-                <w:szCs w:val="32"/>
-              </w:rPr>
-              <w:t>11</w:t>
-            </w:r>
-            <w:r>
-              <w:rPr>
-                <w:rFonts w:ascii="TH SarabunPSK" w:hAnsi="TH SarabunPSK" w:cs="TH SarabunPSK"/>
-                <w:sz w:val="32"/>
-                <w:szCs w:val="32"/>
-              </w:rPr>
-              <w:t xml:space="preserve">. </w:t>
-            </w:r>
-            <w:r>
-              <w:rPr>
-                <w:rFonts w:ascii="TH SarabunPSK" w:hAnsi="TH SarabunPSK" w:cs="TH SarabunPSK"/>
-                <w:sz w:val="32"/>
-                <w:szCs w:val="32"/>
-                <w:cs/>
-              </w:rPr>
-              <w:t>การ</w:t>
-            </w:r>
-            <w:r>
-              <w:rPr>
-                <w:rFonts w:ascii="TH SarabunPSK" w:hAnsi="TH SarabunPSK" w:cs="TH SarabunPSK" w:hint="cs"/>
-                <w:sz w:val="32"/>
-                <w:szCs w:val="32"/>
-                <w:cs/>
-              </w:rPr>
-              <w:t>หน้าจัดการการเงินของผู้ใช้</w:t>
+                <w:rFonts w:ascii="TH SarabunPSK" w:hAnsi="TH SarabunPSK" w:cs="TH SarabunPSK"/>
+                <w:sz w:val="32"/>
+                <w:szCs w:val="32"/>
+                <w:cs/>
+              </w:rPr>
+              <w:t>หน้าจอ</w:t>
+            </w:r>
+            <w:r>
+              <w:rPr>
+                <w:rFonts w:ascii="TH SarabunPSK" w:hAnsi="TH SarabunPSK" w:cs="TH SarabunPSK" w:hint="cs"/>
+                <w:sz w:val="32"/>
+                <w:szCs w:val="32"/>
+                <w:cs/>
+              </w:rPr>
+              <w:t>จัดการผู้ใช้ของผู้ดูแลระบบ</w:t>
             </w:r>
           </w:p>
         </w:tc>
@@ -1714,6 +1516,17 @@
           <w:szCs w:val="32"/>
         </w:rPr>
       </w:pPr>
+    </w:p>
+    <w:p>
+      <w:pPr>
+        <w:spacing w:after="0" w:line="240" w:lineRule="auto"/>
+        <w:ind w:firstLine="720"/>
+        <w:rPr>
+          <w:rFonts w:ascii="TH SarabunPSK" w:hAnsi="TH SarabunPSK" w:cs="TH SarabunPSK"/>
+          <w:sz w:val="32"/>
+          <w:szCs w:val="32"/>
+        </w:rPr>
+      </w:pPr>
       <w:r>
         <w:rPr>
           <w:rFonts w:ascii="TH SarabunPSK" w:hAnsi="TH SarabunPSK" w:cs="TH SarabunPSK" w:hint="cs"/>
@@ -1799,7 +1612,7 @@
         <w:pStyle w:val="Thesis-Style"/>
         <w:jc w:val="thaiDistribute"/>
         <w:rPr>
-          <w:rFonts w:ascii="TH SarabunPSK" w:hAnsi="TH SarabunPSK" w:cs="TH SarabunPSK"/>
+          <w:rFonts w:ascii="TH SarabunPSK" w:hAnsi="TH SarabunPSK" w:cs="TH SarabunPSK" w:hint="cs"/>
           <w:b/>
           <w:bCs/>
         </w:rPr>
@@ -1808,89 +1621,73 @@
     <w:p>
       <w:pPr>
         <w:pStyle w:val="Thesis-Style"/>
-        <w:jc w:val="thaiDistribute"/>
-        <w:rPr>
-          <w:rFonts w:ascii="TH SarabunPSK" w:hAnsi="TH SarabunPSK" w:cs="TH SarabunPSK"/>
+        <w:rPr>
+          <w:rFonts w:ascii="TH SarabunPSK" w:hAnsi="TH SarabunPSK" w:cs="TH SarabunPSK"/>
+          <w:spacing w:val="-8"/>
+        </w:rPr>
+      </w:pPr>
+      <w:r>
+        <w:rPr>
+          <w:rFonts w:ascii="TH SarabunPSK" w:hAnsi="TH SarabunPSK" w:cs="TH SarabunPSK" w:hint="cs"/>
           <w:b/>
           <w:bCs/>
-        </w:rPr>
-      </w:pPr>
-    </w:p>
-    <w:p>
-      <w:pPr>
-        <w:pStyle w:val="Thesis-Style"/>
-        <w:jc w:val="thaiDistribute"/>
-        <w:rPr>
-          <w:rFonts w:ascii="TH SarabunPSK" w:hAnsi="TH SarabunPSK" w:cs="TH SarabunPSK"/>
+          <w:spacing w:val="-8"/>
+          <w:cs/>
+        </w:rPr>
+        <w:lastRenderedPageBreak/>
+        <w:t xml:space="preserve">4.2 </w:t>
+      </w:r>
+      <w:r>
+        <w:rPr>
+          <w:rFonts w:ascii="TH SarabunPSK" w:hAnsi="TH SarabunPSK" w:cs="TH SarabunPSK" w:hint="cs"/>
           <w:b/>
           <w:bCs/>
-        </w:rPr>
-      </w:pPr>
-    </w:p>
-    <w:p>
-      <w:pPr>
-        <w:pStyle w:val="Thesis-Style"/>
-        <w:jc w:val="thaiDistribute"/>
-        <w:rPr>
-          <w:rFonts w:ascii="TH SarabunPSK" w:hAnsi="TH SarabunPSK" w:cs="TH SarabunPSK"/>
-        </w:rPr>
-      </w:pPr>
+          <w:spacing w:val="-8"/>
+          <w:cs/>
+        </w:rPr>
+        <w:t>ผล</w:t>
+      </w:r>
       <w:r>
         <w:rPr>
           <w:rFonts w:ascii="TH SarabunPSK" w:hAnsi="TH SarabunPSK" w:cs="TH SarabunPSK" w:hint="cs"/>
           <w:b/>
           <w:bCs/>
-          <w:cs/>
-        </w:rPr>
-        <w:lastRenderedPageBreak/>
-        <w:t xml:space="preserve">4.2 </w:t>
+          <w:spacing w:val="-8"/>
+          <w:cs/>
+        </w:rPr>
+        <w:t>การ</w:t>
       </w:r>
       <w:r>
         <w:rPr>
           <w:rFonts w:ascii="TH SarabunPSK" w:hAnsi="TH SarabunPSK" w:cs="TH SarabunPSK" w:hint="cs"/>
           <w:b/>
           <w:bCs/>
-          <w:cs/>
-        </w:rPr>
-        <w:t>ผล</w:t>
+          <w:spacing w:val="-8"/>
+          <w:cs/>
+        </w:rPr>
+        <w:t>ศึกษาความพึงพอใจของ</w:t>
       </w:r>
       <w:r>
         <w:rPr>
           <w:rFonts w:ascii="TH SarabunPSK" w:hAnsi="TH SarabunPSK" w:cs="TH SarabunPSK" w:hint="cs"/>
           <w:b/>
           <w:bCs/>
-          <w:cs/>
-        </w:rPr>
-        <w:t>การ</w:t>
-      </w:r>
-      <w:r>
-        <w:rPr>
-          <w:rFonts w:ascii="TH SarabunPSK" w:hAnsi="TH SarabunPSK" w:cs="TH SarabunPSK" w:hint="cs"/>
+          <w:color w:val="000000" w:themeColor="text1"/>
+          <w:spacing w:val="-8"/>
+          <w:cs/>
+        </w:rPr>
+        <w:t>ผู้ใช้งาน</w:t>
+      </w:r>
+      <w:r>
+        <w:rPr>
+          <w:rFonts w:ascii="TH SarabunPSK" w:hAnsi="TH SarabunPSK" w:cs="TH SarabunPSK"/>
           <w:b/>
           <w:bCs/>
-          <w:cs/>
-        </w:rPr>
-        <w:t>ศึกษาความพึงพอใจของ</w:t>
-      </w:r>
-      <w:r>
-        <w:rPr>
-          <w:rFonts w:ascii="TH SarabunPSK" w:hAnsi="TH SarabunPSK" w:cs="TH SarabunPSK" w:hint="cs"/>
-          <w:b/>
-          <w:bCs/>
-          <w:color w:val="000000" w:themeColor="text1"/>
-          <w:cs/>
-        </w:rPr>
-        <w:t>ผู้ใช้งาน</w:t>
-      </w:r>
-      <w:r>
-        <w:rPr>
-          <w:rFonts w:ascii="TH SarabunPSK" w:hAnsi="TH SarabunPSK" w:cs="TH SarabunPSK"/>
-          <w:b/>
-          <w:bCs/>
-          <w:color w:val="000000" w:themeColor="text1"/>
-          <w:cs/>
-        </w:rPr>
-        <w:t>ระบบช่วยผู้สร้างคอนเทนต์รับรายได้จากการสนับสนุนของผู้ติดตาม ประกอบด้วยวิธีการดำเนินงานที่เกี่ยวข้องดังต่อไปนี้</w:t>
+          <w:color w:val="000000" w:themeColor="text1"/>
+          <w:spacing w:val="-8"/>
+          <w:cs/>
+        </w:rPr>
+        <w:t>ระบบช่วยผู้สร้างคอนเทนต์รับรายได้จากการสนับสนุนของผู้ติดตาม</w:t>
       </w:r>
     </w:p>
     <w:p>
@@ -3165,7 +2962,7 @@
           <w:spacing w:val="-6"/>
           <w:cs/>
         </w:rPr>
-        <w:t>คน   แยก</w:t>
+        <w:t>คน แยก</w:t>
       </w:r>
       <w:r>
         <w:rPr>
@@ -3189,7 +2986,7 @@
           <w:color w:val="000000" w:themeColor="text1"/>
           <w:cs/>
         </w:rPr>
-        <w:t>เพศ ชาย</w:t>
+        <w:t>เพศชาย</w:t>
       </w:r>
       <w:r>
         <w:rPr>
@@ -3227,7 +3024,7 @@
           <w:color w:val="000000" w:themeColor="text1"/>
           <w:cs/>
         </w:rPr>
-        <w:t xml:space="preserve">เพศ หญิง </w:t>
+        <w:t xml:space="preserve">เพศหญิง </w:t>
       </w:r>
       <w:r>
         <w:rPr>
@@ -3328,7 +3125,6 @@
           <w:tab w:val="left" w:pos="567"/>
         </w:tabs>
         <w:spacing w:after="0" w:line="240" w:lineRule="auto"/>
-        <w:jc w:val="center"/>
         <w:rPr>
           <w:rFonts w:ascii="TH SarabunPSK" w:hAnsi="TH SarabunPSK" w:cs="TH SarabunPSK"/>
           <w:b/>
@@ -3457,7 +3253,19 @@
                 <w:szCs w:val="32"/>
                 <w:cs/>
               </w:rPr>
-              <w:t>อาชีพ</w:t>
+              <w:t>อา</w:t>
+            </w:r>
+            <w:r>
+              <w:rPr>
+                <w:rFonts w:ascii="TH SarabunPSK" w:hAnsi="TH SarabunPSK" w:cs="TH SarabunPSK" w:hint="cs"/>
+                <w:b/>
+                <w:bCs/>
+                <w:color w:val="000000" w:themeColor="text1"/>
+                <w:sz w:val="32"/>
+                <w:szCs w:val="32"/>
+                <w:cs/>
+              </w:rPr>
+              <w:t>ยุ</w:t>
             </w:r>
           </w:p>
         </w:tc>
@@ -4093,7 +3901,7 @@
         <w:spacing w:after="0" w:line="240" w:lineRule="auto"/>
         <w:jc w:val="thaiDistribute"/>
         <w:rPr>
-          <w:rFonts w:ascii="TH SarabunPSK" w:hAnsi="TH SarabunPSK" w:cs="TH SarabunPSK"/>
+          <w:rFonts w:ascii="TH SarabunPSK" w:hAnsi="TH SarabunPSK" w:cs="TH SarabunPSK" w:hint="cs"/>
           <w:color w:val="FF0000"/>
           <w:sz w:val="32"/>
           <w:szCs w:val="32"/>
@@ -4227,7 +4035,7 @@
           <w:szCs w:val="32"/>
           <w:cs/>
         </w:rPr>
-        <w:t>0.00</w:t>
+        <w:t>0</w:t>
       </w:r>
     </w:p>
     <w:p>
@@ -4238,22 +4046,7 @@
         <w:spacing w:after="0" w:line="240" w:lineRule="auto"/>
         <w:jc w:val="thaiDistribute"/>
         <w:rPr>
-          <w:rFonts w:ascii="TH SarabunPSK" w:hAnsi="TH SarabunPSK" w:cs="TH SarabunPSK"/>
-          <w:color w:val="FF0000"/>
-          <w:sz w:val="32"/>
-          <w:szCs w:val="32"/>
-        </w:rPr>
-      </w:pPr>
-    </w:p>
-    <w:p>
-      <w:pPr>
-        <w:tabs>
-          <w:tab w:val="left" w:pos="567"/>
-        </w:tabs>
-        <w:spacing w:after="0" w:line="240" w:lineRule="auto"/>
-        <w:jc w:val="thaiDistribute"/>
-        <w:rPr>
-          <w:rFonts w:ascii="TH SarabunPSK" w:hAnsi="TH SarabunPSK" w:cs="TH SarabunPSK"/>
+          <w:rFonts w:ascii="TH SarabunPSK" w:hAnsi="TH SarabunPSK" w:cs="TH SarabunPSK" w:hint="cs"/>
           <w:color w:val="FF0000"/>
           <w:sz w:val="32"/>
           <w:szCs w:val="32"/>
@@ -4323,26 +4116,33 @@
         <w:jc w:val="thaiDistribute"/>
         <w:rPr>
           <w:rFonts w:ascii="TH SarabunPSK" w:hAnsi="TH SarabunPSK" w:cs="TH SarabunPSK"/>
+          <w:spacing w:val="-12"/>
         </w:rPr>
       </w:pPr>
       <w:r>
         <w:rPr>
           <w:rFonts w:ascii="TH SarabunPSK" w:hAnsi="TH SarabunPSK" w:cs="TH SarabunPSK" w:hint="cs"/>
+          <w:spacing w:val="-18"/>
           <w:cs/>
         </w:rPr>
         <w:tab/>
+      </w:r>
+      <w:r>
+        <w:rPr>
+          <w:rFonts w:ascii="TH SarabunPSK" w:hAnsi="TH SarabunPSK" w:cs="TH SarabunPSK" w:hint="cs"/>
+          <w:spacing w:val="-12"/>
+          <w:cs/>
+        </w:rPr>
         <w:t>ความพึงพอใจของผู้ตอบแบบสอบถาม ได้นำมาวิเคราะห์ข้อมูลแสดงผลออกมาเป็นตารางได้ดังนี้</w:t>
       </w:r>
-    </w:p>
-    <w:p>
-      <w:pPr>
-        <w:pStyle w:val="Thesis-Style"/>
-        <w:jc w:val="thaiDistribute"/>
-        <w:rPr>
-          <w:rFonts w:ascii="TH SarabunPSK" w:hAnsi="TH SarabunPSK" w:cs="TH SarabunPSK"/>
-          <w:color w:val="FF0000"/>
-        </w:rPr>
-      </w:pPr>
+      <w:r>
+        <w:rPr>
+          <w:rFonts w:ascii="TH SarabunPSK" w:hAnsi="TH SarabunPSK" w:cs="TH SarabunPSK"/>
+          <w:spacing w:val="-12"/>
+          <w:cs/>
+        </w:rPr>
+        <w:br/>
+      </w:r>
       <w:r>
         <w:rPr>
           <w:rFonts w:ascii="TH SarabunPSK" w:hAnsi="TH SarabunPSK" w:cs="TH SarabunPSK" w:hint="cs"/>
@@ -5351,97 +5151,7 @@
         <w:pStyle w:val="Thesis-Style"/>
         <w:jc w:val="thaiDistribute"/>
         <w:rPr>
-          <w:rFonts w:ascii="TH SarabunPSK" w:hAnsi="TH SarabunPSK" w:cs="TH SarabunPSK"/>
-        </w:rPr>
-      </w:pPr>
-    </w:p>
-    <w:p>
-      <w:pPr>
-        <w:pStyle w:val="Thesis-Style"/>
-        <w:jc w:val="thaiDistribute"/>
-        <w:rPr>
-          <w:rFonts w:ascii="TH SarabunPSK" w:hAnsi="TH SarabunPSK" w:cs="TH SarabunPSK"/>
-        </w:rPr>
-      </w:pPr>
-    </w:p>
-    <w:p>
-      <w:pPr>
-        <w:pStyle w:val="Thesis-Style"/>
-        <w:jc w:val="thaiDistribute"/>
-        <w:rPr>
-          <w:rFonts w:ascii="TH SarabunPSK" w:hAnsi="TH SarabunPSK" w:cs="TH SarabunPSK"/>
-        </w:rPr>
-      </w:pPr>
-    </w:p>
-    <w:p>
-      <w:pPr>
-        <w:pStyle w:val="Thesis-Style"/>
-        <w:jc w:val="thaiDistribute"/>
-        <w:rPr>
-          <w:rFonts w:ascii="TH SarabunPSK" w:hAnsi="TH SarabunPSK" w:cs="TH SarabunPSK"/>
-        </w:rPr>
-      </w:pPr>
-    </w:p>
-    <w:p>
-      <w:pPr>
-        <w:pStyle w:val="Thesis-Style"/>
-        <w:jc w:val="thaiDistribute"/>
-        <w:rPr>
-          <w:rFonts w:ascii="TH SarabunPSK" w:hAnsi="TH SarabunPSK" w:cs="TH SarabunPSK"/>
-        </w:rPr>
-      </w:pPr>
-    </w:p>
-    <w:p>
-      <w:pPr>
-        <w:pStyle w:val="Thesis-Style"/>
-        <w:jc w:val="thaiDistribute"/>
-        <w:rPr>
-          <w:rFonts w:ascii="TH SarabunPSK" w:hAnsi="TH SarabunPSK" w:cs="TH SarabunPSK"/>
-        </w:rPr>
-      </w:pPr>
-    </w:p>
-    <w:p>
-      <w:pPr>
-        <w:pStyle w:val="Thesis-Style"/>
-        <w:jc w:val="thaiDistribute"/>
-        <w:rPr>
-          <w:rFonts w:ascii="TH SarabunPSK" w:hAnsi="TH SarabunPSK" w:cs="TH SarabunPSK"/>
-        </w:rPr>
-      </w:pPr>
-    </w:p>
-    <w:p>
-      <w:pPr>
-        <w:pStyle w:val="Thesis-Style"/>
-        <w:jc w:val="thaiDistribute"/>
-        <w:rPr>
-          <w:rFonts w:ascii="TH SarabunPSK" w:hAnsi="TH SarabunPSK" w:cs="TH SarabunPSK"/>
-        </w:rPr>
-      </w:pPr>
-    </w:p>
-    <w:p>
-      <w:pPr>
-        <w:pStyle w:val="Thesis-Style"/>
-        <w:jc w:val="thaiDistribute"/>
-        <w:rPr>
-          <w:rFonts w:ascii="TH SarabunPSK" w:hAnsi="TH SarabunPSK" w:cs="TH SarabunPSK"/>
-        </w:rPr>
-      </w:pPr>
-    </w:p>
-    <w:p>
-      <w:pPr>
-        <w:pStyle w:val="Thesis-Style"/>
-        <w:jc w:val="thaiDistribute"/>
-        <w:rPr>
-          <w:rFonts w:ascii="TH SarabunPSK" w:hAnsi="TH SarabunPSK" w:cs="TH SarabunPSK"/>
-        </w:rPr>
-      </w:pPr>
-    </w:p>
-    <w:p>
-      <w:pPr>
-        <w:pStyle w:val="Thesis-Style"/>
-        <w:jc w:val="thaiDistribute"/>
-        <w:rPr>
-          <w:rFonts w:ascii="TH SarabunPSK" w:hAnsi="TH SarabunPSK" w:cs="TH SarabunPSK"/>
+          <w:rFonts w:ascii="TH SarabunPSK" w:hAnsi="TH SarabunPSK" w:cs="TH SarabunPSK" w:hint="cs"/>
         </w:rPr>
       </w:pPr>
       <w:r>
@@ -5451,8 +5161,7 @@
           <w:bCs/>
           <w:cs/>
         </w:rPr>
-        <w:lastRenderedPageBreak/>
-        <w:t>ตารางที่ 4.</w:t>
+        <w:t xml:space="preserve"> </w:t>
       </w:r>
       <w:r>
         <w:rPr>
@@ -5461,79 +5170,12 @@
           <w:bCs/>
           <w:cs/>
         </w:rPr>
-        <w:t>4</w:t>
-      </w:r>
-      <w:r>
-        <w:rPr>
-          <w:rFonts w:ascii="TH SarabunPSK" w:hAnsi="TH SarabunPSK" w:cs="TH SarabunPSK" w:hint="cs"/>
-          <w:b/>
-          <w:bCs/>
-          <w:cs/>
-        </w:rPr>
-        <w:t xml:space="preserve"> </w:t>
-      </w:r>
-      <w:r>
-        <w:rPr>
-          <w:rFonts w:ascii="TH SarabunPSK" w:hAnsi="TH SarabunPSK" w:cs="TH SarabunPSK" w:hint="cs"/>
-          <w:cs/>
-        </w:rPr>
-        <w:t>แสดงตารางข้อมูลของผู้ตอบแบบสอบถามตามความพึงพอใจ</w:t>
-      </w:r>
-      <w:r>
-        <w:rPr>
-          <w:rFonts w:ascii="TH SarabunPSK" w:hAnsi="TH SarabunPSK" w:cs="TH SarabunPSK" w:hint="cs"/>
-          <w:color w:val="000000" w:themeColor="text1"/>
-          <w:cs/>
-        </w:rPr>
-        <w:t>เกี่ยวกับ</w:t>
-      </w:r>
-      <w:r>
-        <w:rPr>
-          <w:rFonts w:ascii="TH SarabunPSK" w:hAnsi="TH SarabunPSK" w:cs="TH SarabunPSK" w:hint="cs"/>
-          <w:color w:val="000000" w:themeColor="text1"/>
-          <w:cs/>
-        </w:rPr>
-        <w:t>โครงงานพัฒนา</w:t>
-      </w:r>
-      <w:r>
-        <w:rPr>
-          <w:rFonts w:ascii="TH SarabunPSK" w:hAnsi="TH SarabunPSK" w:cs="TH SarabunPSK"/>
-          <w:color w:val="000000" w:themeColor="text1"/>
-          <w:cs/>
-        </w:rPr>
-        <w:t>ระบบช่วยผู้สร้างคอนเทนต์รับรายได้จากการสนับสนุนของผู้ติดตาม</w:t>
-      </w:r>
-      <w:r>
-        <w:rPr>
-          <w:rFonts w:ascii="TH SarabunPSK" w:hAnsi="TH SarabunPSK" w:cs="TH SarabunPSK" w:hint="cs"/>
-          <w:color w:val="FF0000"/>
-          <w:cs/>
-        </w:rPr>
-        <w:t xml:space="preserve"> </w:t>
-      </w:r>
-      <w:r>
-        <w:rPr>
-          <w:rFonts w:ascii="TH SarabunPSK" w:hAnsi="TH SarabunPSK" w:cs="TH SarabunPSK" w:hint="cs"/>
-        </w:rPr>
-        <w:t>(</w:t>
-      </w:r>
-      <w:r>
-        <w:rPr>
-          <w:rFonts w:ascii="TH SarabunPSK" w:hAnsi="TH SarabunPSK" w:cs="TH SarabunPSK" w:hint="cs"/>
-          <w:cs/>
-        </w:rPr>
-        <w:t>ต่อ</w:t>
-      </w:r>
-      <w:r>
-        <w:rPr>
-          <w:rFonts w:ascii="TH SarabunPSK" w:hAnsi="TH SarabunPSK" w:cs="TH SarabunPSK" w:hint="cs"/>
-        </w:rPr>
-        <w:t>)</w:t>
+        <w:t>ด้านการออกแบบหน้าจอ</w:t>
       </w:r>
     </w:p>
     <w:tbl>
       <w:tblPr>
-        <w:tblW w:w="8312" w:type="dxa"/>
+        <w:tblW w:w="8241" w:type="dxa"/>
         <w:tblBorders>
           <w:top w:val="double" w:sz="4" w:space="0" w:color="auto"/>
           <w:bottom w:val="single" w:sz="4" w:space="0" w:color="auto"/>
@@ -5546,6 +5188,1031 @@
       <w:tblGrid>
         <w:gridCol w:w="3969"/>
         <w:gridCol w:w="709"/>
+        <w:gridCol w:w="1003"/>
+        <w:gridCol w:w="853"/>
+        <w:gridCol w:w="1707"/>
+      </w:tblGrid>
+      <w:tr>
+        <w:tc>
+          <w:tcPr>
+            <w:tcW w:w="3969" w:type="dxa"/>
+            <w:tcBorders>
+              <w:top w:val="single" w:sz="4" w:space="0" w:color="auto"/>
+              <w:left w:val="nil"/>
+              <w:bottom w:val="single" w:sz="4" w:space="0" w:color="auto"/>
+              <w:right w:val="single" w:sz="4" w:space="0" w:color="auto"/>
+            </w:tcBorders>
+            <w:hideMark/>
+          </w:tcPr>
+          <w:p>
+            <w:pPr>
+              <w:spacing w:after="0" w:line="240" w:lineRule="auto"/>
+              <w:jc w:val="thaiDistribute"/>
+              <w:rPr>
+                <w:rFonts w:ascii="TH SarabunPSK" w:hAnsi="TH SarabunPSK" w:cs="TH SarabunPSK"/>
+                <w:color w:val="000000" w:themeColor="text1"/>
+                <w:sz w:val="32"/>
+                <w:szCs w:val="32"/>
+                <w:cs/>
+              </w:rPr>
+            </w:pPr>
+            <w:r>
+              <w:rPr>
+                <w:rFonts w:ascii="TH SarabunPSK" w:hAnsi="TH SarabunPSK" w:cs="TH SarabunPSK" w:hint="cs"/>
+                <w:color w:val="000000" w:themeColor="text1"/>
+                <w:sz w:val="32"/>
+                <w:szCs w:val="32"/>
+                <w:cs/>
+              </w:rPr>
+              <w:t xml:space="preserve">4. </w:t>
+            </w:r>
+            <w:r>
+              <w:rPr>
+                <w:rFonts w:ascii="TH SarabunPSK" w:hAnsi="TH SarabunPSK" w:cs="TH SarabunPSK"/>
+                <w:color w:val="000000" w:themeColor="text1"/>
+                <w:sz w:val="32"/>
+                <w:szCs w:val="32"/>
+                <w:cs/>
+              </w:rPr>
+              <w:t>การจัดรูปแบบในเว็บไซต์สำหรับอุปกรณ์ต่างๆ</w:t>
+            </w:r>
+          </w:p>
+        </w:tc>
+        <w:tc>
+          <w:tcPr>
+            <w:tcW w:w="709" w:type="dxa"/>
+            <w:tcBorders>
+              <w:top w:val="single" w:sz="4" w:space="0" w:color="auto"/>
+              <w:left w:val="single" w:sz="4" w:space="0" w:color="auto"/>
+              <w:bottom w:val="single" w:sz="4" w:space="0" w:color="auto"/>
+              <w:right w:val="single" w:sz="4" w:space="0" w:color="auto"/>
+            </w:tcBorders>
+            <w:hideMark/>
+          </w:tcPr>
+          <w:p>
+            <w:pPr>
+              <w:spacing w:after="0" w:line="240" w:lineRule="auto"/>
+              <w:jc w:val="center"/>
+              <w:rPr>
+                <w:rFonts w:ascii="TH SarabunPSK" w:hAnsi="TH SarabunPSK" w:cs="TH SarabunPSK"/>
+                <w:color w:val="000000" w:themeColor="text1"/>
+                <w:sz w:val="32"/>
+                <w:szCs w:val="32"/>
+              </w:rPr>
+            </w:pPr>
+            <w:r>
+              <w:rPr>
+                <w:rFonts w:ascii="TH SarabunPSK" w:hAnsi="TH SarabunPSK" w:cs="TH SarabunPSK" w:hint="cs"/>
+                <w:color w:val="000000" w:themeColor="text1"/>
+                <w:sz w:val="32"/>
+                <w:szCs w:val="32"/>
+              </w:rPr>
+              <w:t>4.20</w:t>
+            </w:r>
+          </w:p>
+        </w:tc>
+        <w:tc>
+          <w:tcPr>
+            <w:tcW w:w="1003" w:type="dxa"/>
+            <w:tcBorders>
+              <w:top w:val="single" w:sz="4" w:space="0" w:color="auto"/>
+              <w:left w:val="single" w:sz="4" w:space="0" w:color="auto"/>
+              <w:bottom w:val="single" w:sz="4" w:space="0" w:color="auto"/>
+              <w:right w:val="single" w:sz="4" w:space="0" w:color="auto"/>
+            </w:tcBorders>
+            <w:hideMark/>
+          </w:tcPr>
+          <w:p>
+            <w:pPr>
+              <w:spacing w:after="0" w:line="240" w:lineRule="auto"/>
+              <w:jc w:val="center"/>
+              <w:rPr>
+                <w:rFonts w:ascii="TH SarabunPSK" w:hAnsi="TH SarabunPSK" w:cs="TH SarabunPSK"/>
+                <w:color w:val="000000" w:themeColor="text1"/>
+                <w:sz w:val="32"/>
+                <w:szCs w:val="32"/>
+              </w:rPr>
+            </w:pPr>
+            <w:r>
+              <w:rPr>
+                <w:rFonts w:ascii="TH SarabunPSK" w:hAnsi="TH SarabunPSK" w:cs="TH SarabunPSK" w:hint="cs"/>
+                <w:color w:val="000000" w:themeColor="text1"/>
+                <w:sz w:val="32"/>
+                <w:szCs w:val="32"/>
+              </w:rPr>
+              <w:t>.696</w:t>
+            </w:r>
+          </w:p>
+        </w:tc>
+        <w:tc>
+          <w:tcPr>
+            <w:tcW w:w="853" w:type="dxa"/>
+            <w:tcBorders>
+              <w:top w:val="single" w:sz="4" w:space="0" w:color="auto"/>
+              <w:left w:val="single" w:sz="4" w:space="0" w:color="auto"/>
+              <w:bottom w:val="single" w:sz="4" w:space="0" w:color="auto"/>
+              <w:right w:val="single" w:sz="4" w:space="0" w:color="auto"/>
+            </w:tcBorders>
+            <w:hideMark/>
+          </w:tcPr>
+          <w:p>
+            <w:pPr>
+              <w:spacing w:after="0" w:line="240" w:lineRule="auto"/>
+              <w:jc w:val="center"/>
+              <w:rPr>
+                <w:rFonts w:ascii="TH SarabunPSK" w:hAnsi="TH SarabunPSK" w:cs="TH SarabunPSK"/>
+                <w:color w:val="000000" w:themeColor="text1"/>
+                <w:sz w:val="32"/>
+                <w:szCs w:val="32"/>
+              </w:rPr>
+            </w:pPr>
+            <w:r>
+              <w:rPr>
+                <w:rFonts w:ascii="TH SarabunPSK" w:hAnsi="TH SarabunPSK" w:cs="TH SarabunPSK" w:hint="cs"/>
+                <w:color w:val="000000" w:themeColor="text1"/>
+                <w:sz w:val="32"/>
+                <w:szCs w:val="32"/>
+              </w:rPr>
+              <w:t>5</w:t>
+            </w:r>
+          </w:p>
+        </w:tc>
+        <w:tc>
+          <w:tcPr>
+            <w:tcW w:w="1707" w:type="dxa"/>
+            <w:tcBorders>
+              <w:top w:val="single" w:sz="4" w:space="0" w:color="auto"/>
+              <w:left w:val="single" w:sz="4" w:space="0" w:color="auto"/>
+              <w:bottom w:val="single" w:sz="4" w:space="0" w:color="auto"/>
+              <w:right w:val="nil"/>
+            </w:tcBorders>
+            <w:hideMark/>
+          </w:tcPr>
+          <w:p>
+            <w:pPr>
+              <w:pStyle w:val="Thesis-Style"/>
+              <w:jc w:val="center"/>
+              <w:rPr>
+                <w:rFonts w:ascii="TH SarabunPSK" w:hAnsi="TH SarabunPSK" w:cs="TH SarabunPSK"/>
+                <w:color w:val="000000" w:themeColor="text1"/>
+                <w:highlight w:val="yellow"/>
+              </w:rPr>
+            </w:pPr>
+            <w:r>
+              <w:rPr>
+                <w:rFonts w:ascii="TH SarabunPSK" w:hAnsi="TH SarabunPSK" w:cs="TH SarabunPSK" w:hint="cs"/>
+                <w:color w:val="000000" w:themeColor="text1"/>
+                <w:cs/>
+              </w:rPr>
+              <w:t>มาก</w:t>
+            </w:r>
+          </w:p>
+        </w:tc>
+      </w:tr>
+      <w:tr>
+        <w:tc>
+          <w:tcPr>
+            <w:tcW w:w="3969" w:type="dxa"/>
+            <w:tcBorders>
+              <w:top w:val="single" w:sz="4" w:space="0" w:color="auto"/>
+              <w:left w:val="nil"/>
+              <w:bottom w:val="single" w:sz="4" w:space="0" w:color="auto"/>
+              <w:right w:val="single" w:sz="4" w:space="0" w:color="auto"/>
+            </w:tcBorders>
+            <w:hideMark/>
+          </w:tcPr>
+          <w:p>
+            <w:pPr>
+              <w:spacing w:after="0" w:line="240" w:lineRule="auto"/>
+              <w:jc w:val="thaiDistribute"/>
+              <w:rPr>
+                <w:rFonts w:ascii="TH SarabunPSK" w:hAnsi="TH SarabunPSK" w:cs="TH SarabunPSK"/>
+                <w:color w:val="000000" w:themeColor="text1"/>
+                <w:sz w:val="32"/>
+                <w:szCs w:val="32"/>
+              </w:rPr>
+            </w:pPr>
+            <w:r>
+              <w:rPr>
+                <w:rFonts w:ascii="TH SarabunPSK" w:hAnsi="TH SarabunPSK" w:cs="TH SarabunPSK" w:hint="cs"/>
+                <w:color w:val="000000" w:themeColor="text1"/>
+                <w:sz w:val="32"/>
+                <w:szCs w:val="32"/>
+                <w:cs/>
+              </w:rPr>
+              <w:t xml:space="preserve">5. </w:t>
+            </w:r>
+            <w:r>
+              <w:rPr>
+                <w:rFonts w:ascii="TH SarabunPSK" w:hAnsi="TH SarabunPSK" w:cs="TH SarabunPSK"/>
+                <w:color w:val="000000" w:themeColor="text1"/>
+                <w:sz w:val="32"/>
+                <w:szCs w:val="32"/>
+                <w:cs/>
+              </w:rPr>
+              <w:t>สีสันในการออกแบบเว็บไซต์มีความเหมาะสม</w:t>
+            </w:r>
+          </w:p>
+        </w:tc>
+        <w:tc>
+          <w:tcPr>
+            <w:tcW w:w="709" w:type="dxa"/>
+            <w:tcBorders>
+              <w:top w:val="single" w:sz="4" w:space="0" w:color="auto"/>
+              <w:left w:val="single" w:sz="4" w:space="0" w:color="auto"/>
+              <w:bottom w:val="single" w:sz="4" w:space="0" w:color="auto"/>
+              <w:right w:val="single" w:sz="4" w:space="0" w:color="auto"/>
+            </w:tcBorders>
+            <w:hideMark/>
+          </w:tcPr>
+          <w:p>
+            <w:pPr>
+              <w:spacing w:after="0" w:line="240" w:lineRule="auto"/>
+              <w:jc w:val="center"/>
+              <w:rPr>
+                <w:rFonts w:ascii="TH SarabunPSK" w:hAnsi="TH SarabunPSK" w:cs="TH SarabunPSK"/>
+                <w:color w:val="000000" w:themeColor="text1"/>
+                <w:sz w:val="32"/>
+                <w:szCs w:val="32"/>
+              </w:rPr>
+            </w:pPr>
+            <w:r>
+              <w:rPr>
+                <w:rFonts w:ascii="TH SarabunPSK" w:hAnsi="TH SarabunPSK" w:cs="TH SarabunPSK" w:hint="cs"/>
+                <w:color w:val="000000" w:themeColor="text1"/>
+                <w:sz w:val="32"/>
+                <w:szCs w:val="32"/>
+              </w:rPr>
+              <w:t>4.05</w:t>
+            </w:r>
+          </w:p>
+        </w:tc>
+        <w:tc>
+          <w:tcPr>
+            <w:tcW w:w="1003" w:type="dxa"/>
+            <w:tcBorders>
+              <w:top w:val="single" w:sz="4" w:space="0" w:color="auto"/>
+              <w:left w:val="single" w:sz="4" w:space="0" w:color="auto"/>
+              <w:bottom w:val="single" w:sz="4" w:space="0" w:color="auto"/>
+              <w:right w:val="single" w:sz="4" w:space="0" w:color="auto"/>
+            </w:tcBorders>
+            <w:hideMark/>
+          </w:tcPr>
+          <w:p>
+            <w:pPr>
+              <w:spacing w:after="0" w:line="240" w:lineRule="auto"/>
+              <w:jc w:val="center"/>
+              <w:rPr>
+                <w:rFonts w:ascii="TH SarabunPSK" w:hAnsi="TH SarabunPSK" w:cs="TH SarabunPSK"/>
+                <w:color w:val="000000" w:themeColor="text1"/>
+                <w:sz w:val="32"/>
+                <w:szCs w:val="32"/>
+              </w:rPr>
+            </w:pPr>
+            <w:r>
+              <w:rPr>
+                <w:rFonts w:ascii="TH SarabunPSK" w:hAnsi="TH SarabunPSK" w:cs="TH SarabunPSK" w:hint="cs"/>
+                <w:color w:val="000000" w:themeColor="text1"/>
+                <w:sz w:val="32"/>
+                <w:szCs w:val="32"/>
+              </w:rPr>
+              <w:t>.826</w:t>
+            </w:r>
+          </w:p>
+        </w:tc>
+        <w:tc>
+          <w:tcPr>
+            <w:tcW w:w="853" w:type="dxa"/>
+            <w:tcBorders>
+              <w:top w:val="single" w:sz="4" w:space="0" w:color="auto"/>
+              <w:left w:val="single" w:sz="4" w:space="0" w:color="auto"/>
+              <w:bottom w:val="single" w:sz="4" w:space="0" w:color="auto"/>
+              <w:right w:val="single" w:sz="4" w:space="0" w:color="auto"/>
+            </w:tcBorders>
+            <w:hideMark/>
+          </w:tcPr>
+          <w:p>
+            <w:pPr>
+              <w:spacing w:after="0" w:line="240" w:lineRule="auto"/>
+              <w:jc w:val="center"/>
+              <w:rPr>
+                <w:rFonts w:ascii="TH SarabunPSK" w:hAnsi="TH SarabunPSK" w:cs="TH SarabunPSK"/>
+                <w:color w:val="000000" w:themeColor="text1"/>
+                <w:sz w:val="32"/>
+                <w:szCs w:val="32"/>
+              </w:rPr>
+            </w:pPr>
+            <w:r>
+              <w:rPr>
+                <w:rFonts w:ascii="TH SarabunPSK" w:hAnsi="TH SarabunPSK" w:cs="TH SarabunPSK" w:hint="cs"/>
+                <w:color w:val="000000" w:themeColor="text1"/>
+                <w:sz w:val="32"/>
+                <w:szCs w:val="32"/>
+              </w:rPr>
+              <w:t>7</w:t>
+            </w:r>
+          </w:p>
+        </w:tc>
+        <w:tc>
+          <w:tcPr>
+            <w:tcW w:w="1707" w:type="dxa"/>
+            <w:tcBorders>
+              <w:top w:val="single" w:sz="4" w:space="0" w:color="auto"/>
+              <w:left w:val="single" w:sz="4" w:space="0" w:color="auto"/>
+              <w:bottom w:val="single" w:sz="4" w:space="0" w:color="auto"/>
+              <w:right w:val="nil"/>
+            </w:tcBorders>
+            <w:hideMark/>
+          </w:tcPr>
+          <w:p>
+            <w:pPr>
+              <w:pStyle w:val="Thesis-Style"/>
+              <w:jc w:val="center"/>
+              <w:rPr>
+                <w:rFonts w:ascii="TH SarabunPSK" w:hAnsi="TH SarabunPSK" w:cs="TH SarabunPSK"/>
+                <w:color w:val="000000" w:themeColor="text1"/>
+                <w:highlight w:val="yellow"/>
+              </w:rPr>
+            </w:pPr>
+            <w:r>
+              <w:rPr>
+                <w:rFonts w:ascii="TH SarabunPSK" w:hAnsi="TH SarabunPSK" w:cs="TH SarabunPSK" w:hint="cs"/>
+                <w:color w:val="000000" w:themeColor="text1"/>
+                <w:cs/>
+              </w:rPr>
+              <w:t>มาก</w:t>
+            </w:r>
+          </w:p>
+        </w:tc>
+      </w:tr>
+      <w:tr>
+        <w:tc>
+          <w:tcPr>
+            <w:tcW w:w="3969" w:type="dxa"/>
+            <w:tcBorders>
+              <w:top w:val="single" w:sz="4" w:space="0" w:color="auto"/>
+              <w:left w:val="nil"/>
+              <w:bottom w:val="single" w:sz="4" w:space="0" w:color="auto"/>
+              <w:right w:val="single" w:sz="4" w:space="0" w:color="auto"/>
+            </w:tcBorders>
+            <w:hideMark/>
+          </w:tcPr>
+          <w:p>
+            <w:pPr>
+              <w:spacing w:after="0" w:line="240" w:lineRule="auto"/>
+              <w:rPr>
+                <w:rFonts w:ascii="TH SarabunPSK" w:hAnsi="TH SarabunPSK" w:cs="TH SarabunPSK"/>
+                <w:color w:val="000000" w:themeColor="text1"/>
+                <w:sz w:val="32"/>
+                <w:szCs w:val="32"/>
+              </w:rPr>
+            </w:pPr>
+            <w:r>
+              <w:rPr>
+                <w:rFonts w:ascii="TH SarabunPSK" w:hAnsi="TH SarabunPSK" w:cs="TH SarabunPSK" w:hint="cs"/>
+                <w:color w:val="000000" w:themeColor="text1"/>
+                <w:sz w:val="32"/>
+                <w:szCs w:val="32"/>
+                <w:cs/>
+              </w:rPr>
+              <w:t xml:space="preserve">6. </w:t>
+            </w:r>
+            <w:r>
+              <w:rPr>
+                <w:rFonts w:ascii="TH SarabunPSK" w:hAnsi="TH SarabunPSK" w:cs="TH SarabunPSK"/>
+                <w:color w:val="000000" w:themeColor="text1"/>
+                <w:sz w:val="32"/>
+                <w:szCs w:val="32"/>
+                <w:cs/>
+              </w:rPr>
+              <w:t>ความสวยงาม ความทันสมัย ความน่าสนใจของหน้าเว็บไซต์</w:t>
+            </w:r>
+          </w:p>
+        </w:tc>
+        <w:tc>
+          <w:tcPr>
+            <w:tcW w:w="709" w:type="dxa"/>
+            <w:tcBorders>
+              <w:top w:val="single" w:sz="4" w:space="0" w:color="auto"/>
+              <w:left w:val="single" w:sz="4" w:space="0" w:color="auto"/>
+              <w:bottom w:val="single" w:sz="4" w:space="0" w:color="auto"/>
+              <w:right w:val="single" w:sz="4" w:space="0" w:color="auto"/>
+            </w:tcBorders>
+            <w:hideMark/>
+          </w:tcPr>
+          <w:p>
+            <w:pPr>
+              <w:spacing w:after="0" w:line="240" w:lineRule="auto"/>
+              <w:jc w:val="center"/>
+              <w:rPr>
+                <w:rFonts w:ascii="TH SarabunPSK" w:hAnsi="TH SarabunPSK" w:cs="TH SarabunPSK"/>
+                <w:color w:val="000000" w:themeColor="text1"/>
+                <w:sz w:val="32"/>
+                <w:szCs w:val="32"/>
+              </w:rPr>
+            </w:pPr>
+            <w:r>
+              <w:rPr>
+                <w:rFonts w:ascii="TH SarabunPSK" w:hAnsi="TH SarabunPSK" w:cs="TH SarabunPSK" w:hint="cs"/>
+                <w:color w:val="000000" w:themeColor="text1"/>
+                <w:sz w:val="32"/>
+                <w:szCs w:val="32"/>
+              </w:rPr>
+              <w:t>4.10</w:t>
+            </w:r>
+          </w:p>
+        </w:tc>
+        <w:tc>
+          <w:tcPr>
+            <w:tcW w:w="1003" w:type="dxa"/>
+            <w:tcBorders>
+              <w:top w:val="single" w:sz="4" w:space="0" w:color="auto"/>
+              <w:left w:val="single" w:sz="4" w:space="0" w:color="auto"/>
+              <w:bottom w:val="single" w:sz="4" w:space="0" w:color="auto"/>
+              <w:right w:val="single" w:sz="4" w:space="0" w:color="auto"/>
+            </w:tcBorders>
+            <w:hideMark/>
+          </w:tcPr>
+          <w:p>
+            <w:pPr>
+              <w:tabs>
+                <w:tab w:val="center" w:pos="373"/>
+              </w:tabs>
+              <w:spacing w:after="0" w:line="240" w:lineRule="auto"/>
+              <w:jc w:val="center"/>
+              <w:rPr>
+                <w:rFonts w:ascii="TH SarabunPSK" w:hAnsi="TH SarabunPSK" w:cs="TH SarabunPSK"/>
+                <w:color w:val="000000" w:themeColor="text1"/>
+                <w:sz w:val="32"/>
+                <w:szCs w:val="32"/>
+              </w:rPr>
+            </w:pPr>
+            <w:r>
+              <w:rPr>
+                <w:rFonts w:ascii="TH SarabunPSK" w:hAnsi="TH SarabunPSK" w:cs="TH SarabunPSK" w:hint="cs"/>
+                <w:color w:val="000000" w:themeColor="text1"/>
+                <w:sz w:val="32"/>
+                <w:szCs w:val="32"/>
+              </w:rPr>
+              <w:t>.788</w:t>
+            </w:r>
+          </w:p>
+        </w:tc>
+        <w:tc>
+          <w:tcPr>
+            <w:tcW w:w="853" w:type="dxa"/>
+            <w:tcBorders>
+              <w:top w:val="single" w:sz="4" w:space="0" w:color="auto"/>
+              <w:left w:val="single" w:sz="4" w:space="0" w:color="auto"/>
+              <w:bottom w:val="single" w:sz="4" w:space="0" w:color="auto"/>
+              <w:right w:val="single" w:sz="4" w:space="0" w:color="auto"/>
+            </w:tcBorders>
+            <w:hideMark/>
+          </w:tcPr>
+          <w:p>
+            <w:pPr>
+              <w:spacing w:after="0" w:line="240" w:lineRule="auto"/>
+              <w:jc w:val="center"/>
+              <w:rPr>
+                <w:rFonts w:ascii="TH SarabunPSK" w:hAnsi="TH SarabunPSK" w:cs="TH SarabunPSK"/>
+                <w:color w:val="000000" w:themeColor="text1"/>
+                <w:sz w:val="32"/>
+                <w:szCs w:val="32"/>
+              </w:rPr>
+            </w:pPr>
+            <w:r>
+              <w:rPr>
+                <w:rFonts w:ascii="TH SarabunPSK" w:hAnsi="TH SarabunPSK" w:cs="TH SarabunPSK" w:hint="cs"/>
+                <w:color w:val="000000" w:themeColor="text1"/>
+                <w:sz w:val="32"/>
+                <w:szCs w:val="32"/>
+              </w:rPr>
+              <w:t>6</w:t>
+            </w:r>
+          </w:p>
+        </w:tc>
+        <w:tc>
+          <w:tcPr>
+            <w:tcW w:w="1707" w:type="dxa"/>
+            <w:tcBorders>
+              <w:top w:val="single" w:sz="4" w:space="0" w:color="auto"/>
+              <w:left w:val="single" w:sz="4" w:space="0" w:color="auto"/>
+              <w:bottom w:val="single" w:sz="4" w:space="0" w:color="auto"/>
+              <w:right w:val="nil"/>
+            </w:tcBorders>
+            <w:hideMark/>
+          </w:tcPr>
+          <w:p>
+            <w:pPr>
+              <w:pStyle w:val="Thesis-Style"/>
+              <w:jc w:val="center"/>
+              <w:rPr>
+                <w:rFonts w:ascii="TH SarabunPSK" w:hAnsi="TH SarabunPSK" w:cs="TH SarabunPSK"/>
+                <w:color w:val="000000" w:themeColor="text1"/>
+                <w:highlight w:val="yellow"/>
+              </w:rPr>
+            </w:pPr>
+            <w:r>
+              <w:rPr>
+                <w:rFonts w:ascii="TH SarabunPSK" w:hAnsi="TH SarabunPSK" w:cs="TH SarabunPSK" w:hint="cs"/>
+                <w:color w:val="000000" w:themeColor="text1"/>
+                <w:cs/>
+              </w:rPr>
+              <w:t>มาก</w:t>
+            </w:r>
+          </w:p>
+        </w:tc>
+      </w:tr>
+      <w:tr>
+        <w:tc>
+          <w:tcPr>
+            <w:tcW w:w="3969" w:type="dxa"/>
+            <w:tcBorders>
+              <w:top w:val="single" w:sz="4" w:space="0" w:color="auto"/>
+              <w:left w:val="nil"/>
+              <w:bottom w:val="single" w:sz="4" w:space="0" w:color="auto"/>
+              <w:right w:val="single" w:sz="4" w:space="0" w:color="auto"/>
+            </w:tcBorders>
+          </w:tcPr>
+          <w:p>
+            <w:pPr>
+              <w:spacing w:after="0" w:line="240" w:lineRule="auto"/>
+              <w:rPr>
+                <w:rFonts w:ascii="TH SarabunPSK" w:hAnsi="TH SarabunPSK" w:cs="TH SarabunPSK"/>
+                <w:color w:val="000000" w:themeColor="text1"/>
+                <w:sz w:val="32"/>
+                <w:szCs w:val="32"/>
+              </w:rPr>
+            </w:pPr>
+            <w:r>
+              <w:rPr>
+                <w:rFonts w:ascii="TH SarabunPSK" w:hAnsi="TH SarabunPSK" w:cs="TH SarabunPSK" w:hint="cs"/>
+                <w:color w:val="000000" w:themeColor="text1"/>
+                <w:sz w:val="32"/>
+                <w:szCs w:val="32"/>
+                <w:cs/>
+              </w:rPr>
+              <w:t xml:space="preserve">7. </w:t>
+            </w:r>
+            <w:r>
+              <w:rPr>
+                <w:rFonts w:ascii="TH SarabunPSK" w:hAnsi="TH SarabunPSK" w:cs="TH SarabunPSK"/>
+                <w:color w:val="000000" w:themeColor="text1"/>
+                <w:sz w:val="32"/>
+                <w:szCs w:val="32"/>
+                <w:cs/>
+              </w:rPr>
+              <w:t>ขนาดตัวอักษรและรูปแบบตัวอักษรอ่านง่ายและสวยงาม</w:t>
+            </w:r>
+          </w:p>
+        </w:tc>
+        <w:tc>
+          <w:tcPr>
+            <w:tcW w:w="709" w:type="dxa"/>
+            <w:tcBorders>
+              <w:top w:val="single" w:sz="4" w:space="0" w:color="auto"/>
+              <w:left w:val="single" w:sz="4" w:space="0" w:color="auto"/>
+              <w:bottom w:val="single" w:sz="4" w:space="0" w:color="auto"/>
+              <w:right w:val="single" w:sz="4" w:space="0" w:color="auto"/>
+            </w:tcBorders>
+          </w:tcPr>
+          <w:p>
+            <w:pPr>
+              <w:spacing w:after="0" w:line="240" w:lineRule="auto"/>
+              <w:jc w:val="center"/>
+              <w:rPr>
+                <w:rFonts w:ascii="TH SarabunPSK" w:hAnsi="TH SarabunPSK" w:cs="TH SarabunPSK"/>
+                <w:color w:val="000000" w:themeColor="text1"/>
+                <w:sz w:val="32"/>
+                <w:szCs w:val="32"/>
+              </w:rPr>
+            </w:pPr>
+            <w:r>
+              <w:rPr>
+                <w:rFonts w:ascii="TH SarabunPSK" w:hAnsi="TH SarabunPSK" w:cs="TH SarabunPSK" w:hint="cs"/>
+                <w:color w:val="000000" w:themeColor="text1"/>
+                <w:sz w:val="32"/>
+                <w:szCs w:val="32"/>
+              </w:rPr>
+              <w:t>4.35</w:t>
+            </w:r>
+          </w:p>
+        </w:tc>
+        <w:tc>
+          <w:tcPr>
+            <w:tcW w:w="1003" w:type="dxa"/>
+            <w:tcBorders>
+              <w:top w:val="single" w:sz="4" w:space="0" w:color="auto"/>
+              <w:left w:val="single" w:sz="4" w:space="0" w:color="auto"/>
+              <w:bottom w:val="single" w:sz="4" w:space="0" w:color="auto"/>
+              <w:right w:val="single" w:sz="4" w:space="0" w:color="auto"/>
+            </w:tcBorders>
+          </w:tcPr>
+          <w:p>
+            <w:pPr>
+              <w:tabs>
+                <w:tab w:val="center" w:pos="373"/>
+              </w:tabs>
+              <w:spacing w:after="0" w:line="240" w:lineRule="auto"/>
+              <w:jc w:val="center"/>
+              <w:rPr>
+                <w:rFonts w:ascii="TH SarabunPSK" w:hAnsi="TH SarabunPSK" w:cs="TH SarabunPSK"/>
+                <w:color w:val="000000" w:themeColor="text1"/>
+                <w:sz w:val="32"/>
+                <w:szCs w:val="32"/>
+              </w:rPr>
+            </w:pPr>
+            <w:r>
+              <w:rPr>
+                <w:rFonts w:ascii="TH SarabunPSK" w:hAnsi="TH SarabunPSK" w:cs="TH SarabunPSK" w:hint="cs"/>
+                <w:color w:val="000000" w:themeColor="text1"/>
+                <w:sz w:val="32"/>
+                <w:szCs w:val="32"/>
+              </w:rPr>
+              <w:t>.745</w:t>
+            </w:r>
+          </w:p>
+        </w:tc>
+        <w:tc>
+          <w:tcPr>
+            <w:tcW w:w="853" w:type="dxa"/>
+            <w:tcBorders>
+              <w:top w:val="single" w:sz="4" w:space="0" w:color="auto"/>
+              <w:left w:val="single" w:sz="4" w:space="0" w:color="auto"/>
+              <w:bottom w:val="single" w:sz="4" w:space="0" w:color="auto"/>
+              <w:right w:val="single" w:sz="4" w:space="0" w:color="auto"/>
+            </w:tcBorders>
+          </w:tcPr>
+          <w:p>
+            <w:pPr>
+              <w:spacing w:after="0" w:line="240" w:lineRule="auto"/>
+              <w:jc w:val="center"/>
+              <w:rPr>
+                <w:rFonts w:ascii="TH SarabunPSK" w:hAnsi="TH SarabunPSK" w:cs="TH SarabunPSK"/>
+                <w:color w:val="000000" w:themeColor="text1"/>
+                <w:sz w:val="32"/>
+                <w:szCs w:val="32"/>
+              </w:rPr>
+            </w:pPr>
+            <w:r>
+              <w:rPr>
+                <w:rFonts w:ascii="TH SarabunPSK" w:hAnsi="TH SarabunPSK" w:cs="TH SarabunPSK" w:hint="cs"/>
+                <w:color w:val="000000" w:themeColor="text1"/>
+                <w:sz w:val="32"/>
+                <w:szCs w:val="32"/>
+              </w:rPr>
+              <w:t>4</w:t>
+            </w:r>
+          </w:p>
+        </w:tc>
+        <w:tc>
+          <w:tcPr>
+            <w:tcW w:w="1707" w:type="dxa"/>
+            <w:tcBorders>
+              <w:top w:val="single" w:sz="4" w:space="0" w:color="auto"/>
+              <w:left w:val="single" w:sz="4" w:space="0" w:color="auto"/>
+              <w:bottom w:val="single" w:sz="4" w:space="0" w:color="auto"/>
+              <w:right w:val="nil"/>
+            </w:tcBorders>
+          </w:tcPr>
+          <w:p>
+            <w:pPr>
+              <w:pStyle w:val="Thesis-Style"/>
+              <w:jc w:val="center"/>
+              <w:rPr>
+                <w:rFonts w:ascii="TH SarabunPSK" w:hAnsi="TH SarabunPSK" w:cs="TH SarabunPSK"/>
+                <w:color w:val="000000" w:themeColor="text1"/>
+              </w:rPr>
+            </w:pPr>
+            <w:r>
+              <w:rPr>
+                <w:rFonts w:ascii="TH SarabunPSK" w:hAnsi="TH SarabunPSK" w:cs="TH SarabunPSK" w:hint="cs"/>
+                <w:color w:val="000000" w:themeColor="text1"/>
+                <w:cs/>
+              </w:rPr>
+              <w:t>มาก</w:t>
+            </w:r>
+          </w:p>
+        </w:tc>
+      </w:tr>
+      <w:tr>
+        <w:tc>
+          <w:tcPr>
+            <w:tcW w:w="3969" w:type="dxa"/>
+            <w:tcBorders>
+              <w:top w:val="single" w:sz="4" w:space="0" w:color="auto"/>
+              <w:left w:val="nil"/>
+              <w:bottom w:val="single" w:sz="4" w:space="0" w:color="auto"/>
+              <w:right w:val="single" w:sz="4" w:space="0" w:color="auto"/>
+            </w:tcBorders>
+          </w:tcPr>
+          <w:p>
+            <w:pPr>
+              <w:spacing w:after="0" w:line="240" w:lineRule="auto"/>
+              <w:rPr>
+                <w:rFonts w:ascii="TH SarabunPSK" w:hAnsi="TH SarabunPSK" w:cs="TH SarabunPSK"/>
+                <w:color w:val="000000" w:themeColor="text1"/>
+                <w:sz w:val="32"/>
+                <w:szCs w:val="32"/>
+              </w:rPr>
+            </w:pPr>
+            <w:r>
+              <w:rPr>
+                <w:rFonts w:ascii="TH SarabunPSK" w:hAnsi="TH SarabunPSK" w:cs="TH SarabunPSK" w:hint="cs"/>
+                <w:color w:val="000000" w:themeColor="text1"/>
+                <w:sz w:val="32"/>
+                <w:szCs w:val="32"/>
+                <w:cs/>
+              </w:rPr>
+              <w:t xml:space="preserve">8. </w:t>
+            </w:r>
+            <w:r>
+              <w:rPr>
+                <w:rFonts w:ascii="TH SarabunPSK" w:hAnsi="TH SarabunPSK" w:cs="TH SarabunPSK"/>
+                <w:color w:val="000000" w:themeColor="text1"/>
+                <w:sz w:val="32"/>
+                <w:szCs w:val="32"/>
+                <w:cs/>
+              </w:rPr>
+              <w:t>การจัดรูปแบบในเว็บไซต์ง่ายต่อการอ่านและการใช้งาน</w:t>
+            </w:r>
+          </w:p>
+        </w:tc>
+        <w:tc>
+          <w:tcPr>
+            <w:tcW w:w="709" w:type="dxa"/>
+            <w:tcBorders>
+              <w:top w:val="single" w:sz="4" w:space="0" w:color="auto"/>
+              <w:left w:val="single" w:sz="4" w:space="0" w:color="auto"/>
+              <w:bottom w:val="single" w:sz="4" w:space="0" w:color="auto"/>
+              <w:right w:val="single" w:sz="4" w:space="0" w:color="auto"/>
+            </w:tcBorders>
+          </w:tcPr>
+          <w:p>
+            <w:pPr>
+              <w:spacing w:after="0" w:line="240" w:lineRule="auto"/>
+              <w:jc w:val="center"/>
+              <w:rPr>
+                <w:rFonts w:ascii="TH SarabunPSK" w:hAnsi="TH SarabunPSK" w:cs="TH SarabunPSK"/>
+                <w:color w:val="000000" w:themeColor="text1"/>
+                <w:sz w:val="32"/>
+                <w:szCs w:val="32"/>
+              </w:rPr>
+            </w:pPr>
+            <w:r>
+              <w:rPr>
+                <w:rFonts w:ascii="TH SarabunPSK" w:hAnsi="TH SarabunPSK" w:cs="TH SarabunPSK" w:hint="cs"/>
+                <w:color w:val="000000" w:themeColor="text1"/>
+                <w:sz w:val="32"/>
+                <w:szCs w:val="32"/>
+              </w:rPr>
+              <w:t>4.50</w:t>
+            </w:r>
+          </w:p>
+        </w:tc>
+        <w:tc>
+          <w:tcPr>
+            <w:tcW w:w="1003" w:type="dxa"/>
+            <w:tcBorders>
+              <w:top w:val="single" w:sz="4" w:space="0" w:color="auto"/>
+              <w:left w:val="single" w:sz="4" w:space="0" w:color="auto"/>
+              <w:bottom w:val="single" w:sz="4" w:space="0" w:color="auto"/>
+              <w:right w:val="single" w:sz="4" w:space="0" w:color="auto"/>
+            </w:tcBorders>
+          </w:tcPr>
+          <w:p>
+            <w:pPr>
+              <w:tabs>
+                <w:tab w:val="center" w:pos="373"/>
+              </w:tabs>
+              <w:spacing w:after="0" w:line="240" w:lineRule="auto"/>
+              <w:jc w:val="center"/>
+              <w:rPr>
+                <w:rFonts w:ascii="TH SarabunPSK" w:hAnsi="TH SarabunPSK" w:cs="TH SarabunPSK"/>
+                <w:color w:val="000000" w:themeColor="text1"/>
+                <w:sz w:val="32"/>
+                <w:szCs w:val="32"/>
+              </w:rPr>
+            </w:pPr>
+            <w:r>
+              <w:rPr>
+                <w:rFonts w:ascii="TH SarabunPSK" w:hAnsi="TH SarabunPSK" w:cs="TH SarabunPSK" w:hint="cs"/>
+                <w:color w:val="000000" w:themeColor="text1"/>
+                <w:sz w:val="32"/>
+                <w:szCs w:val="32"/>
+              </w:rPr>
+              <w:t>.688</w:t>
+            </w:r>
+          </w:p>
+        </w:tc>
+        <w:tc>
+          <w:tcPr>
+            <w:tcW w:w="853" w:type="dxa"/>
+            <w:tcBorders>
+              <w:top w:val="single" w:sz="4" w:space="0" w:color="auto"/>
+              <w:left w:val="single" w:sz="4" w:space="0" w:color="auto"/>
+              <w:bottom w:val="single" w:sz="4" w:space="0" w:color="auto"/>
+              <w:right w:val="single" w:sz="4" w:space="0" w:color="auto"/>
+            </w:tcBorders>
+          </w:tcPr>
+          <w:p>
+            <w:pPr>
+              <w:spacing w:after="0" w:line="240" w:lineRule="auto"/>
+              <w:jc w:val="center"/>
+              <w:rPr>
+                <w:rFonts w:ascii="TH SarabunPSK" w:hAnsi="TH SarabunPSK" w:cs="TH SarabunPSK"/>
+                <w:color w:val="000000" w:themeColor="text1"/>
+                <w:sz w:val="32"/>
+                <w:szCs w:val="32"/>
+              </w:rPr>
+            </w:pPr>
+            <w:r>
+              <w:rPr>
+                <w:rFonts w:ascii="TH SarabunPSK" w:hAnsi="TH SarabunPSK" w:cs="TH SarabunPSK" w:hint="cs"/>
+                <w:color w:val="000000" w:themeColor="text1"/>
+                <w:sz w:val="32"/>
+                <w:szCs w:val="32"/>
+              </w:rPr>
+              <w:t>2</w:t>
+            </w:r>
+          </w:p>
+        </w:tc>
+        <w:tc>
+          <w:tcPr>
+            <w:tcW w:w="1707" w:type="dxa"/>
+            <w:tcBorders>
+              <w:top w:val="single" w:sz="4" w:space="0" w:color="auto"/>
+              <w:left w:val="single" w:sz="4" w:space="0" w:color="auto"/>
+              <w:bottom w:val="single" w:sz="4" w:space="0" w:color="auto"/>
+              <w:right w:val="nil"/>
+            </w:tcBorders>
+          </w:tcPr>
+          <w:p>
+            <w:pPr>
+              <w:pStyle w:val="Thesis-Style"/>
+              <w:jc w:val="center"/>
+              <w:rPr>
+                <w:rFonts w:ascii="TH SarabunPSK" w:hAnsi="TH SarabunPSK" w:cs="TH SarabunPSK"/>
+                <w:color w:val="000000" w:themeColor="text1"/>
+                <w:cs/>
+              </w:rPr>
+            </w:pPr>
+            <w:r>
+              <w:rPr>
+                <w:rFonts w:ascii="TH SarabunPSK" w:hAnsi="TH SarabunPSK" w:cs="TH SarabunPSK" w:hint="cs"/>
+                <w:color w:val="000000" w:themeColor="text1"/>
+                <w:cs/>
+              </w:rPr>
+              <w:t>มากที่สุด</w:t>
+            </w:r>
+          </w:p>
+        </w:tc>
+      </w:tr>
+      <w:tr>
+        <w:tc>
+          <w:tcPr>
+            <w:tcW w:w="8241" w:type="dxa"/>
+            <w:gridSpan w:val="5"/>
+            <w:tcBorders>
+              <w:top w:val="single" w:sz="4" w:space="0" w:color="auto"/>
+              <w:left w:val="nil"/>
+              <w:bottom w:val="nil"/>
+            </w:tcBorders>
+          </w:tcPr>
+          <w:p>
+            <w:pPr>
+              <w:pStyle w:val="Thesis-Style"/>
+              <w:rPr>
+                <w:rFonts w:ascii="TH SarabunPSK" w:hAnsi="TH SarabunPSK" w:cs="TH SarabunPSK"/>
+                <w:spacing w:val="-12"/>
+              </w:rPr>
+            </w:pPr>
+          </w:p>
+          <w:p>
+            <w:pPr>
+              <w:pStyle w:val="Thesis-Style"/>
+              <w:rPr>
+                <w:rFonts w:ascii="TH SarabunPSK" w:hAnsi="TH SarabunPSK" w:cs="TH SarabunPSK" w:hint="cs"/>
+                <w:spacing w:val="-12"/>
+              </w:rPr>
+            </w:pPr>
+          </w:p>
+        </w:tc>
+      </w:tr>
+    </w:tbl>
+    <w:p>
+      <w:pPr>
+        <w:pStyle w:val="Thesis-Style"/>
+        <w:jc w:val="thaiDistribute"/>
+        <w:rPr>
+          <w:rFonts w:ascii="TH SarabunPSK" w:hAnsi="TH SarabunPSK" w:cs="TH SarabunPSK"/>
+          <w:color w:val="000000" w:themeColor="text1"/>
+        </w:rPr>
+      </w:pPr>
+      <w:r>
+        <w:rPr>
+          <w:rFonts w:ascii="TH SarabunPSK" w:hAnsi="TH SarabunPSK" w:cs="TH SarabunPSK" w:hint="cs"/>
+          <w:b/>
+          <w:bCs/>
+          <w:cs/>
+        </w:rPr>
+        <w:lastRenderedPageBreak/>
+        <w:t>ตารางที่ 4.</w:t>
+      </w:r>
+      <w:r>
+        <w:rPr>
+          <w:rFonts w:ascii="TH SarabunPSK" w:hAnsi="TH SarabunPSK" w:cs="TH SarabunPSK" w:hint="cs"/>
+          <w:b/>
+          <w:bCs/>
+          <w:cs/>
+        </w:rPr>
+        <w:t>4</w:t>
+      </w:r>
+      <w:r>
+        <w:rPr>
+          <w:rFonts w:ascii="TH SarabunPSK" w:hAnsi="TH SarabunPSK" w:cs="TH SarabunPSK" w:hint="cs"/>
+          <w:b/>
+          <w:bCs/>
+          <w:cs/>
+        </w:rPr>
+        <w:t xml:space="preserve"> </w:t>
+      </w:r>
+      <w:r>
+        <w:rPr>
+          <w:rFonts w:ascii="TH SarabunPSK" w:hAnsi="TH SarabunPSK" w:cs="TH SarabunPSK" w:hint="cs"/>
+          <w:cs/>
+        </w:rPr>
+        <w:t>แสดงตารางข้อมูลของผู้ตอบแบบสอบถามตามความพึงพอใจ</w:t>
+      </w:r>
+      <w:r>
+        <w:rPr>
+          <w:rFonts w:ascii="TH SarabunPSK" w:hAnsi="TH SarabunPSK" w:cs="TH SarabunPSK" w:hint="cs"/>
+          <w:cs/>
+        </w:rPr>
+        <w:t>เกี่ยวกับ</w:t>
+      </w:r>
+      <w:r>
+        <w:rPr>
+          <w:rFonts w:ascii="TH SarabunPSK" w:hAnsi="TH SarabunPSK" w:cs="TH SarabunPSK" w:hint="cs"/>
+          <w:color w:val="000000" w:themeColor="text1"/>
+          <w:cs/>
+        </w:rPr>
+        <w:t>โครงงาน</w:t>
+      </w:r>
+      <w:r>
+        <w:rPr>
+          <w:rFonts w:ascii="TH SarabunPSK" w:hAnsi="TH SarabunPSK" w:cs="TH SarabunPSK"/>
+          <w:color w:val="000000" w:themeColor="text1"/>
+          <w:cs/>
+        </w:rPr>
+        <w:t>ระบบช่วยผู้สร้างคอนเทนต์รับรายได้จากการสนับสนุนของผู้ติดตาม</w:t>
+      </w:r>
+      <w:r>
+        <w:rPr>
+          <w:rFonts w:ascii="TH SarabunPSK" w:hAnsi="TH SarabunPSK" w:cs="TH SarabunPSK" w:hint="cs"/>
+          <w:color w:val="000000" w:themeColor="text1"/>
+          <w:cs/>
+        </w:rPr>
+        <w:t xml:space="preserve"> </w:t>
+      </w:r>
+      <w:r>
+        <w:rPr>
+          <w:rFonts w:ascii="TH SarabunPSK" w:hAnsi="TH SarabunPSK" w:cs="TH SarabunPSK"/>
+          <w:color w:val="000000" w:themeColor="text1"/>
+        </w:rPr>
+        <w:t>(</w:t>
+      </w:r>
+      <w:r>
+        <w:rPr>
+          <w:rFonts w:ascii="TH SarabunPSK" w:hAnsi="TH SarabunPSK" w:cs="TH SarabunPSK" w:hint="cs"/>
+          <w:color w:val="000000" w:themeColor="text1"/>
+          <w:cs/>
+        </w:rPr>
+        <w:t>ต่อ</w:t>
+      </w:r>
+      <w:r>
+        <w:rPr>
+          <w:rFonts w:ascii="TH SarabunPSK" w:hAnsi="TH SarabunPSK" w:cs="TH SarabunPSK"/>
+          <w:color w:val="000000" w:themeColor="text1"/>
+        </w:rPr>
+        <w:t>)</w:t>
+      </w:r>
+    </w:p>
+    <w:tbl>
+      <w:tblPr>
+        <w:tblW w:w="8420" w:type="dxa"/>
+        <w:tblBorders>
+          <w:top w:val="double" w:sz="4" w:space="0" w:color="auto"/>
+          <w:bottom w:val="single" w:sz="4" w:space="0" w:color="auto"/>
+          <w:insideH w:val="single" w:sz="4" w:space="0" w:color="auto"/>
+          <w:insideV w:val="single" w:sz="4" w:space="0" w:color="auto"/>
+        </w:tblBorders>
+        <w:tblLayout w:type="fixed"/>
+        <w:tblLook w:val="04A0" w:firstRow="1" w:lastRow="0" w:firstColumn="1" w:lastColumn="0" w:noHBand="0" w:noVBand="1"/>
+      </w:tblPr>
+      <w:tblGrid>
+        <w:gridCol w:w="4077"/>
+        <w:gridCol w:w="709"/>
         <w:gridCol w:w="992"/>
         <w:gridCol w:w="11"/>
         <w:gridCol w:w="840"/>
@@ -5556,7 +6223,7 @@
       <w:tr>
         <w:tc>
           <w:tcPr>
-            <w:tcW w:w="3969" w:type="dxa"/>
+            <w:tcW w:w="4077" w:type="dxa"/>
             <w:vMerge w:val="restart"/>
             <w:tcBorders>
               <w:top w:val="double" w:sz="4" w:space="0" w:color="auto"/>
@@ -5639,7 +6306,7 @@
         </w:trPr>
         <w:tc>
           <w:tcPr>
-            <w:tcW w:w="3969" w:type="dxa"/>
+            <w:tcW w:w="4077" w:type="dxa"/>
             <w:vMerge/>
             <w:tcBorders>
               <w:top w:val="double" w:sz="4" w:space="0" w:color="auto"/>
@@ -5694,8 +6361,8 @@
                 <w:sz w:val="32"/>
                 <w:szCs w:val="32"/>
               </w:rPr>
-              <w:pict w14:anchorId="6C78FDBE">
-                <v:shape id="_x0000_i1026" type="#_x0000_t75" style="width:8.25pt;height:21.75pt" equationxml="&lt;">
+              <w:pict w14:anchorId="0FCB9EB4">
+                <v:shape id="_x0000_i1469" type="#_x0000_t75" style="width:8.25pt;height:21.75pt" equationxml="&lt;">
                   <v:imagedata r:id="rId8" o:title="" chromakey="white"/>
                 </v:shape>
               </w:pict>
@@ -5734,37 +6401,7 @@
                 <w:sz w:val="32"/>
                 <w:szCs w:val="32"/>
               </w:rPr>
-              <w:t>S</w:t>
-            </w:r>
-            <w:r>
-              <w:rPr>
-                <w:rFonts w:ascii="TH SarabunPSK" w:hAnsi="TH SarabunPSK" w:cs="TH SarabunPSK" w:hint="cs"/>
-                <w:b/>
-                <w:bCs/>
-                <w:sz w:val="32"/>
-                <w:szCs w:val="32"/>
-              </w:rPr>
-              <w:t>.</w:t>
-            </w:r>
-            <w:r>
-              <w:rPr>
-                <w:rFonts w:ascii="TH SarabunPSK" w:hAnsi="TH SarabunPSK" w:cs="TH SarabunPSK" w:hint="cs"/>
-                <w:b/>
-                <w:bCs/>
-                <w:sz w:val="32"/>
-                <w:szCs w:val="32"/>
-              </w:rPr>
-              <w:t>D</w:t>
-            </w:r>
-            <w:r>
-              <w:rPr>
-                <w:rFonts w:ascii="TH SarabunPSK" w:hAnsi="TH SarabunPSK" w:cs="TH SarabunPSK" w:hint="cs"/>
-                <w:b/>
-                <w:bCs/>
-                <w:sz w:val="32"/>
-                <w:szCs w:val="32"/>
-              </w:rPr>
-              <w:t>.</w:t>
+              <w:t>S.D.</w:t>
             </w:r>
           </w:p>
         </w:tc>
@@ -5852,7 +6489,7 @@
         </w:trPr>
         <w:tc>
           <w:tcPr>
-            <w:tcW w:w="8241" w:type="dxa"/>
+            <w:tcW w:w="8349" w:type="dxa"/>
             <w:gridSpan w:val="7"/>
             <w:tcBorders>
               <w:top w:val="single" w:sz="4" w:space="0" w:color="auto"/>
@@ -5865,74 +6502,70 @@
           <w:p>
             <w:pPr>
               <w:spacing w:after="0" w:line="240" w:lineRule="auto"/>
-              <w:rPr>
-                <w:rFonts w:ascii="TH SarabunPSK" w:hAnsi="TH SarabunPSK" w:cs="TH SarabunPSK"/>
-                <w:sz w:val="32"/>
-                <w:szCs w:val="32"/>
-                <w:cs/>
-              </w:rPr>
-            </w:pPr>
-            <w:r>
+              <w:jc w:val="thaiDistribute"/>
               <w:rPr>
                 <w:rFonts w:ascii="TH SarabunPSK" w:hAnsi="TH SarabunPSK" w:cs="TH SarabunPSK" w:hint="cs"/>
                 <w:b/>
                 <w:bCs/>
-                <w:sz w:val="32"/>
-                <w:szCs w:val="32"/>
-                <w:cs/>
-              </w:rPr>
-              <w:t>ด้านการออกแบบหน้าจอ</w:t>
+                <w:spacing w:val="-16"/>
+                <w:sz w:val="32"/>
+                <w:szCs w:val="32"/>
+              </w:rPr>
+            </w:pPr>
+            <w:r>
+              <w:rPr>
+                <w:rFonts w:ascii="TH SarabunPSK" w:hAnsi="TH SarabunPSK" w:cs="TH SarabunPSK"/>
+                <w:b/>
+                <w:bCs/>
+                <w:spacing w:val="-16"/>
+                <w:sz w:val="32"/>
+                <w:szCs w:val="32"/>
+                <w:cs/>
+              </w:rPr>
+              <w:t>ด้านความพึ่งพอใจโดยรวมในการใช้งานระบบช่วยผู้สร้างคอนเทนต์รับรายได้จากการสนับสนุนของผู้ติดตาม</w:t>
             </w:r>
           </w:p>
         </w:tc>
       </w:tr>
       <w:tr>
-        <w:trPr>
-          <w:gridAfter w:val="1"/>
-          <w:wAfter w:w="71" w:type="dxa"/>
-        </w:trPr>
-        <w:tc>
-          <w:tcPr>
-            <w:tcW w:w="3969" w:type="dxa"/>
+        <w:tc>
+          <w:tcPr>
+            <w:tcW w:w="4077" w:type="dxa"/>
             <w:tcBorders>
               <w:top w:val="single" w:sz="4" w:space="0" w:color="auto"/>
               <w:left w:val="nil"/>
               <w:bottom w:val="single" w:sz="4" w:space="0" w:color="auto"/>
               <w:right w:val="single" w:sz="4" w:space="0" w:color="auto"/>
             </w:tcBorders>
-            <w:hideMark/>
           </w:tcPr>
           <w:p>
             <w:pPr>
               <w:spacing w:after="0" w:line="240" w:lineRule="auto"/>
-              <w:jc w:val="thaiDistribute"/>
-              <w:rPr>
-                <w:rFonts w:ascii="TH SarabunPSK" w:hAnsi="TH SarabunPSK" w:cs="TH SarabunPSK"/>
-                <w:color w:val="000000" w:themeColor="text1"/>
-                <w:sz w:val="32"/>
-                <w:szCs w:val="32"/>
-                <w:cs/>
-              </w:rPr>
-            </w:pPr>
-            <w:r>
-              <w:rPr>
-                <w:rFonts w:ascii="TH SarabunPSK" w:hAnsi="TH SarabunPSK" w:cs="TH SarabunPSK" w:hint="cs"/>
-                <w:color w:val="000000" w:themeColor="text1"/>
-                <w:sz w:val="32"/>
-                <w:szCs w:val="32"/>
-                <w:cs/>
-              </w:rPr>
-              <w:t xml:space="preserve">4. </w:t>
-            </w:r>
-            <w:r>
-              <w:rPr>
-                <w:rFonts w:ascii="TH SarabunPSK" w:hAnsi="TH SarabunPSK" w:cs="TH SarabunPSK"/>
-                <w:color w:val="000000" w:themeColor="text1"/>
-                <w:sz w:val="32"/>
-                <w:szCs w:val="32"/>
-                <w:cs/>
-              </w:rPr>
-              <w:t>การจัดรูปแบบในเว็บไซต์สำหรับอุปกรณ์ต่างๆ</w:t>
+              <w:rPr>
+                <w:rFonts w:ascii="TH SarabunPSK" w:hAnsi="TH SarabunPSK" w:cs="TH SarabunPSK"/>
+                <w:color w:val="000000" w:themeColor="text1"/>
+                <w:sz w:val="32"/>
+                <w:szCs w:val="32"/>
+              </w:rPr>
+            </w:pPr>
+            <w:r>
+              <w:rPr>
+                <w:rFonts w:ascii="TH SarabunPSK" w:hAnsi="TH SarabunPSK" w:cs="TH SarabunPSK" w:hint="cs"/>
+                <w:color w:val="000000" w:themeColor="text1"/>
+                <w:sz w:val="32"/>
+                <w:szCs w:val="32"/>
+              </w:rPr>
+              <w:t xml:space="preserve">9. </w:t>
+            </w:r>
+            <w:r>
+              <w:rPr>
+                <w:rFonts w:ascii="TH SarabunPSK" w:hAnsi="TH SarabunPSK" w:cs="TH SarabunPSK" w:hint="cs"/>
+                <w:color w:val="000000" w:themeColor="text1"/>
+                <w:sz w:val="32"/>
+                <w:szCs w:val="32"/>
+                <w:cs/>
+              </w:rPr>
+              <w:t>ภาพรวมความพึงพอใจเกี่ยวกับระบบ</w:t>
             </w:r>
           </w:p>
         </w:tc>
@@ -5945,7 +6578,6 @@
               <w:bottom w:val="single" w:sz="4" w:space="0" w:color="auto"/>
               <w:right w:val="single" w:sz="4" w:space="0" w:color="auto"/>
             </w:tcBorders>
-            <w:hideMark/>
           </w:tcPr>
           <w:p>
             <w:pPr>
@@ -5965,972 +6597,7 @@
                 <w:sz w:val="32"/>
                 <w:szCs w:val="32"/>
               </w:rPr>
-              <w:t>4.20</w:t>
-            </w:r>
-          </w:p>
-        </w:tc>
-        <w:tc>
-          <w:tcPr>
-            <w:tcW w:w="1003" w:type="dxa"/>
-            <w:gridSpan w:val="2"/>
-            <w:tcBorders>
-              <w:top w:val="single" w:sz="4" w:space="0" w:color="auto"/>
-              <w:left w:val="single" w:sz="4" w:space="0" w:color="auto"/>
-              <w:bottom w:val="single" w:sz="4" w:space="0" w:color="auto"/>
-              <w:right w:val="single" w:sz="4" w:space="0" w:color="auto"/>
-            </w:tcBorders>
-            <w:hideMark/>
-          </w:tcPr>
-          <w:p>
-            <w:pPr>
-              <w:spacing w:after="0" w:line="240" w:lineRule="auto"/>
-              <w:jc w:val="center"/>
-              <w:rPr>
-                <w:rFonts w:ascii="TH SarabunPSK" w:hAnsi="TH SarabunPSK" w:cs="TH SarabunPSK"/>
-                <w:color w:val="000000" w:themeColor="text1"/>
-                <w:sz w:val="32"/>
-                <w:szCs w:val="32"/>
-              </w:rPr>
-            </w:pPr>
-            <w:r>
-              <w:rPr>
-                <w:rFonts w:ascii="TH SarabunPSK" w:hAnsi="TH SarabunPSK" w:cs="TH SarabunPSK" w:hint="cs"/>
-                <w:color w:val="000000" w:themeColor="text1"/>
-                <w:sz w:val="32"/>
-                <w:szCs w:val="32"/>
-              </w:rPr>
-              <w:t>.696</w:t>
-            </w:r>
-          </w:p>
-        </w:tc>
-        <w:tc>
-          <w:tcPr>
-            <w:tcW w:w="853" w:type="dxa"/>
-            <w:gridSpan w:val="2"/>
-            <w:tcBorders>
-              <w:top w:val="single" w:sz="4" w:space="0" w:color="auto"/>
-              <w:left w:val="single" w:sz="4" w:space="0" w:color="auto"/>
-              <w:bottom w:val="single" w:sz="4" w:space="0" w:color="auto"/>
-              <w:right w:val="single" w:sz="4" w:space="0" w:color="auto"/>
-            </w:tcBorders>
-            <w:hideMark/>
-          </w:tcPr>
-          <w:p>
-            <w:pPr>
-              <w:spacing w:after="0" w:line="240" w:lineRule="auto"/>
-              <w:jc w:val="center"/>
-              <w:rPr>
-                <w:rFonts w:ascii="TH SarabunPSK" w:hAnsi="TH SarabunPSK" w:cs="TH SarabunPSK"/>
-                <w:color w:val="000000" w:themeColor="text1"/>
-                <w:sz w:val="32"/>
-                <w:szCs w:val="32"/>
-              </w:rPr>
-            </w:pPr>
-            <w:r>
-              <w:rPr>
-                <w:rFonts w:ascii="TH SarabunPSK" w:hAnsi="TH SarabunPSK" w:cs="TH SarabunPSK" w:hint="cs"/>
-                <w:color w:val="000000" w:themeColor="text1"/>
-                <w:sz w:val="32"/>
-                <w:szCs w:val="32"/>
-              </w:rPr>
-              <w:t>5</w:t>
-            </w:r>
-          </w:p>
-        </w:tc>
-        <w:tc>
-          <w:tcPr>
-            <w:tcW w:w="1707" w:type="dxa"/>
-            <w:tcBorders>
-              <w:top w:val="single" w:sz="4" w:space="0" w:color="auto"/>
-              <w:left w:val="single" w:sz="4" w:space="0" w:color="auto"/>
-              <w:bottom w:val="single" w:sz="4" w:space="0" w:color="auto"/>
-              <w:right w:val="nil"/>
-            </w:tcBorders>
-            <w:hideMark/>
-          </w:tcPr>
-          <w:p>
-            <w:pPr>
-              <w:pStyle w:val="Thesis-Style"/>
-              <w:jc w:val="center"/>
-              <w:rPr>
-                <w:rFonts w:ascii="TH SarabunPSK" w:hAnsi="TH SarabunPSK" w:cs="TH SarabunPSK"/>
-                <w:color w:val="000000" w:themeColor="text1"/>
-                <w:highlight w:val="yellow"/>
-              </w:rPr>
-            </w:pPr>
-            <w:r>
-              <w:rPr>
-                <w:rFonts w:ascii="TH SarabunPSK" w:hAnsi="TH SarabunPSK" w:cs="TH SarabunPSK" w:hint="cs"/>
-                <w:color w:val="000000" w:themeColor="text1"/>
-                <w:cs/>
-              </w:rPr>
-              <w:t>มาก</w:t>
-            </w:r>
-          </w:p>
-        </w:tc>
-      </w:tr>
-      <w:tr>
-        <w:trPr>
-          <w:gridAfter w:val="1"/>
-          <w:wAfter w:w="71" w:type="dxa"/>
-        </w:trPr>
-        <w:tc>
-          <w:tcPr>
-            <w:tcW w:w="3969" w:type="dxa"/>
-            <w:tcBorders>
-              <w:top w:val="single" w:sz="4" w:space="0" w:color="auto"/>
-              <w:left w:val="nil"/>
-              <w:bottom w:val="single" w:sz="4" w:space="0" w:color="auto"/>
-              <w:right w:val="single" w:sz="4" w:space="0" w:color="auto"/>
-            </w:tcBorders>
-            <w:hideMark/>
-          </w:tcPr>
-          <w:p>
-            <w:pPr>
-              <w:spacing w:after="0" w:line="240" w:lineRule="auto"/>
-              <w:jc w:val="thaiDistribute"/>
-              <w:rPr>
-                <w:rFonts w:ascii="TH SarabunPSK" w:hAnsi="TH SarabunPSK" w:cs="TH SarabunPSK"/>
-                <w:color w:val="000000" w:themeColor="text1"/>
-                <w:sz w:val="32"/>
-                <w:szCs w:val="32"/>
-              </w:rPr>
-            </w:pPr>
-            <w:r>
-              <w:rPr>
-                <w:rFonts w:ascii="TH SarabunPSK" w:hAnsi="TH SarabunPSK" w:cs="TH SarabunPSK" w:hint="cs"/>
-                <w:color w:val="000000" w:themeColor="text1"/>
-                <w:sz w:val="32"/>
-                <w:szCs w:val="32"/>
-                <w:cs/>
-              </w:rPr>
-              <w:t xml:space="preserve">5. </w:t>
-            </w:r>
-            <w:r>
-              <w:rPr>
-                <w:rFonts w:ascii="TH SarabunPSK" w:hAnsi="TH SarabunPSK" w:cs="TH SarabunPSK"/>
-                <w:color w:val="000000" w:themeColor="text1"/>
-                <w:sz w:val="32"/>
-                <w:szCs w:val="32"/>
-                <w:cs/>
-              </w:rPr>
-              <w:t>สีสันในการออกแบบเว็บไซต์มีความเหมาะสม</w:t>
-            </w:r>
-          </w:p>
-        </w:tc>
-        <w:tc>
-          <w:tcPr>
-            <w:tcW w:w="709" w:type="dxa"/>
-            <w:tcBorders>
-              <w:top w:val="single" w:sz="4" w:space="0" w:color="auto"/>
-              <w:left w:val="single" w:sz="4" w:space="0" w:color="auto"/>
-              <w:bottom w:val="single" w:sz="4" w:space="0" w:color="auto"/>
-              <w:right w:val="single" w:sz="4" w:space="0" w:color="auto"/>
-            </w:tcBorders>
-            <w:hideMark/>
-          </w:tcPr>
-          <w:p>
-            <w:pPr>
-              <w:spacing w:after="0" w:line="240" w:lineRule="auto"/>
-              <w:jc w:val="center"/>
-              <w:rPr>
-                <w:rFonts w:ascii="TH SarabunPSK" w:hAnsi="TH SarabunPSK" w:cs="TH SarabunPSK"/>
-                <w:color w:val="000000" w:themeColor="text1"/>
-                <w:sz w:val="32"/>
-                <w:szCs w:val="32"/>
-              </w:rPr>
-            </w:pPr>
-            <w:r>
-              <w:rPr>
-                <w:rFonts w:ascii="TH SarabunPSK" w:hAnsi="TH SarabunPSK" w:cs="TH SarabunPSK" w:hint="cs"/>
-                <w:color w:val="000000" w:themeColor="text1"/>
-                <w:sz w:val="32"/>
-                <w:szCs w:val="32"/>
-              </w:rPr>
               <w:t>4.05</w:t>
-            </w:r>
-          </w:p>
-        </w:tc>
-        <w:tc>
-          <w:tcPr>
-            <w:tcW w:w="1003" w:type="dxa"/>
-            <w:gridSpan w:val="2"/>
-            <w:tcBorders>
-              <w:top w:val="single" w:sz="4" w:space="0" w:color="auto"/>
-              <w:left w:val="single" w:sz="4" w:space="0" w:color="auto"/>
-              <w:bottom w:val="single" w:sz="4" w:space="0" w:color="auto"/>
-              <w:right w:val="single" w:sz="4" w:space="0" w:color="auto"/>
-            </w:tcBorders>
-            <w:hideMark/>
-          </w:tcPr>
-          <w:p>
-            <w:pPr>
-              <w:spacing w:after="0" w:line="240" w:lineRule="auto"/>
-              <w:jc w:val="center"/>
-              <w:rPr>
-                <w:rFonts w:ascii="TH SarabunPSK" w:hAnsi="TH SarabunPSK" w:cs="TH SarabunPSK"/>
-                <w:color w:val="000000" w:themeColor="text1"/>
-                <w:sz w:val="32"/>
-                <w:szCs w:val="32"/>
-              </w:rPr>
-            </w:pPr>
-            <w:r>
-              <w:rPr>
-                <w:rFonts w:ascii="TH SarabunPSK" w:hAnsi="TH SarabunPSK" w:cs="TH SarabunPSK" w:hint="cs"/>
-                <w:color w:val="000000" w:themeColor="text1"/>
-                <w:sz w:val="32"/>
-                <w:szCs w:val="32"/>
-              </w:rPr>
-              <w:t>.826</w:t>
-            </w:r>
-          </w:p>
-        </w:tc>
-        <w:tc>
-          <w:tcPr>
-            <w:tcW w:w="853" w:type="dxa"/>
-            <w:gridSpan w:val="2"/>
-            <w:tcBorders>
-              <w:top w:val="single" w:sz="4" w:space="0" w:color="auto"/>
-              <w:left w:val="single" w:sz="4" w:space="0" w:color="auto"/>
-              <w:bottom w:val="single" w:sz="4" w:space="0" w:color="auto"/>
-              <w:right w:val="single" w:sz="4" w:space="0" w:color="auto"/>
-            </w:tcBorders>
-            <w:hideMark/>
-          </w:tcPr>
-          <w:p>
-            <w:pPr>
-              <w:spacing w:after="0" w:line="240" w:lineRule="auto"/>
-              <w:jc w:val="center"/>
-              <w:rPr>
-                <w:rFonts w:ascii="TH SarabunPSK" w:hAnsi="TH SarabunPSK" w:cs="TH SarabunPSK"/>
-                <w:color w:val="000000" w:themeColor="text1"/>
-                <w:sz w:val="32"/>
-                <w:szCs w:val="32"/>
-              </w:rPr>
-            </w:pPr>
-            <w:r>
-              <w:rPr>
-                <w:rFonts w:ascii="TH SarabunPSK" w:hAnsi="TH SarabunPSK" w:cs="TH SarabunPSK" w:hint="cs"/>
-                <w:color w:val="000000" w:themeColor="text1"/>
-                <w:sz w:val="32"/>
-                <w:szCs w:val="32"/>
-              </w:rPr>
-              <w:t>7</w:t>
-            </w:r>
-          </w:p>
-        </w:tc>
-        <w:tc>
-          <w:tcPr>
-            <w:tcW w:w="1707" w:type="dxa"/>
-            <w:tcBorders>
-              <w:top w:val="single" w:sz="4" w:space="0" w:color="auto"/>
-              <w:left w:val="single" w:sz="4" w:space="0" w:color="auto"/>
-              <w:bottom w:val="single" w:sz="4" w:space="0" w:color="auto"/>
-              <w:right w:val="nil"/>
-            </w:tcBorders>
-            <w:hideMark/>
-          </w:tcPr>
-          <w:p>
-            <w:pPr>
-              <w:pStyle w:val="Thesis-Style"/>
-              <w:jc w:val="center"/>
-              <w:rPr>
-                <w:rFonts w:ascii="TH SarabunPSK" w:hAnsi="TH SarabunPSK" w:cs="TH SarabunPSK"/>
-                <w:color w:val="000000" w:themeColor="text1"/>
-                <w:highlight w:val="yellow"/>
-              </w:rPr>
-            </w:pPr>
-            <w:r>
-              <w:rPr>
-                <w:rFonts w:ascii="TH SarabunPSK" w:hAnsi="TH SarabunPSK" w:cs="TH SarabunPSK" w:hint="cs"/>
-                <w:color w:val="000000" w:themeColor="text1"/>
-                <w:cs/>
-              </w:rPr>
-              <w:t>มาก</w:t>
-            </w:r>
-          </w:p>
-        </w:tc>
-      </w:tr>
-      <w:tr>
-        <w:trPr>
-          <w:gridAfter w:val="1"/>
-          <w:wAfter w:w="71" w:type="dxa"/>
-        </w:trPr>
-        <w:tc>
-          <w:tcPr>
-            <w:tcW w:w="3969" w:type="dxa"/>
-            <w:tcBorders>
-              <w:top w:val="single" w:sz="4" w:space="0" w:color="auto"/>
-              <w:left w:val="nil"/>
-              <w:bottom w:val="single" w:sz="4" w:space="0" w:color="auto"/>
-              <w:right w:val="single" w:sz="4" w:space="0" w:color="auto"/>
-            </w:tcBorders>
-            <w:hideMark/>
-          </w:tcPr>
-          <w:p>
-            <w:pPr>
-              <w:spacing w:after="0" w:line="240" w:lineRule="auto"/>
-              <w:rPr>
-                <w:rFonts w:ascii="TH SarabunPSK" w:hAnsi="TH SarabunPSK" w:cs="TH SarabunPSK"/>
-                <w:color w:val="000000" w:themeColor="text1"/>
-                <w:sz w:val="32"/>
-                <w:szCs w:val="32"/>
-              </w:rPr>
-            </w:pPr>
-            <w:r>
-              <w:rPr>
-                <w:rFonts w:ascii="TH SarabunPSK" w:hAnsi="TH SarabunPSK" w:cs="TH SarabunPSK" w:hint="cs"/>
-                <w:color w:val="000000" w:themeColor="text1"/>
-                <w:sz w:val="32"/>
-                <w:szCs w:val="32"/>
-                <w:cs/>
-              </w:rPr>
-              <w:t xml:space="preserve">6. </w:t>
-            </w:r>
-            <w:r>
-              <w:rPr>
-                <w:rFonts w:ascii="TH SarabunPSK" w:hAnsi="TH SarabunPSK" w:cs="TH SarabunPSK"/>
-                <w:color w:val="000000" w:themeColor="text1"/>
-                <w:sz w:val="32"/>
-                <w:szCs w:val="32"/>
-                <w:cs/>
-              </w:rPr>
-              <w:t>ความสวยงาม ความทันสมัย ความน่าสนใจของหน้าเว็บไซต์</w:t>
-            </w:r>
-          </w:p>
-        </w:tc>
-        <w:tc>
-          <w:tcPr>
-            <w:tcW w:w="709" w:type="dxa"/>
-            <w:tcBorders>
-              <w:top w:val="single" w:sz="4" w:space="0" w:color="auto"/>
-              <w:left w:val="single" w:sz="4" w:space="0" w:color="auto"/>
-              <w:bottom w:val="single" w:sz="4" w:space="0" w:color="auto"/>
-              <w:right w:val="single" w:sz="4" w:space="0" w:color="auto"/>
-            </w:tcBorders>
-            <w:hideMark/>
-          </w:tcPr>
-          <w:p>
-            <w:pPr>
-              <w:spacing w:after="0" w:line="240" w:lineRule="auto"/>
-              <w:jc w:val="center"/>
-              <w:rPr>
-                <w:rFonts w:ascii="TH SarabunPSK" w:hAnsi="TH SarabunPSK" w:cs="TH SarabunPSK"/>
-                <w:color w:val="000000" w:themeColor="text1"/>
-                <w:sz w:val="32"/>
-                <w:szCs w:val="32"/>
-              </w:rPr>
-            </w:pPr>
-            <w:r>
-              <w:rPr>
-                <w:rFonts w:ascii="TH SarabunPSK" w:hAnsi="TH SarabunPSK" w:cs="TH SarabunPSK" w:hint="cs"/>
-                <w:color w:val="000000" w:themeColor="text1"/>
-                <w:sz w:val="32"/>
-                <w:szCs w:val="32"/>
-              </w:rPr>
-              <w:t>4.10</w:t>
-            </w:r>
-          </w:p>
-        </w:tc>
-        <w:tc>
-          <w:tcPr>
-            <w:tcW w:w="1003" w:type="dxa"/>
-            <w:gridSpan w:val="2"/>
-            <w:tcBorders>
-              <w:top w:val="single" w:sz="4" w:space="0" w:color="auto"/>
-              <w:left w:val="single" w:sz="4" w:space="0" w:color="auto"/>
-              <w:bottom w:val="single" w:sz="4" w:space="0" w:color="auto"/>
-              <w:right w:val="single" w:sz="4" w:space="0" w:color="auto"/>
-            </w:tcBorders>
-            <w:hideMark/>
-          </w:tcPr>
-          <w:p>
-            <w:pPr>
-              <w:tabs>
-                <w:tab w:val="center" w:pos="373"/>
-              </w:tabs>
-              <w:spacing w:after="0" w:line="240" w:lineRule="auto"/>
-              <w:jc w:val="center"/>
-              <w:rPr>
-                <w:rFonts w:ascii="TH SarabunPSK" w:hAnsi="TH SarabunPSK" w:cs="TH SarabunPSK"/>
-                <w:color w:val="000000" w:themeColor="text1"/>
-                <w:sz w:val="32"/>
-                <w:szCs w:val="32"/>
-              </w:rPr>
-            </w:pPr>
-            <w:r>
-              <w:rPr>
-                <w:rFonts w:ascii="TH SarabunPSK" w:hAnsi="TH SarabunPSK" w:cs="TH SarabunPSK" w:hint="cs"/>
-                <w:color w:val="000000" w:themeColor="text1"/>
-                <w:sz w:val="32"/>
-                <w:szCs w:val="32"/>
-              </w:rPr>
-              <w:t>.788</w:t>
-            </w:r>
-          </w:p>
-        </w:tc>
-        <w:tc>
-          <w:tcPr>
-            <w:tcW w:w="853" w:type="dxa"/>
-            <w:gridSpan w:val="2"/>
-            <w:tcBorders>
-              <w:top w:val="single" w:sz="4" w:space="0" w:color="auto"/>
-              <w:left w:val="single" w:sz="4" w:space="0" w:color="auto"/>
-              <w:bottom w:val="single" w:sz="4" w:space="0" w:color="auto"/>
-              <w:right w:val="single" w:sz="4" w:space="0" w:color="auto"/>
-            </w:tcBorders>
-            <w:hideMark/>
-          </w:tcPr>
-          <w:p>
-            <w:pPr>
-              <w:spacing w:after="0" w:line="240" w:lineRule="auto"/>
-              <w:jc w:val="center"/>
-              <w:rPr>
-                <w:rFonts w:ascii="TH SarabunPSK" w:hAnsi="TH SarabunPSK" w:cs="TH SarabunPSK"/>
-                <w:color w:val="000000" w:themeColor="text1"/>
-                <w:sz w:val="32"/>
-                <w:szCs w:val="32"/>
-              </w:rPr>
-            </w:pPr>
-            <w:r>
-              <w:rPr>
-                <w:rFonts w:ascii="TH SarabunPSK" w:hAnsi="TH SarabunPSK" w:cs="TH SarabunPSK" w:hint="cs"/>
-                <w:color w:val="000000" w:themeColor="text1"/>
-                <w:sz w:val="32"/>
-                <w:szCs w:val="32"/>
-              </w:rPr>
-              <w:t>6</w:t>
-            </w:r>
-          </w:p>
-        </w:tc>
-        <w:tc>
-          <w:tcPr>
-            <w:tcW w:w="1707" w:type="dxa"/>
-            <w:tcBorders>
-              <w:top w:val="single" w:sz="4" w:space="0" w:color="auto"/>
-              <w:left w:val="single" w:sz="4" w:space="0" w:color="auto"/>
-              <w:bottom w:val="single" w:sz="4" w:space="0" w:color="auto"/>
-              <w:right w:val="nil"/>
-            </w:tcBorders>
-            <w:hideMark/>
-          </w:tcPr>
-          <w:p>
-            <w:pPr>
-              <w:pStyle w:val="Thesis-Style"/>
-              <w:jc w:val="center"/>
-              <w:rPr>
-                <w:rFonts w:ascii="TH SarabunPSK" w:hAnsi="TH SarabunPSK" w:cs="TH SarabunPSK"/>
-                <w:color w:val="000000" w:themeColor="text1"/>
-                <w:highlight w:val="yellow"/>
-              </w:rPr>
-            </w:pPr>
-            <w:r>
-              <w:rPr>
-                <w:rFonts w:ascii="TH SarabunPSK" w:hAnsi="TH SarabunPSK" w:cs="TH SarabunPSK" w:hint="cs"/>
-                <w:color w:val="000000" w:themeColor="text1"/>
-                <w:cs/>
-              </w:rPr>
-              <w:t>มาก</w:t>
-            </w:r>
-          </w:p>
-        </w:tc>
-      </w:tr>
-      <w:tr>
-        <w:trPr>
-          <w:gridAfter w:val="1"/>
-          <w:wAfter w:w="71" w:type="dxa"/>
-        </w:trPr>
-        <w:tc>
-          <w:tcPr>
-            <w:tcW w:w="3969" w:type="dxa"/>
-            <w:tcBorders>
-              <w:top w:val="single" w:sz="4" w:space="0" w:color="auto"/>
-              <w:left w:val="nil"/>
-              <w:bottom w:val="single" w:sz="4" w:space="0" w:color="auto"/>
-              <w:right w:val="single" w:sz="4" w:space="0" w:color="auto"/>
-            </w:tcBorders>
-          </w:tcPr>
-          <w:p>
-            <w:pPr>
-              <w:spacing w:after="0" w:line="240" w:lineRule="auto"/>
-              <w:rPr>
-                <w:rFonts w:ascii="TH SarabunPSK" w:hAnsi="TH SarabunPSK" w:cs="TH SarabunPSK"/>
-                <w:color w:val="000000" w:themeColor="text1"/>
-                <w:sz w:val="32"/>
-                <w:szCs w:val="32"/>
-              </w:rPr>
-            </w:pPr>
-            <w:r>
-              <w:rPr>
-                <w:rFonts w:ascii="TH SarabunPSK" w:hAnsi="TH SarabunPSK" w:cs="TH SarabunPSK" w:hint="cs"/>
-                <w:color w:val="000000" w:themeColor="text1"/>
-                <w:sz w:val="32"/>
-                <w:szCs w:val="32"/>
-                <w:cs/>
-              </w:rPr>
-              <w:t xml:space="preserve">7. </w:t>
-            </w:r>
-            <w:r>
-              <w:rPr>
-                <w:rFonts w:ascii="TH SarabunPSK" w:hAnsi="TH SarabunPSK" w:cs="TH SarabunPSK"/>
-                <w:color w:val="000000" w:themeColor="text1"/>
-                <w:sz w:val="32"/>
-                <w:szCs w:val="32"/>
-                <w:cs/>
-              </w:rPr>
-              <w:t>ขนาดตัวอักษรและรูปแบบตัวอักษรอ่านง่ายและสวยงาม</w:t>
-            </w:r>
-          </w:p>
-        </w:tc>
-        <w:tc>
-          <w:tcPr>
-            <w:tcW w:w="709" w:type="dxa"/>
-            <w:tcBorders>
-              <w:top w:val="single" w:sz="4" w:space="0" w:color="auto"/>
-              <w:left w:val="single" w:sz="4" w:space="0" w:color="auto"/>
-              <w:bottom w:val="single" w:sz="4" w:space="0" w:color="auto"/>
-              <w:right w:val="single" w:sz="4" w:space="0" w:color="auto"/>
-            </w:tcBorders>
-          </w:tcPr>
-          <w:p>
-            <w:pPr>
-              <w:spacing w:after="0" w:line="240" w:lineRule="auto"/>
-              <w:jc w:val="center"/>
-              <w:rPr>
-                <w:rFonts w:ascii="TH SarabunPSK" w:hAnsi="TH SarabunPSK" w:cs="TH SarabunPSK"/>
-                <w:color w:val="000000" w:themeColor="text1"/>
-                <w:sz w:val="32"/>
-                <w:szCs w:val="32"/>
-              </w:rPr>
-            </w:pPr>
-            <w:r>
-              <w:rPr>
-                <w:rFonts w:ascii="TH SarabunPSK" w:hAnsi="TH SarabunPSK" w:cs="TH SarabunPSK" w:hint="cs"/>
-                <w:color w:val="000000" w:themeColor="text1"/>
-                <w:sz w:val="32"/>
-                <w:szCs w:val="32"/>
-              </w:rPr>
-              <w:t>4.35</w:t>
-            </w:r>
-          </w:p>
-        </w:tc>
-        <w:tc>
-          <w:tcPr>
-            <w:tcW w:w="1003" w:type="dxa"/>
-            <w:gridSpan w:val="2"/>
-            <w:tcBorders>
-              <w:top w:val="single" w:sz="4" w:space="0" w:color="auto"/>
-              <w:left w:val="single" w:sz="4" w:space="0" w:color="auto"/>
-              <w:bottom w:val="single" w:sz="4" w:space="0" w:color="auto"/>
-              <w:right w:val="single" w:sz="4" w:space="0" w:color="auto"/>
-            </w:tcBorders>
-          </w:tcPr>
-          <w:p>
-            <w:pPr>
-              <w:tabs>
-                <w:tab w:val="center" w:pos="373"/>
-              </w:tabs>
-              <w:spacing w:after="0" w:line="240" w:lineRule="auto"/>
-              <w:jc w:val="center"/>
-              <w:rPr>
-                <w:rFonts w:ascii="TH SarabunPSK" w:hAnsi="TH SarabunPSK" w:cs="TH SarabunPSK"/>
-                <w:color w:val="000000" w:themeColor="text1"/>
-                <w:sz w:val="32"/>
-                <w:szCs w:val="32"/>
-              </w:rPr>
-            </w:pPr>
-            <w:r>
-              <w:rPr>
-                <w:rFonts w:ascii="TH SarabunPSK" w:hAnsi="TH SarabunPSK" w:cs="TH SarabunPSK" w:hint="cs"/>
-                <w:color w:val="000000" w:themeColor="text1"/>
-                <w:sz w:val="32"/>
-                <w:szCs w:val="32"/>
-              </w:rPr>
-              <w:t>.745</w:t>
-            </w:r>
-          </w:p>
-        </w:tc>
-        <w:tc>
-          <w:tcPr>
-            <w:tcW w:w="853" w:type="dxa"/>
-            <w:gridSpan w:val="2"/>
-            <w:tcBorders>
-              <w:top w:val="single" w:sz="4" w:space="0" w:color="auto"/>
-              <w:left w:val="single" w:sz="4" w:space="0" w:color="auto"/>
-              <w:bottom w:val="single" w:sz="4" w:space="0" w:color="auto"/>
-              <w:right w:val="single" w:sz="4" w:space="0" w:color="auto"/>
-            </w:tcBorders>
-          </w:tcPr>
-          <w:p>
-            <w:pPr>
-              <w:spacing w:after="0" w:line="240" w:lineRule="auto"/>
-              <w:jc w:val="center"/>
-              <w:rPr>
-                <w:rFonts w:ascii="TH SarabunPSK" w:hAnsi="TH SarabunPSK" w:cs="TH SarabunPSK"/>
-                <w:color w:val="000000" w:themeColor="text1"/>
-                <w:sz w:val="32"/>
-                <w:szCs w:val="32"/>
-              </w:rPr>
-            </w:pPr>
-            <w:r>
-              <w:rPr>
-                <w:rFonts w:ascii="TH SarabunPSK" w:hAnsi="TH SarabunPSK" w:cs="TH SarabunPSK" w:hint="cs"/>
-                <w:color w:val="000000" w:themeColor="text1"/>
-                <w:sz w:val="32"/>
-                <w:szCs w:val="32"/>
-              </w:rPr>
-              <w:t>4</w:t>
-            </w:r>
-          </w:p>
-        </w:tc>
-        <w:tc>
-          <w:tcPr>
-            <w:tcW w:w="1707" w:type="dxa"/>
-            <w:tcBorders>
-              <w:top w:val="single" w:sz="4" w:space="0" w:color="auto"/>
-              <w:left w:val="single" w:sz="4" w:space="0" w:color="auto"/>
-              <w:bottom w:val="single" w:sz="4" w:space="0" w:color="auto"/>
-              <w:right w:val="nil"/>
-            </w:tcBorders>
-          </w:tcPr>
-          <w:p>
-            <w:pPr>
-              <w:pStyle w:val="Thesis-Style"/>
-              <w:jc w:val="center"/>
-              <w:rPr>
-                <w:rFonts w:ascii="TH SarabunPSK" w:hAnsi="TH SarabunPSK" w:cs="TH SarabunPSK"/>
-                <w:color w:val="000000" w:themeColor="text1"/>
-              </w:rPr>
-            </w:pPr>
-            <w:r>
-              <w:rPr>
-                <w:rFonts w:ascii="TH SarabunPSK" w:hAnsi="TH SarabunPSK" w:cs="TH SarabunPSK" w:hint="cs"/>
-                <w:color w:val="000000" w:themeColor="text1"/>
-                <w:cs/>
-              </w:rPr>
-              <w:t>มาก</w:t>
-            </w:r>
-          </w:p>
-        </w:tc>
-      </w:tr>
-      <w:tr>
-        <w:trPr>
-          <w:gridAfter w:val="1"/>
-          <w:wAfter w:w="71" w:type="dxa"/>
-        </w:trPr>
-        <w:tc>
-          <w:tcPr>
-            <w:tcW w:w="3969" w:type="dxa"/>
-            <w:tcBorders>
-              <w:top w:val="single" w:sz="4" w:space="0" w:color="auto"/>
-              <w:left w:val="nil"/>
-              <w:bottom w:val="single" w:sz="4" w:space="0" w:color="auto"/>
-              <w:right w:val="single" w:sz="4" w:space="0" w:color="auto"/>
-            </w:tcBorders>
-          </w:tcPr>
-          <w:p>
-            <w:pPr>
-              <w:spacing w:after="0" w:line="240" w:lineRule="auto"/>
-              <w:rPr>
-                <w:rFonts w:ascii="TH SarabunPSK" w:hAnsi="TH SarabunPSK" w:cs="TH SarabunPSK"/>
-                <w:color w:val="000000" w:themeColor="text1"/>
-                <w:sz w:val="32"/>
-                <w:szCs w:val="32"/>
-              </w:rPr>
-            </w:pPr>
-            <w:r>
-              <w:rPr>
-                <w:rFonts w:ascii="TH SarabunPSK" w:hAnsi="TH SarabunPSK" w:cs="TH SarabunPSK" w:hint="cs"/>
-                <w:color w:val="000000" w:themeColor="text1"/>
-                <w:sz w:val="32"/>
-                <w:szCs w:val="32"/>
-                <w:cs/>
-              </w:rPr>
-              <w:t xml:space="preserve">8. </w:t>
-            </w:r>
-            <w:r>
-              <w:rPr>
-                <w:rFonts w:ascii="TH SarabunPSK" w:hAnsi="TH SarabunPSK" w:cs="TH SarabunPSK"/>
-                <w:color w:val="000000" w:themeColor="text1"/>
-                <w:sz w:val="32"/>
-                <w:szCs w:val="32"/>
-                <w:cs/>
-              </w:rPr>
-              <w:t>การจัดรูปแบบในเว็บไซต์ง่ายต่อการอ่านและการใช้งาน</w:t>
-            </w:r>
-          </w:p>
-        </w:tc>
-        <w:tc>
-          <w:tcPr>
-            <w:tcW w:w="709" w:type="dxa"/>
-            <w:tcBorders>
-              <w:top w:val="single" w:sz="4" w:space="0" w:color="auto"/>
-              <w:left w:val="single" w:sz="4" w:space="0" w:color="auto"/>
-              <w:bottom w:val="single" w:sz="4" w:space="0" w:color="auto"/>
-              <w:right w:val="single" w:sz="4" w:space="0" w:color="auto"/>
-            </w:tcBorders>
-          </w:tcPr>
-          <w:p>
-            <w:pPr>
-              <w:spacing w:after="0" w:line="240" w:lineRule="auto"/>
-              <w:jc w:val="center"/>
-              <w:rPr>
-                <w:rFonts w:ascii="TH SarabunPSK" w:hAnsi="TH SarabunPSK" w:cs="TH SarabunPSK"/>
-                <w:color w:val="000000" w:themeColor="text1"/>
-                <w:sz w:val="32"/>
-                <w:szCs w:val="32"/>
-              </w:rPr>
-            </w:pPr>
-            <w:r>
-              <w:rPr>
-                <w:rFonts w:ascii="TH SarabunPSK" w:hAnsi="TH SarabunPSK" w:cs="TH SarabunPSK" w:hint="cs"/>
-                <w:color w:val="000000" w:themeColor="text1"/>
-                <w:sz w:val="32"/>
-                <w:szCs w:val="32"/>
-              </w:rPr>
-              <w:t>4.50</w:t>
-            </w:r>
-          </w:p>
-        </w:tc>
-        <w:tc>
-          <w:tcPr>
-            <w:tcW w:w="1003" w:type="dxa"/>
-            <w:gridSpan w:val="2"/>
-            <w:tcBorders>
-              <w:top w:val="single" w:sz="4" w:space="0" w:color="auto"/>
-              <w:left w:val="single" w:sz="4" w:space="0" w:color="auto"/>
-              <w:bottom w:val="single" w:sz="4" w:space="0" w:color="auto"/>
-              <w:right w:val="single" w:sz="4" w:space="0" w:color="auto"/>
-            </w:tcBorders>
-          </w:tcPr>
-          <w:p>
-            <w:pPr>
-              <w:tabs>
-                <w:tab w:val="center" w:pos="373"/>
-              </w:tabs>
-              <w:spacing w:after="0" w:line="240" w:lineRule="auto"/>
-              <w:jc w:val="center"/>
-              <w:rPr>
-                <w:rFonts w:ascii="TH SarabunPSK" w:hAnsi="TH SarabunPSK" w:cs="TH SarabunPSK"/>
-                <w:color w:val="000000" w:themeColor="text1"/>
-                <w:sz w:val="32"/>
-                <w:szCs w:val="32"/>
-              </w:rPr>
-            </w:pPr>
-            <w:r>
-              <w:rPr>
-                <w:rFonts w:ascii="TH SarabunPSK" w:hAnsi="TH SarabunPSK" w:cs="TH SarabunPSK" w:hint="cs"/>
-                <w:color w:val="000000" w:themeColor="text1"/>
-                <w:sz w:val="32"/>
-                <w:szCs w:val="32"/>
-              </w:rPr>
-              <w:t>.688</w:t>
-            </w:r>
-          </w:p>
-        </w:tc>
-        <w:tc>
-          <w:tcPr>
-            <w:tcW w:w="853" w:type="dxa"/>
-            <w:gridSpan w:val="2"/>
-            <w:tcBorders>
-              <w:top w:val="single" w:sz="4" w:space="0" w:color="auto"/>
-              <w:left w:val="single" w:sz="4" w:space="0" w:color="auto"/>
-              <w:bottom w:val="single" w:sz="4" w:space="0" w:color="auto"/>
-              <w:right w:val="single" w:sz="4" w:space="0" w:color="auto"/>
-            </w:tcBorders>
-          </w:tcPr>
-          <w:p>
-            <w:pPr>
-              <w:spacing w:after="0" w:line="240" w:lineRule="auto"/>
-              <w:jc w:val="center"/>
-              <w:rPr>
-                <w:rFonts w:ascii="TH SarabunPSK" w:hAnsi="TH SarabunPSK" w:cs="TH SarabunPSK"/>
-                <w:color w:val="000000" w:themeColor="text1"/>
-                <w:sz w:val="32"/>
-                <w:szCs w:val="32"/>
-              </w:rPr>
-            </w:pPr>
-            <w:r>
-              <w:rPr>
-                <w:rFonts w:ascii="TH SarabunPSK" w:hAnsi="TH SarabunPSK" w:cs="TH SarabunPSK" w:hint="cs"/>
-                <w:color w:val="000000" w:themeColor="text1"/>
-                <w:sz w:val="32"/>
-                <w:szCs w:val="32"/>
-              </w:rPr>
-              <w:t>2</w:t>
-            </w:r>
-          </w:p>
-        </w:tc>
-        <w:tc>
-          <w:tcPr>
-            <w:tcW w:w="1707" w:type="dxa"/>
-            <w:tcBorders>
-              <w:top w:val="single" w:sz="4" w:space="0" w:color="auto"/>
-              <w:left w:val="single" w:sz="4" w:space="0" w:color="auto"/>
-              <w:bottom w:val="single" w:sz="4" w:space="0" w:color="auto"/>
-              <w:right w:val="nil"/>
-            </w:tcBorders>
-          </w:tcPr>
-          <w:p>
-            <w:pPr>
-              <w:pStyle w:val="Thesis-Style"/>
-              <w:jc w:val="center"/>
-              <w:rPr>
-                <w:rFonts w:ascii="TH SarabunPSK" w:hAnsi="TH SarabunPSK" w:cs="TH SarabunPSK"/>
-                <w:color w:val="000000" w:themeColor="text1"/>
-                <w:cs/>
-              </w:rPr>
-            </w:pPr>
-            <w:r>
-              <w:rPr>
-                <w:rFonts w:ascii="TH SarabunPSK" w:hAnsi="TH SarabunPSK" w:cs="TH SarabunPSK" w:hint="cs"/>
-                <w:color w:val="000000" w:themeColor="text1"/>
-                <w:cs/>
-              </w:rPr>
-              <w:t>มากที่สุด</w:t>
-            </w:r>
-          </w:p>
-        </w:tc>
-      </w:tr>
-      <w:tr>
-        <w:trPr>
-          <w:gridAfter w:val="1"/>
-          <w:wAfter w:w="71" w:type="dxa"/>
-        </w:trPr>
-        <w:tc>
-          <w:tcPr>
-            <w:tcW w:w="8241" w:type="dxa"/>
-            <w:gridSpan w:val="7"/>
-            <w:tcBorders>
-              <w:top w:val="single" w:sz="4" w:space="0" w:color="auto"/>
-              <w:left w:val="nil"/>
-              <w:bottom w:val="single" w:sz="4" w:space="0" w:color="auto"/>
-            </w:tcBorders>
-          </w:tcPr>
-          <w:p>
-            <w:pPr>
-              <w:pStyle w:val="Thesis-Style"/>
-              <w:rPr>
-                <w:rFonts w:ascii="TH SarabunPSK" w:hAnsi="TH SarabunPSK" w:cs="TH SarabunPSK"/>
-                <w:spacing w:val="-12"/>
-                <w:cs/>
-              </w:rPr>
-            </w:pPr>
-            <w:r>
-              <w:rPr>
-                <w:rFonts w:ascii="TH SarabunPSK" w:hAnsi="TH SarabunPSK" w:cs="TH SarabunPSK" w:hint="cs"/>
-                <w:b/>
-                <w:bCs/>
-                <w:spacing w:val="-12"/>
-                <w:cs/>
-              </w:rPr>
-              <w:t>ด้านความพึ่งพอใจโดยรวมใน</w:t>
-            </w:r>
-            <w:r>
-              <w:rPr>
-                <w:rFonts w:ascii="TH SarabunPSK" w:hAnsi="TH SarabunPSK" w:cs="TH SarabunPSK" w:hint="cs"/>
-                <w:b/>
-                <w:bCs/>
-                <w:color w:val="000000" w:themeColor="text1"/>
-                <w:spacing w:val="-12"/>
-                <w:cs/>
-              </w:rPr>
-              <w:t>การใช้งาน</w:t>
-            </w:r>
-            <w:r>
-              <w:rPr>
-                <w:rFonts w:ascii="TH SarabunPSK" w:hAnsi="TH SarabunPSK" w:cs="TH SarabunPSK"/>
-                <w:b/>
-                <w:bCs/>
-                <w:color w:val="000000" w:themeColor="text1"/>
-                <w:spacing w:val="-12"/>
-                <w:cs/>
-              </w:rPr>
-              <w:t>ระบบช่วยผู้สร้างคอนเทนต์รับรายได้จากการสนับสนุนของผู้ติดตาม</w:t>
-            </w:r>
-          </w:p>
-        </w:tc>
-      </w:tr>
-      <w:tr>
-        <w:tc>
-          <w:tcPr>
-            <w:tcW w:w="3969" w:type="dxa"/>
-            <w:tcBorders>
-              <w:top w:val="single" w:sz="4" w:space="0" w:color="auto"/>
-              <w:left w:val="nil"/>
-              <w:bottom w:val="single" w:sz="4" w:space="0" w:color="auto"/>
-              <w:right w:val="single" w:sz="4" w:space="0" w:color="auto"/>
-            </w:tcBorders>
-          </w:tcPr>
-          <w:p>
-            <w:pPr>
-              <w:spacing w:after="0" w:line="240" w:lineRule="auto"/>
-              <w:rPr>
-                <w:rFonts w:ascii="TH SarabunPSK" w:hAnsi="TH SarabunPSK" w:cs="TH SarabunPSK"/>
-                <w:color w:val="000000" w:themeColor="text1"/>
-                <w:sz w:val="32"/>
-                <w:szCs w:val="32"/>
-              </w:rPr>
-            </w:pPr>
-            <w:r>
-              <w:rPr>
-                <w:rFonts w:ascii="TH SarabunPSK" w:hAnsi="TH SarabunPSK" w:cs="TH SarabunPSK" w:hint="cs"/>
-                <w:color w:val="000000" w:themeColor="text1"/>
-                <w:sz w:val="32"/>
-                <w:szCs w:val="32"/>
-              </w:rPr>
-              <w:t xml:space="preserve">9. </w:t>
-            </w:r>
-            <w:r>
-              <w:rPr>
-                <w:rFonts w:ascii="TH SarabunPSK" w:hAnsi="TH SarabunPSK" w:cs="TH SarabunPSK" w:hint="cs"/>
-                <w:color w:val="000000" w:themeColor="text1"/>
-                <w:sz w:val="32"/>
-                <w:szCs w:val="32"/>
-                <w:cs/>
-              </w:rPr>
-              <w:t>ภาพรวมความพึงพอใจเกี่ยวกับระบบ</w:t>
-            </w:r>
-          </w:p>
-        </w:tc>
-        <w:tc>
-          <w:tcPr>
-            <w:tcW w:w="709" w:type="dxa"/>
-            <w:tcBorders>
-              <w:top w:val="single" w:sz="4" w:space="0" w:color="auto"/>
-              <w:left w:val="single" w:sz="4" w:space="0" w:color="auto"/>
-              <w:bottom w:val="single" w:sz="4" w:space="0" w:color="auto"/>
-              <w:right w:val="single" w:sz="4" w:space="0" w:color="auto"/>
-            </w:tcBorders>
-          </w:tcPr>
-          <w:p>
-            <w:pPr>
-              <w:spacing w:after="0" w:line="240" w:lineRule="auto"/>
-              <w:jc w:val="center"/>
-              <w:rPr>
-                <w:rFonts w:ascii="TH SarabunPSK" w:hAnsi="TH SarabunPSK" w:cs="TH SarabunPSK"/>
-                <w:color w:val="000000" w:themeColor="text1"/>
-                <w:sz w:val="32"/>
-                <w:szCs w:val="32"/>
-              </w:rPr>
-            </w:pPr>
-            <w:r>
-              <w:rPr>
-                <w:rFonts w:ascii="TH SarabunPSK" w:hAnsi="TH SarabunPSK" w:cs="TH SarabunPSK" w:hint="cs"/>
-                <w:color w:val="000000" w:themeColor="text1"/>
-                <w:sz w:val="32"/>
-                <w:szCs w:val="32"/>
-              </w:rPr>
-              <w:t>4.</w:t>
-            </w:r>
-            <w:r>
-              <w:rPr>
-                <w:rFonts w:ascii="TH SarabunPSK" w:hAnsi="TH SarabunPSK" w:cs="TH SarabunPSK" w:hint="cs"/>
-                <w:color w:val="000000" w:themeColor="text1"/>
-                <w:sz w:val="32"/>
-                <w:szCs w:val="32"/>
-              </w:rPr>
-              <w:t>05</w:t>
             </w:r>
           </w:p>
         </w:tc>
@@ -6965,16 +6632,7 @@
                 <w:sz w:val="32"/>
                 <w:szCs w:val="32"/>
               </w:rPr>
-              <w:t>.</w:t>
-            </w:r>
-            <w:r>
-              <w:rPr>
-                <w:rFonts w:ascii="TH SarabunPSK" w:hAnsi="TH SarabunPSK" w:cs="TH SarabunPSK" w:hint="cs"/>
-                <w:color w:val="000000" w:themeColor="text1"/>
-                <w:sz w:val="32"/>
-                <w:szCs w:val="32"/>
-              </w:rPr>
-              <w:t>510</w:t>
+              <w:t>.510</w:t>
             </w:r>
           </w:p>
         </w:tc>
@@ -7046,7 +6704,7 @@
       <w:tr>
         <w:tc>
           <w:tcPr>
-            <w:tcW w:w="3969" w:type="dxa"/>
+            <w:tcW w:w="4077" w:type="dxa"/>
             <w:tcBorders>
               <w:top w:val="single" w:sz="4" w:space="0" w:color="auto"/>
               <w:left w:val="nil"/>
@@ -7124,16 +6782,7 @@
                 <w:sz w:val="32"/>
                 <w:szCs w:val="32"/>
               </w:rPr>
-              <w:t>4.</w:t>
-            </w:r>
-            <w:r>
-              <w:rPr>
-                <w:rFonts w:ascii="TH SarabunPSK" w:hAnsi="TH SarabunPSK" w:cs="TH SarabunPSK" w:hint="cs"/>
-                <w:color w:val="000000" w:themeColor="text1"/>
-                <w:sz w:val="32"/>
-                <w:szCs w:val="32"/>
-              </w:rPr>
-              <w:t>35</w:t>
+              <w:t>4.35</w:t>
             </w:r>
           </w:p>
         </w:tc>
@@ -7168,16 +6817,7 @@
                 <w:sz w:val="32"/>
                 <w:szCs w:val="32"/>
               </w:rPr>
-              <w:t>.</w:t>
-            </w:r>
-            <w:r>
-              <w:rPr>
-                <w:rFonts w:ascii="TH SarabunPSK" w:hAnsi="TH SarabunPSK" w:cs="TH SarabunPSK" w:hint="cs"/>
-                <w:color w:val="000000" w:themeColor="text1"/>
-                <w:sz w:val="32"/>
-                <w:szCs w:val="32"/>
-              </w:rPr>
-              <w:t>745</w:t>
+              <w:t>.745</w:t>
             </w:r>
           </w:p>
         </w:tc>
@@ -7249,7 +6889,7 @@
       <w:tr>
         <w:tc>
           <w:tcPr>
-            <w:tcW w:w="3969" w:type="dxa"/>
+            <w:tcW w:w="4077" w:type="dxa"/>
             <w:tcBorders>
               <w:top w:val="single" w:sz="4" w:space="0" w:color="auto"/>
               <w:left w:val="nil"/>
@@ -7312,18 +6952,7 @@
                 <w:sz w:val="32"/>
                 <w:szCs w:val="32"/>
               </w:rPr>
-              <w:t>4.</w:t>
-            </w:r>
-            <w:r>
-              <w:rPr>
-                <w:rFonts w:ascii="TH SarabunPSK" w:hAnsi="TH SarabunPSK" w:cs="TH SarabunPSK" w:hint="cs"/>
-                <w:b/>
-                <w:bCs/>
-                <w:color w:val="000000" w:themeColor="text1"/>
-                <w:sz w:val="32"/>
-                <w:szCs w:val="32"/>
-              </w:rPr>
-              <w:t>26</w:t>
+              <w:t>4.26</w:t>
             </w:r>
           </w:p>
         </w:tc>
@@ -7360,18 +6989,7 @@
                 <w:sz w:val="32"/>
                 <w:szCs w:val="32"/>
               </w:rPr>
-              <w:t>.</w:t>
-            </w:r>
-            <w:r>
-              <w:rPr>
-                <w:rFonts w:ascii="TH SarabunPSK" w:hAnsi="TH SarabunPSK" w:cs="TH SarabunPSK" w:hint="cs"/>
-                <w:b/>
-                <w:bCs/>
-                <w:color w:val="000000" w:themeColor="text1"/>
-                <w:sz w:val="32"/>
-                <w:szCs w:val="32"/>
-              </w:rPr>
-              <w:t>719</w:t>
+              <w:t>.719</w:t>
             </w:r>
           </w:p>
         </w:tc>
@@ -7416,13 +7034,17 @@
               <w:jc w:val="center"/>
               <w:rPr>
                 <w:rFonts w:ascii="TH SarabunPSK" w:hAnsi="TH SarabunPSK" w:cs="TH SarabunPSK"/>
-                <w:color w:val="000000" w:themeColor="text1"/>
-                <w:cs/>
-              </w:rPr>
-            </w:pPr>
-            <w:r>
-              <w:rPr>
-                <w:rFonts w:ascii="TH SarabunPSK" w:hAnsi="TH SarabunPSK" w:cs="TH SarabunPSK" w:hint="cs"/>
+                <w:b/>
+                <w:bCs/>
+                <w:color w:val="000000" w:themeColor="text1"/>
+                <w:cs/>
+              </w:rPr>
+            </w:pPr>
+            <w:r>
+              <w:rPr>
+                <w:rFonts w:ascii="TH SarabunPSK" w:hAnsi="TH SarabunPSK" w:cs="TH SarabunPSK" w:hint="cs"/>
+                <w:b/>
+                <w:bCs/>
                 <w:color w:val="000000" w:themeColor="text1"/>
                 <w:cs/>
               </w:rPr>
@@ -7437,7 +7059,7 @@
         <w:pStyle w:val="Thesis-Style"/>
         <w:jc w:val="thaiDistribute"/>
         <w:rPr>
-          <w:rFonts w:ascii="TH SarabunPSK" w:hAnsi="TH SarabunPSK" w:cs="TH SarabunPSK"/>
+          <w:rFonts w:ascii="TH SarabunPSK" w:hAnsi="TH SarabunPSK" w:cs="TH SarabunPSK" w:hint="cs"/>
         </w:rPr>
       </w:pPr>
     </w:p>
@@ -7446,24 +7068,33 @@
         <w:pStyle w:val="Thesis-Style"/>
         <w:jc w:val="thaiDistribute"/>
         <w:rPr>
-          <w:rFonts w:ascii="TH SarabunPSK" w:hAnsi="TH SarabunPSK" w:cs="TH SarabunPSK"/>
-          <w:color w:val="000000" w:themeColor="text1"/>
-          <w:cs/>
+          <w:rFonts w:ascii="TH SarabunPSK" w:hAnsi="TH SarabunPSK" w:cs="TH SarabunPSK" w:hint="cs"/>
+          <w:color w:val="000000" w:themeColor="text1"/>
         </w:rPr>
       </w:pPr>
       <w:r>
         <w:rPr>
           <w:rFonts w:ascii="TH SarabunPSK" w:hAnsi="TH SarabunPSK" w:cs="TH SarabunPSK" w:hint="cs"/>
           <w:color w:val="000000" w:themeColor="text1"/>
+          <w:spacing w:val="-16"/>
           <w:cs/>
         </w:rPr>
         <w:tab/>
+      </w:r>
+      <w:r>
+        <w:rPr>
+          <w:rFonts w:ascii="TH SarabunPSK" w:hAnsi="TH SarabunPSK" w:cs="TH SarabunPSK" w:hint="cs"/>
+          <w:color w:val="000000" w:themeColor="text1"/>
+          <w:spacing w:val="-16"/>
+          <w:cs/>
+        </w:rPr>
         <w:t xml:space="preserve">จากตารางที่ </w:t>
       </w:r>
       <w:r>
         <w:rPr>
           <w:rFonts w:ascii="TH SarabunPSK" w:hAnsi="TH SarabunPSK" w:cs="TH SarabunPSK" w:hint="cs"/>
           <w:color w:val="000000" w:themeColor="text1"/>
+          <w:spacing w:val="-16"/>
         </w:rPr>
         <w:t>4.</w:t>
       </w:r>
@@ -7471,6 +7102,7 @@
         <w:rPr>
           <w:rFonts w:ascii="TH SarabunPSK" w:hAnsi="TH SarabunPSK" w:cs="TH SarabunPSK" w:hint="cs"/>
           <w:color w:val="000000" w:themeColor="text1"/>
+          <w:spacing w:val="-16"/>
           <w:cs/>
         </w:rPr>
         <w:t>4</w:t>
@@ -7479,25 +7111,76 @@
         <w:rPr>
           <w:rFonts w:ascii="TH SarabunPSK" w:hAnsi="TH SarabunPSK" w:cs="TH SarabunPSK" w:hint="cs"/>
           <w:color w:val="000000" w:themeColor="text1"/>
-          <w:cs/>
-        </w:rPr>
-        <w:t xml:space="preserve"> แสดงให้เห็นว่ากลุ่มตัวอย่างที่ได้ตอบแบบสอบถามมีความพึงพอใจเกี่ยวกับความพึงพอใจในการใช้งาน</w:t>
-      </w:r>
-      <w:r>
-        <w:rPr>
-          <w:rFonts w:ascii="TH SarabunPSK" w:hAnsi="TH SarabunPSK" w:cs="TH SarabunPSK" w:hint="cs"/>
-          <w:color w:val="000000" w:themeColor="text1"/>
-          <w:cs/>
-        </w:rPr>
-        <w:t xml:space="preserve">ระบบเครือข่ายสังคมออนไลน์ </w:t>
-      </w:r>
-      <w:r>
-        <w:rPr>
-          <w:rFonts w:ascii="TH SarabunPSK" w:hAnsi="TH SarabunPSK" w:cs="TH SarabunPSK" w:hint="cs"/>
-          <w:color w:val="000000" w:themeColor="text1"/>
-          <w:cs/>
-        </w:rPr>
-        <w:t xml:space="preserve">โดยภาพรวมอยู่ในระดับมาก มีค่าเฉลี่ย </w:t>
+          <w:spacing w:val="-16"/>
+          <w:cs/>
+        </w:rPr>
+        <w:t xml:space="preserve"> แสดงให้เห็นว่ากลุ่มตัวอย่างที่ได้ตอบแบบสอบถามมีความพึงพอใจเกี่ยวกับ</w:t>
+      </w:r>
+      <w:r>
+        <w:rPr>
+          <w:rFonts w:ascii="TH SarabunPSK" w:hAnsi="TH SarabunPSK" w:cs="TH SarabunPSK" w:hint="cs"/>
+          <w:color w:val="000000" w:themeColor="text1"/>
+          <w:cs/>
+        </w:rPr>
+        <w:t>ความพึงพอใจ</w:t>
+      </w:r>
+      <w:r>
+        <w:rPr>
+          <w:rFonts w:ascii="TH SarabunPSK" w:hAnsi="TH SarabunPSK" w:cs="TH SarabunPSK" w:hint="cs"/>
+          <w:color w:val="000000" w:themeColor="text1"/>
+          <w:spacing w:val="-16"/>
+          <w:cs/>
+        </w:rPr>
+        <w:t>ในการใช้งาน</w:t>
+      </w:r>
+      <w:r>
+        <w:rPr>
+          <w:rFonts w:ascii="TH SarabunPSK" w:hAnsi="TH SarabunPSK" w:cs="TH SarabunPSK"/>
+          <w:color w:val="000000" w:themeColor="text1"/>
+          <w:spacing w:val="-16"/>
+          <w:cs/>
+        </w:rPr>
+        <w:t>ระบบช่วยผู้สร้างคอนเทนต์รับรายได้จากการสนับสนุนของผู้ติดตาม</w:t>
+      </w:r>
+      <w:r>
+        <w:rPr>
+          <w:rFonts w:ascii="TH SarabunPSK" w:hAnsi="TH SarabunPSK" w:cs="TH SarabunPSK" w:hint="cs"/>
+          <w:color w:val="000000" w:themeColor="text1"/>
+          <w:spacing w:val="-16"/>
+          <w:cs/>
+        </w:rPr>
+        <w:t>โดย</w:t>
+      </w:r>
+      <w:r>
+        <w:rPr>
+          <w:rFonts w:ascii="TH SarabunPSK" w:hAnsi="TH SarabunPSK" w:cs="TH SarabunPSK"/>
+          <w:color w:val="000000" w:themeColor="text1"/>
+          <w:spacing w:val="-16"/>
+          <w:cs/>
+        </w:rPr>
+        <w:t>ภาพรวมอยู่ในระดับมาก</w:t>
+      </w:r>
+      <w:r>
+        <w:rPr>
+          <w:rFonts w:ascii="TH SarabunPSK" w:hAnsi="TH SarabunPSK" w:cs="TH SarabunPSK"/>
+          <w:color w:val="000000" w:themeColor="text1"/>
+        </w:rPr>
+        <w:br/>
+      </w:r>
+      <w:r>
+        <w:rPr>
+          <w:rFonts w:ascii="TH SarabunPSK" w:hAnsi="TH SarabunPSK" w:cs="TH SarabunPSK" w:hint="cs"/>
+          <w:color w:val="000000" w:themeColor="text1"/>
+          <w:cs/>
+        </w:rPr>
+        <w:t xml:space="preserve">มีค่าเฉลี่ย </w:t>
+      </w:r>
+      <w:r>
+        <w:rPr>
+          <w:rFonts w:ascii="TH SarabunPSK" w:hAnsi="TH SarabunPSK" w:cs="TH SarabunPSK"/>
+          <w:color w:val="000000" w:themeColor="text1"/>
+        </w:rPr>
+        <w:t>(</w:t>
       </w:r>
       <w:r>
         <w:rPr>
@@ -7520,7 +7203,7 @@
           <w:position w:val="-14"/>
         </w:rPr>
         <w:pict w14:anchorId="1BF96895">
-          <v:shape id="_x0000_i1027" type="#_x0000_t75" style="width:8.25pt;height:21.75pt" equationxml="&lt;">
+          <v:shape id="_x0000_i1261" type="#_x0000_t75" style="width:8.25pt;height:21.75pt" equationxml="&lt;">
             <v:imagedata r:id="rId8" o:title="" chromakey="white"/>
           </v:shape>
         </w:pict>
@@ -7547,7 +7230,7 @@
           <w:position w:val="-14"/>
         </w:rPr>
         <w:pict w14:anchorId="4A2DEA0E">
-          <v:shape id="_x0000_i1028" type="#_x0000_t75" style="width:8.25pt;height:21.75pt" equationxml="&lt;">
+          <v:shape id="_x0000_i1262" type="#_x0000_t75" style="width:8.25pt;height:21.75pt" equationxml="&lt;">
             <v:imagedata r:id="rId8" o:title="" chromakey="white"/>
           </v:shape>
         </w:pict>
@@ -7582,6 +7265,27 @@
       </w:r>
       <w:r>
         <w:rPr>
+          <w:rFonts w:ascii="TH SarabunPSK" w:hAnsi="TH SarabunPSK" w:cs="TH SarabunPSK"/>
+          <w:color w:val="000000" w:themeColor="text1"/>
+        </w:rPr>
+        <w:t xml:space="preserve"> S.D.=</w:t>
+      </w:r>
+      <w:r>
+        <w:rPr>
+          <w:rFonts w:ascii="TH SarabunPSK" w:hAnsi="TH SarabunPSK" w:cs="TH SarabunPSK"/>
+          <w:color w:val="000000" w:themeColor="text1"/>
+        </w:rPr>
+        <w:t>.719</w:t>
+      </w:r>
+      <w:r>
+        <w:rPr>
+          <w:rFonts w:ascii="TH SarabunPSK" w:hAnsi="TH SarabunPSK" w:cs="TH SarabunPSK"/>
+          <w:color w:val="000000" w:themeColor="text1"/>
+        </w:rPr>
+        <w:t>)</w:t>
+      </w:r>
+      <w:r>
+        <w:rPr>
           <w:rFonts w:ascii="TH SarabunPSK" w:hAnsi="TH SarabunPSK" w:cs="TH SarabunPSK" w:hint="cs"/>
           <w:color w:val="000000" w:themeColor="text1"/>
           <w:cs/>
@@ -7626,7 +7330,34 @@
           <w:color w:val="000000" w:themeColor="text1"/>
           <w:cs/>
         </w:rPr>
-        <w:t xml:space="preserve">อยู่ในระดับมากที่สุด มีค่าเฉลี่ย </w:t>
+        <w:t>อยู่ในระดับมากที่สุด</w:t>
+      </w:r>
+    </w:p>
+    <w:p>
+      <w:pPr>
+        <w:pStyle w:val="Thesis-Style"/>
+        <w:jc w:val="thaiDistribute"/>
+        <w:rPr>
+          <w:rFonts w:ascii="TH SarabunPSK" w:hAnsi="TH SarabunPSK" w:cs="TH SarabunPSK"/>
+          <w:color w:val="000000" w:themeColor="text1"/>
+          <w:spacing w:val="-6"/>
+          <w:cs/>
+        </w:rPr>
+      </w:pPr>
+      <w:r>
+        <w:rPr>
+          <w:rFonts w:ascii="TH SarabunPSK" w:hAnsi="TH SarabunPSK" w:cs="TH SarabunPSK" w:hint="cs"/>
+          <w:color w:val="000000" w:themeColor="text1"/>
+          <w:cs/>
+        </w:rPr>
+        <w:t xml:space="preserve">มีค่าเฉลี่ย </w:t>
+      </w:r>
+      <w:r>
+        <w:rPr>
+          <w:rFonts w:ascii="TH SarabunPSK" w:hAnsi="TH SarabunPSK" w:cs="TH SarabunPSK"/>
+          <w:color w:val="000000" w:themeColor="text1"/>
+        </w:rPr>
+        <w:t>(</w:t>
       </w:r>
       <w:r>
         <w:rPr>
@@ -7649,7 +7380,7 @@
           <w:position w:val="-14"/>
         </w:rPr>
         <w:pict w14:anchorId="5E78F154">
-          <v:shape id="_x0000_i1029" type="#_x0000_t75" style="width:8.25pt;height:21.75pt" equationxml="&lt;">
+          <v:shape id="_x0000_i1443" type="#_x0000_t75" style="width:8.25pt;height:21.75pt" equationxml="&lt;">
             <v:imagedata r:id="rId8" o:title="" chromakey="white"/>
           </v:shape>
         </w:pict>
@@ -7676,7 +7407,7 @@
           <w:position w:val="-14"/>
         </w:rPr>
         <w:pict w14:anchorId="60CEFFFA">
-          <v:shape id="_x0000_i1030" type="#_x0000_t75" style="width:8.25pt;height:21.75pt" equationxml="&lt;">
+          <v:shape id="_x0000_i1444" type="#_x0000_t75" style="width:8.25pt;height:21.75pt" equationxml="&lt;">
             <v:imagedata r:id="rId8" o:title="" chromakey="white"/>
           </v:shape>
         </w:pict>
@@ -7700,7 +7431,7 @@
           <w:rFonts w:ascii="TH SarabunPSK" w:hAnsi="TH SarabunPSK" w:cs="TH SarabunPSK" w:hint="cs"/>
           <w:color w:val="000000" w:themeColor="text1"/>
         </w:rPr>
-        <w:t xml:space="preserve"> = </w:t>
+        <w:t xml:space="preserve">= </w:t>
       </w:r>
       <w:r>
         <w:rPr>
@@ -7711,6 +7442,27 @@
       </w:r>
       <w:r>
         <w:rPr>
+          <w:rFonts w:ascii="TH SarabunPSK" w:hAnsi="TH SarabunPSK" w:cs="TH SarabunPSK"/>
+          <w:color w:val="000000" w:themeColor="text1"/>
+        </w:rPr>
+        <w:t xml:space="preserve"> S.D.=.</w:t>
+      </w:r>
+      <w:r>
+        <w:rPr>
+          <w:rFonts w:ascii="TH SarabunPSK" w:hAnsi="TH SarabunPSK" w:cs="TH SarabunPSK"/>
+          <w:color w:val="000000" w:themeColor="text1"/>
+        </w:rPr>
+        <w:t>759</w:t>
+      </w:r>
+      <w:r>
+        <w:rPr>
+          <w:rFonts w:ascii="TH SarabunPSK" w:hAnsi="TH SarabunPSK" w:cs="TH SarabunPSK"/>
+          <w:color w:val="000000" w:themeColor="text1"/>
+        </w:rPr>
+        <w:t>)</w:t>
+      </w:r>
+      <w:r>
+        <w:rPr>
           <w:rFonts w:ascii="TH SarabunPSK" w:hAnsi="TH SarabunPSK" w:cs="TH SarabunPSK" w:hint="cs"/>
           <w:color w:val="000000" w:themeColor="text1"/>
           <w:cs/>
@@ -7740,7 +7492,32 @@
           <w:spacing w:val="-6"/>
           <w:cs/>
         </w:rPr>
-        <w:t xml:space="preserve">อยู่ในระดับมาก มีค่าเฉลี่ย </w:t>
+        <w:t>อยู่ในระดับมาก</w:t>
+      </w:r>
+      <w:r>
+        <w:rPr>
+          <w:rFonts w:ascii="TH SarabunPSK" w:hAnsi="TH SarabunPSK" w:cs="TH SarabunPSK"/>
+          <w:color w:val="000000" w:themeColor="text1"/>
+          <w:spacing w:val="-6"/>
+          <w:cs/>
+        </w:rPr>
+        <w:br/>
+      </w:r>
+      <w:r>
+        <w:rPr>
+          <w:rFonts w:ascii="TH SarabunPSK" w:hAnsi="TH SarabunPSK" w:cs="TH SarabunPSK" w:hint="cs"/>
+          <w:color w:val="000000" w:themeColor="text1"/>
+          <w:spacing w:val="-6"/>
+          <w:cs/>
+        </w:rPr>
+        <w:t xml:space="preserve">มีค่าเฉลี่ย </w:t>
+      </w:r>
+      <w:r>
+        <w:rPr>
+          <w:rFonts w:ascii="TH SarabunPSK" w:hAnsi="TH SarabunPSK" w:cs="TH SarabunPSK"/>
+          <w:color w:val="000000" w:themeColor="text1"/>
+        </w:rPr>
+        <w:t>(</w:t>
       </w:r>
       <w:r>
         <w:rPr>
@@ -7765,7 +7542,7 @@
           <w:position w:val="-14"/>
         </w:rPr>
         <w:pict w14:anchorId="003EF935">
-          <v:shape id="_x0000_i1031" type="#_x0000_t75" style="width:8.25pt;height:21.75pt" equationxml="&lt;">
+          <v:shape id="_x0000_i1445" type="#_x0000_t75" style="width:8.25pt;height:21.75pt" equationxml="&lt;">
             <v:imagedata r:id="rId8" o:title="" chromakey="white"/>
           </v:shape>
         </w:pict>
@@ -7794,7 +7571,7 @@
           <w:position w:val="-14"/>
         </w:rPr>
         <w:pict w14:anchorId="0AEB2280">
-          <v:shape id="_x0000_i1032" type="#_x0000_t75" style="width:8.25pt;height:21.75pt" equationxml="&lt;">
+          <v:shape id="_x0000_i1446" type="#_x0000_t75" style="width:8.25pt;height:21.75pt" equationxml="&lt;">
             <v:imagedata r:id="rId8" o:title="" chromakey="white"/>
           </v:shape>
         </w:pict>
@@ -7821,7 +7598,7 @@
           <w:color w:val="000000" w:themeColor="text1"/>
           <w:spacing w:val="-6"/>
         </w:rPr>
-        <w:t xml:space="preserve"> = </w:t>
+        <w:t xml:space="preserve">= </w:t>
       </w:r>
       <w:r>
         <w:rPr>
@@ -7832,6 +7609,27 @@
       </w:r>
       <w:r>
         <w:rPr>
+          <w:rFonts w:ascii="TH SarabunPSK" w:hAnsi="TH SarabunPSK" w:cs="TH SarabunPSK"/>
+          <w:color w:val="000000" w:themeColor="text1"/>
+        </w:rPr>
+        <w:t xml:space="preserve"> S.D.=.</w:t>
+      </w:r>
+      <w:r>
+        <w:rPr>
+          <w:rFonts w:ascii="TH SarabunPSK" w:hAnsi="TH SarabunPSK" w:cs="TH SarabunPSK"/>
+          <w:color w:val="000000" w:themeColor="text1"/>
+        </w:rPr>
+        <w:t>681</w:t>
+      </w:r>
+      <w:r>
+        <w:rPr>
+          <w:rFonts w:ascii="TH SarabunPSK" w:hAnsi="TH SarabunPSK" w:cs="TH SarabunPSK"/>
+          <w:color w:val="000000" w:themeColor="text1"/>
+        </w:rPr>
+        <w:t>)</w:t>
+      </w:r>
+      <w:r>
+        <w:rPr>
           <w:rFonts w:ascii="TH SarabunPSK" w:hAnsi="TH SarabunPSK" w:cs="TH SarabunPSK" w:hint="cs"/>
           <w:color w:val="000000" w:themeColor="text1"/>
           <w:cs/>
@@ -7853,7 +7651,32 @@
           <w:spacing w:val="-6"/>
           <w:cs/>
         </w:rPr>
-        <w:t xml:space="preserve"> อยู่ในระดับมาก มีค่าเฉลี่ย </w:t>
+        <w:t xml:space="preserve"> อยู่ในระดับมาก </w:t>
+      </w:r>
+      <w:r>
+        <w:rPr>
+          <w:rFonts w:ascii="TH SarabunPSK" w:hAnsi="TH SarabunPSK" w:cs="TH SarabunPSK"/>
+          <w:color w:val="000000" w:themeColor="text1"/>
+          <w:spacing w:val="-6"/>
+          <w:cs/>
+        </w:rPr>
+        <w:br/>
+      </w:r>
+      <w:r>
+        <w:rPr>
+          <w:rFonts w:ascii="TH SarabunPSK" w:hAnsi="TH SarabunPSK" w:cs="TH SarabunPSK" w:hint="cs"/>
+          <w:color w:val="000000" w:themeColor="text1"/>
+          <w:spacing w:val="-6"/>
+          <w:cs/>
+        </w:rPr>
+        <w:t xml:space="preserve">มีค่าเฉลี่ย </w:t>
+      </w:r>
+      <w:r>
+        <w:rPr>
+          <w:rFonts w:ascii="TH SarabunPSK" w:hAnsi="TH SarabunPSK" w:cs="TH SarabunPSK"/>
+          <w:color w:val="000000" w:themeColor="text1"/>
+        </w:rPr>
+        <w:t>(</w:t>
       </w:r>
       <w:r>
         <w:rPr>
@@ -7878,7 +7701,7 @@
           <w:position w:val="-14"/>
         </w:rPr>
         <w:pict w14:anchorId="79973D79">
-          <v:shape id="_x0000_i1033" type="#_x0000_t75" style="width:8.25pt;height:21.75pt" equationxml="&lt;">
+          <v:shape id="_x0000_i1447" type="#_x0000_t75" style="width:8.25pt;height:21.75pt" equationxml="&lt;">
             <v:imagedata r:id="rId8" o:title="" chromakey="white"/>
           </v:shape>
         </w:pict>
@@ -7907,7 +7730,7 @@
           <w:position w:val="-14"/>
         </w:rPr>
         <w:pict w14:anchorId="3A1E4348">
-          <v:shape id="_x0000_i1034" type="#_x0000_t75" style="width:8.25pt;height:21.75pt" equationxml="&lt;">
+          <v:shape id="_x0000_i1448" type="#_x0000_t75" style="width:8.25pt;height:21.75pt" equationxml="&lt;">
             <v:imagedata r:id="rId8" o:title="" chromakey="white"/>
           </v:shape>
         </w:pict>
@@ -7934,7 +7757,7 @@
           <w:color w:val="000000" w:themeColor="text1"/>
           <w:spacing w:val="-6"/>
         </w:rPr>
-        <w:t xml:space="preserve"> = </w:t>
+        <w:t xml:space="preserve">= </w:t>
       </w:r>
       <w:r>
         <w:rPr>
@@ -7945,6 +7768,27 @@
       </w:r>
       <w:r>
         <w:rPr>
+          <w:rFonts w:ascii="TH SarabunPSK" w:hAnsi="TH SarabunPSK" w:cs="TH SarabunPSK"/>
+          <w:color w:val="000000" w:themeColor="text1"/>
+        </w:rPr>
+        <w:t xml:space="preserve"> S.D.=.</w:t>
+      </w:r>
+      <w:r>
+        <w:rPr>
+          <w:rFonts w:ascii="TH SarabunPSK" w:hAnsi="TH SarabunPSK" w:cs="TH SarabunPSK"/>
+          <w:color w:val="000000" w:themeColor="text1"/>
+        </w:rPr>
+        <w:t>759</w:t>
+      </w:r>
+      <w:r>
+        <w:rPr>
+          <w:rFonts w:ascii="TH SarabunPSK" w:hAnsi="TH SarabunPSK" w:cs="TH SarabunPSK"/>
+          <w:color w:val="000000" w:themeColor="text1"/>
+        </w:rPr>
+        <w:t>)</w:t>
+      </w:r>
+      <w:r>
+        <w:rPr>
           <w:rFonts w:ascii="TH SarabunPSK" w:hAnsi="TH SarabunPSK" w:cs="TH SarabunPSK" w:hint="cs"/>
           <w:color w:val="000000" w:themeColor="text1"/>
           <w:cs/>
@@ -7965,7 +7809,31 @@
           <w:color w:val="000000" w:themeColor="text1"/>
           <w:cs/>
         </w:rPr>
-        <w:t xml:space="preserve"> อยู่ในระดับมาก มีค่าเฉลี่ย </w:t>
+        <w:t xml:space="preserve"> อยู่ในระดับมาก </w:t>
+      </w:r>
+      <w:r>
+        <w:rPr>
+          <w:rFonts w:ascii="TH SarabunPSK" w:hAnsi="TH SarabunPSK" w:cs="TH SarabunPSK"/>
+          <w:color w:val="000000" w:themeColor="text1"/>
+          <w:spacing w:val="-6"/>
+          <w:cs/>
+        </w:rPr>
+        <w:br/>
+      </w:r>
+      <w:r>
+        <w:rPr>
+          <w:rFonts w:ascii="TH SarabunPSK" w:hAnsi="TH SarabunPSK" w:cs="TH SarabunPSK" w:hint="cs"/>
+          <w:color w:val="000000" w:themeColor="text1"/>
+          <w:cs/>
+        </w:rPr>
+        <w:t xml:space="preserve">มีค่าเฉลี่ย </w:t>
+      </w:r>
+      <w:r>
+        <w:rPr>
+          <w:rFonts w:ascii="TH SarabunPSK" w:hAnsi="TH SarabunPSK" w:cs="TH SarabunPSK"/>
+          <w:color w:val="000000" w:themeColor="text1"/>
+        </w:rPr>
+        <w:t>(</w:t>
       </w:r>
       <w:r>
         <w:rPr>
@@ -7988,7 +7856,7 @@
           <w:position w:val="-14"/>
         </w:rPr>
         <w:pict w14:anchorId="36080749">
-          <v:shape id="_x0000_i1035" type="#_x0000_t75" style="width:8.25pt;height:21.75pt" equationxml="&lt;">
+          <v:shape id="_x0000_i1449" type="#_x0000_t75" style="width:8.25pt;height:21.75pt" equationxml="&lt;">
             <v:imagedata r:id="rId8" o:title="" chromakey="white"/>
           </v:shape>
         </w:pict>
@@ -8015,7 +7883,7 @@
           <w:position w:val="-14"/>
         </w:rPr>
         <w:pict w14:anchorId="6D0C4519">
-          <v:shape id="_x0000_i1036" type="#_x0000_t75" style="width:8.25pt;height:21.75pt" equationxml="&lt;">
+          <v:shape id="_x0000_i1450" type="#_x0000_t75" style="width:8.25pt;height:21.75pt" equationxml="&lt;">
             <v:imagedata r:id="rId8" o:title="" chromakey="white"/>
           </v:shape>
         </w:pict>
@@ -8039,7 +7907,7 @@
           <w:rFonts w:ascii="TH SarabunPSK" w:hAnsi="TH SarabunPSK" w:cs="TH SarabunPSK" w:hint="cs"/>
           <w:color w:val="000000" w:themeColor="text1"/>
         </w:rPr>
-        <w:t xml:space="preserve"> = </w:t>
+        <w:t xml:space="preserve">= </w:t>
       </w:r>
       <w:r>
         <w:rPr>
@@ -8050,6 +7918,27 @@
       </w:r>
       <w:r>
         <w:rPr>
+          <w:rFonts w:ascii="TH SarabunPSK" w:hAnsi="TH SarabunPSK" w:cs="TH SarabunPSK"/>
+          <w:color w:val="000000" w:themeColor="text1"/>
+        </w:rPr>
+        <w:t xml:space="preserve"> S.D.=.</w:t>
+      </w:r>
+      <w:r>
+        <w:rPr>
+          <w:rFonts w:ascii="TH SarabunPSK" w:hAnsi="TH SarabunPSK" w:cs="TH SarabunPSK"/>
+          <w:color w:val="000000" w:themeColor="text1"/>
+        </w:rPr>
+        <w:t>696</w:t>
+      </w:r>
+      <w:r>
+        <w:rPr>
+          <w:rFonts w:ascii="TH SarabunPSK" w:hAnsi="TH SarabunPSK" w:cs="TH SarabunPSK"/>
+          <w:color w:val="000000" w:themeColor="text1"/>
+        </w:rPr>
+        <w:t>)</w:t>
+      </w:r>
+      <w:r>
+        <w:rPr>
           <w:rFonts w:ascii="TH SarabunPSK" w:hAnsi="TH SarabunPSK" w:cs="TH SarabunPSK" w:hint="cs"/>
           <w:color w:val="000000" w:themeColor="text1"/>
           <w:cs/>
@@ -8078,12 +7967,39 @@
           <w:color w:val="000000" w:themeColor="text1"/>
           <w:cs/>
         </w:rPr>
-        <w:t xml:space="preserve">อยู่ในระดับมาก มีค่าเฉลี่ย </w:t>
+        <w:t xml:space="preserve">อยู่ในระดับมาก </w:t>
+      </w:r>
+      <w:r>
+        <w:rPr>
+          <w:rFonts w:ascii="TH SarabunPSK" w:hAnsi="TH SarabunPSK" w:cs="TH SarabunPSK"/>
+          <w:color w:val="000000" w:themeColor="text1"/>
+          <w:spacing w:val="-6"/>
+          <w:cs/>
+        </w:rPr>
+        <w:br/>
+      </w:r>
+      <w:r>
+        <w:rPr>
+          <w:rFonts w:ascii="TH SarabunPSK" w:hAnsi="TH SarabunPSK" w:cs="TH SarabunPSK" w:hint="cs"/>
+          <w:color w:val="000000" w:themeColor="text1"/>
+          <w:spacing w:val="-18"/>
+          <w:cs/>
+        </w:rPr>
+        <w:t xml:space="preserve">มีค่าเฉลี่ย </w:t>
+      </w:r>
+      <w:r>
+        <w:rPr>
+          <w:rFonts w:ascii="TH SarabunPSK" w:hAnsi="TH SarabunPSK" w:cs="TH SarabunPSK"/>
+          <w:color w:val="000000" w:themeColor="text1"/>
+          <w:spacing w:val="-18"/>
+        </w:rPr>
+        <w:t>(</w:t>
       </w:r>
       <w:r>
         <w:rPr>
           <w:rFonts w:ascii="TH SarabunPSK" w:eastAsia="Times New Roman" w:hAnsi="TH SarabunPSK" w:cs="TH SarabunPSK" w:hint="cs"/>
           <w:color w:val="000000" w:themeColor="text1"/>
+          <w:spacing w:val="-18"/>
         </w:rPr>
         <w:fldChar w:fldCharType="begin"/>
       </w:r>
@@ -8091,6 +8007,7 @@
         <w:rPr>
           <w:rFonts w:ascii="TH SarabunPSK" w:eastAsia="Times New Roman" w:hAnsi="TH SarabunPSK" w:cs="TH SarabunPSK" w:hint="cs"/>
           <w:color w:val="000000" w:themeColor="text1"/>
+          <w:spacing w:val="-18"/>
         </w:rPr>
         <w:instrText xml:space="preserve"> QUOTE </w:instrText>
       </w:r>
@@ -8098,10 +8015,11 @@
         <w:rPr>
           <w:rFonts w:ascii="TH SarabunPSK" w:hAnsi="TH SarabunPSK" w:cs="TH SarabunPSK"/>
           <w:color w:val="000000" w:themeColor="text1"/>
+          <w:spacing w:val="-18"/>
           <w:position w:val="-14"/>
         </w:rPr>
         <w:pict w14:anchorId="0AC3B829">
-          <v:shape id="_x0000_i1037" type="#_x0000_t75" style="width:8.25pt;height:21.75pt" equationxml="&lt;">
+          <v:shape id="_x0000_i1453" type="#_x0000_t75" style="width:8.25pt;height:21.75pt" equationxml="&lt;">
             <v:imagedata r:id="rId8" o:title="" chromakey="white"/>
           </v:shape>
         </w:pict>
@@ -8110,6 +8028,7 @@
         <w:rPr>
           <w:rFonts w:ascii="TH SarabunPSK" w:eastAsia="Times New Roman" w:hAnsi="TH SarabunPSK" w:cs="TH SarabunPSK" w:hint="cs"/>
           <w:color w:val="000000" w:themeColor="text1"/>
+          <w:spacing w:val="-18"/>
           <w:cs/>
         </w:rPr>
         <w:instrText xml:space="preserve"> </w:instrText>
@@ -8118,6 +8037,7 @@
         <w:rPr>
           <w:rFonts w:ascii="TH SarabunPSK" w:eastAsia="Times New Roman" w:hAnsi="TH SarabunPSK" w:cs="TH SarabunPSK" w:hint="cs"/>
           <w:color w:val="000000" w:themeColor="text1"/>
+          <w:spacing w:val="-18"/>
         </w:rPr>
         <w:fldChar w:fldCharType="separate"/>
       </w:r>
@@ -8125,10 +8045,11 @@
         <w:rPr>
           <w:rFonts w:ascii="TH SarabunPSK" w:hAnsi="TH SarabunPSK" w:cs="TH SarabunPSK"/>
           <w:color w:val="000000" w:themeColor="text1"/>
+          <w:spacing w:val="-18"/>
           <w:position w:val="-14"/>
         </w:rPr>
         <w:pict w14:anchorId="117CBBEA">
-          <v:shape id="_x0000_i1038" type="#_x0000_t75" style="width:8.25pt;height:21.75pt" equationxml="&lt;">
+          <v:shape id="_x0000_i1454" type="#_x0000_t75" style="width:8.25pt;height:21.75pt" equationxml="&lt;">
             <v:imagedata r:id="rId8" o:title="" chromakey="white"/>
           </v:shape>
         </w:pict>
@@ -8137,6 +8058,7 @@
         <w:rPr>
           <w:rFonts w:ascii="TH SarabunPSK" w:eastAsia="Times New Roman" w:hAnsi="TH SarabunPSK" w:cs="TH SarabunPSK" w:hint="cs"/>
           <w:color w:val="000000" w:themeColor="text1"/>
+          <w:spacing w:val="-18"/>
         </w:rPr>
         <w:fldChar w:fldCharType="end"/>
       </w:r>
@@ -8144,6 +8066,7 @@
         <w:rPr>
           <w:rFonts w:ascii="TH SarabunPSK" w:eastAsia="Times New Roman" w:hAnsi="TH SarabunPSK" w:cs="TH SarabunPSK" w:hint="cs"/>
           <w:color w:val="000000" w:themeColor="text1"/>
+          <w:spacing w:val="-18"/>
         </w:rPr>
         <w:t xml:space="preserve"> </w:t>
       </w:r>
@@ -8151,20 +8074,47 @@
         <w:rPr>
           <w:rFonts w:ascii="TH SarabunPSK" w:hAnsi="TH SarabunPSK" w:cs="TH SarabunPSK" w:hint="cs"/>
           <w:color w:val="000000" w:themeColor="text1"/>
-        </w:rPr>
-        <w:t xml:space="preserve"> = </w:t>
-      </w:r>
-      <w:r>
-        <w:rPr>
-          <w:rFonts w:ascii="TH SarabunPSK" w:hAnsi="TH SarabunPSK" w:cs="TH SarabunPSK" w:hint="cs"/>
-          <w:color w:val="000000" w:themeColor="text1"/>
+          <w:spacing w:val="-18"/>
+        </w:rPr>
+        <w:t xml:space="preserve">= </w:t>
+      </w:r>
+      <w:r>
+        <w:rPr>
+          <w:rFonts w:ascii="TH SarabunPSK" w:hAnsi="TH SarabunPSK" w:cs="TH SarabunPSK" w:hint="cs"/>
+          <w:color w:val="000000" w:themeColor="text1"/>
+          <w:spacing w:val="-18"/>
         </w:rPr>
         <w:t>4.05</w:t>
       </w:r>
       <w:r>
         <w:rPr>
-          <w:rFonts w:ascii="TH SarabunPSK" w:hAnsi="TH SarabunPSK" w:cs="TH SarabunPSK" w:hint="cs"/>
-          <w:color w:val="000000" w:themeColor="text1"/>
+          <w:rFonts w:ascii="TH SarabunPSK" w:hAnsi="TH SarabunPSK" w:cs="TH SarabunPSK"/>
+          <w:color w:val="000000" w:themeColor="text1"/>
+          <w:spacing w:val="-18"/>
+        </w:rPr>
+        <w:t xml:space="preserve"> S.D.=.</w:t>
+      </w:r>
+      <w:r>
+        <w:rPr>
+          <w:rFonts w:ascii="TH SarabunPSK" w:hAnsi="TH SarabunPSK" w:cs="TH SarabunPSK"/>
+          <w:color w:val="000000" w:themeColor="text1"/>
+          <w:spacing w:val="-18"/>
+        </w:rPr>
+        <w:t>826</w:t>
+      </w:r>
+      <w:r>
+        <w:rPr>
+          <w:rFonts w:ascii="TH SarabunPSK" w:hAnsi="TH SarabunPSK" w:cs="TH SarabunPSK"/>
+          <w:color w:val="000000" w:themeColor="text1"/>
+          <w:spacing w:val="-18"/>
+        </w:rPr>
+        <w:t>)</w:t>
+      </w:r>
+      <w:r>
+        <w:rPr>
+          <w:rFonts w:ascii="TH SarabunPSK" w:hAnsi="TH SarabunPSK" w:cs="TH SarabunPSK" w:hint="cs"/>
+          <w:color w:val="000000" w:themeColor="text1"/>
+          <w:spacing w:val="-18"/>
           <w:cs/>
         </w:rPr>
         <w:t xml:space="preserve"> </w:t>
@@ -8173,6 +8123,7 @@
         <w:rPr>
           <w:rFonts w:ascii="TH SarabunPSK" w:hAnsi="TH SarabunPSK" w:cs="TH SarabunPSK" w:hint="cs"/>
           <w:color w:val="000000" w:themeColor="text1"/>
+          <w:spacing w:val="-18"/>
           <w:cs/>
         </w:rPr>
         <w:t xml:space="preserve">ความสวยงาม ความทันสมัย ความน่าสนใจของหน้าเว็บไซต์ </w:t>
@@ -8181,14 +8132,42 @@
         <w:rPr>
           <w:rFonts w:ascii="TH SarabunPSK" w:hAnsi="TH SarabunPSK" w:cs="TH SarabunPSK" w:hint="cs"/>
           <w:color w:val="000000" w:themeColor="text1"/>
-          <w:cs/>
-        </w:rPr>
-        <w:t xml:space="preserve">อยู่ในระดับมาก มีค่าเฉลี่ย </w:t>
+          <w:spacing w:val="-18"/>
+          <w:cs/>
+        </w:rPr>
+        <w:t xml:space="preserve">อยู่ในระดับมาก </w:t>
+      </w:r>
+      <w:r>
+        <w:rPr>
+          <w:rFonts w:ascii="TH SarabunPSK" w:hAnsi="TH SarabunPSK" w:cs="TH SarabunPSK"/>
+          <w:color w:val="000000" w:themeColor="text1"/>
+          <w:spacing w:val="-6"/>
+          <w:cs/>
+        </w:rPr>
+        <w:br/>
+      </w:r>
+      <w:r>
+        <w:rPr>
+          <w:rFonts w:ascii="TH SarabunPSK" w:hAnsi="TH SarabunPSK" w:cs="TH SarabunPSK" w:hint="cs"/>
+          <w:color w:val="000000" w:themeColor="text1"/>
+          <w:spacing w:val="-18"/>
+          <w:cs/>
+        </w:rPr>
+        <w:t xml:space="preserve">มีค่าเฉลี่ย </w:t>
+      </w:r>
+      <w:r>
+        <w:rPr>
+          <w:rFonts w:ascii="TH SarabunPSK" w:hAnsi="TH SarabunPSK" w:cs="TH SarabunPSK"/>
+          <w:color w:val="000000" w:themeColor="text1"/>
+          <w:spacing w:val="-18"/>
+        </w:rPr>
+        <w:t>(</w:t>
       </w:r>
       <w:r>
         <w:rPr>
           <w:rFonts w:ascii="TH SarabunPSK" w:eastAsia="Times New Roman" w:hAnsi="TH SarabunPSK" w:cs="TH SarabunPSK" w:hint="cs"/>
           <w:color w:val="000000" w:themeColor="text1"/>
+          <w:spacing w:val="-18"/>
         </w:rPr>
         <w:fldChar w:fldCharType="begin"/>
       </w:r>
@@ -8196,6 +8175,7 @@
         <w:rPr>
           <w:rFonts w:ascii="TH SarabunPSK" w:eastAsia="Times New Roman" w:hAnsi="TH SarabunPSK" w:cs="TH SarabunPSK" w:hint="cs"/>
           <w:color w:val="000000" w:themeColor="text1"/>
+          <w:spacing w:val="-18"/>
         </w:rPr>
         <w:instrText xml:space="preserve"> QUOTE </w:instrText>
       </w:r>
@@ -8203,10 +8183,11 @@
         <w:rPr>
           <w:rFonts w:ascii="TH SarabunPSK" w:hAnsi="TH SarabunPSK" w:cs="TH SarabunPSK"/>
           <w:color w:val="000000" w:themeColor="text1"/>
+          <w:spacing w:val="-18"/>
           <w:position w:val="-14"/>
         </w:rPr>
         <w:pict w14:anchorId="7941AA44">
-          <v:shape id="_x0000_i1039" type="#_x0000_t75" style="width:8.25pt;height:21.75pt" equationxml="&lt;">
+          <v:shape id="_x0000_i1455" type="#_x0000_t75" style="width:8.25pt;height:21.75pt" equationxml="&lt;">
             <v:imagedata r:id="rId8" o:title="" chromakey="white"/>
           </v:shape>
         </w:pict>
@@ -8215,6 +8196,7 @@
         <w:rPr>
           <w:rFonts w:ascii="TH SarabunPSK" w:eastAsia="Times New Roman" w:hAnsi="TH SarabunPSK" w:cs="TH SarabunPSK" w:hint="cs"/>
           <w:color w:val="000000" w:themeColor="text1"/>
+          <w:spacing w:val="-18"/>
           <w:cs/>
         </w:rPr>
         <w:instrText xml:space="preserve"> </w:instrText>
@@ -8223,6 +8205,7 @@
         <w:rPr>
           <w:rFonts w:ascii="TH SarabunPSK" w:eastAsia="Times New Roman" w:hAnsi="TH SarabunPSK" w:cs="TH SarabunPSK" w:hint="cs"/>
           <w:color w:val="000000" w:themeColor="text1"/>
+          <w:spacing w:val="-18"/>
         </w:rPr>
         <w:fldChar w:fldCharType="separate"/>
       </w:r>
@@ -8230,10 +8213,11 @@
         <w:rPr>
           <w:rFonts w:ascii="TH SarabunPSK" w:hAnsi="TH SarabunPSK" w:cs="TH SarabunPSK"/>
           <w:color w:val="000000" w:themeColor="text1"/>
+          <w:spacing w:val="-18"/>
           <w:position w:val="-14"/>
         </w:rPr>
         <w:pict w14:anchorId="672DDDA0">
-          <v:shape id="_x0000_i1040" type="#_x0000_t75" style="width:8.25pt;height:21.75pt" equationxml="&lt;">
+          <v:shape id="_x0000_i1456" type="#_x0000_t75" style="width:8.25pt;height:21.75pt" equationxml="&lt;">
             <v:imagedata r:id="rId8" o:title="" chromakey="white"/>
           </v:shape>
         </w:pict>
@@ -8242,6 +8226,7 @@
         <w:rPr>
           <w:rFonts w:ascii="TH SarabunPSK" w:eastAsia="Times New Roman" w:hAnsi="TH SarabunPSK" w:cs="TH SarabunPSK" w:hint="cs"/>
           <w:color w:val="000000" w:themeColor="text1"/>
+          <w:spacing w:val="-18"/>
         </w:rPr>
         <w:fldChar w:fldCharType="end"/>
       </w:r>
@@ -8249,6 +8234,7 @@
         <w:rPr>
           <w:rFonts w:ascii="TH SarabunPSK" w:eastAsia="Times New Roman" w:hAnsi="TH SarabunPSK" w:cs="TH SarabunPSK" w:hint="cs"/>
           <w:color w:val="000000" w:themeColor="text1"/>
+          <w:spacing w:val="-18"/>
         </w:rPr>
         <w:t xml:space="preserve"> </w:t>
       </w:r>
@@ -8256,20 +8242,47 @@
         <w:rPr>
           <w:rFonts w:ascii="TH SarabunPSK" w:hAnsi="TH SarabunPSK" w:cs="TH SarabunPSK" w:hint="cs"/>
           <w:color w:val="000000" w:themeColor="text1"/>
-        </w:rPr>
-        <w:t xml:space="preserve"> = </w:t>
-      </w:r>
-      <w:r>
-        <w:rPr>
-          <w:rFonts w:ascii="TH SarabunPSK" w:hAnsi="TH SarabunPSK" w:cs="TH SarabunPSK" w:hint="cs"/>
-          <w:color w:val="000000" w:themeColor="text1"/>
+          <w:spacing w:val="-18"/>
+        </w:rPr>
+        <w:t xml:space="preserve">= </w:t>
+      </w:r>
+      <w:r>
+        <w:rPr>
+          <w:rFonts w:ascii="TH SarabunPSK" w:hAnsi="TH SarabunPSK" w:cs="TH SarabunPSK" w:hint="cs"/>
+          <w:color w:val="000000" w:themeColor="text1"/>
+          <w:spacing w:val="-18"/>
         </w:rPr>
         <w:t>4.10</w:t>
       </w:r>
       <w:r>
         <w:rPr>
-          <w:rFonts w:ascii="TH SarabunPSK" w:hAnsi="TH SarabunPSK" w:cs="TH SarabunPSK" w:hint="cs"/>
-          <w:color w:val="000000" w:themeColor="text1"/>
+          <w:rFonts w:ascii="TH SarabunPSK" w:hAnsi="TH SarabunPSK" w:cs="TH SarabunPSK"/>
+          <w:color w:val="000000" w:themeColor="text1"/>
+          <w:spacing w:val="-18"/>
+        </w:rPr>
+        <w:t xml:space="preserve"> S.D.=.</w:t>
+      </w:r>
+      <w:r>
+        <w:rPr>
+          <w:rFonts w:ascii="TH SarabunPSK" w:hAnsi="TH SarabunPSK" w:cs="TH SarabunPSK"/>
+          <w:color w:val="000000" w:themeColor="text1"/>
+          <w:spacing w:val="-18"/>
+        </w:rPr>
+        <w:t>788</w:t>
+      </w:r>
+      <w:r>
+        <w:rPr>
+          <w:rFonts w:ascii="TH SarabunPSK" w:hAnsi="TH SarabunPSK" w:cs="TH SarabunPSK"/>
+          <w:color w:val="000000" w:themeColor="text1"/>
+          <w:spacing w:val="-18"/>
+        </w:rPr>
+        <w:t>)</w:t>
+      </w:r>
+      <w:r>
+        <w:rPr>
+          <w:rFonts w:ascii="TH SarabunPSK" w:hAnsi="TH SarabunPSK" w:cs="TH SarabunPSK" w:hint="cs"/>
+          <w:color w:val="000000" w:themeColor="text1"/>
+          <w:spacing w:val="-18"/>
           <w:cs/>
         </w:rPr>
         <w:t xml:space="preserve"> </w:t>
@@ -8278,6 +8291,7 @@
         <w:rPr>
           <w:rFonts w:ascii="TH SarabunPSK" w:hAnsi="TH SarabunPSK" w:cs="TH SarabunPSK" w:hint="cs"/>
           <w:color w:val="000000" w:themeColor="text1"/>
+          <w:spacing w:val="-18"/>
           <w:cs/>
         </w:rPr>
         <w:t>ขนาดตัวอักษรและรูปแบบตัวอักษรอ่านง่ายและสวยงาม</w:t>
@@ -8286,6 +8300,7 @@
         <w:rPr>
           <w:rFonts w:ascii="TH SarabunPSK" w:hAnsi="TH SarabunPSK" w:cs="TH SarabunPSK" w:hint="cs"/>
           <w:color w:val="000000" w:themeColor="text1"/>
+          <w:spacing w:val="-18"/>
           <w:cs/>
         </w:rPr>
         <w:t xml:space="preserve"> </w:t>
@@ -8294,14 +8309,42 @@
         <w:rPr>
           <w:rFonts w:ascii="TH SarabunPSK" w:hAnsi="TH SarabunPSK" w:cs="TH SarabunPSK" w:hint="cs"/>
           <w:color w:val="000000" w:themeColor="text1"/>
-          <w:cs/>
-        </w:rPr>
-        <w:t xml:space="preserve">อยู่ในระดับมาก มีค่าเฉลี่ย </w:t>
+          <w:spacing w:val="-18"/>
+          <w:cs/>
+        </w:rPr>
+        <w:t xml:space="preserve">อยู่ในระดับมาก </w:t>
+      </w:r>
+      <w:r>
+        <w:rPr>
+          <w:rFonts w:ascii="TH SarabunPSK" w:hAnsi="TH SarabunPSK" w:cs="TH SarabunPSK"/>
+          <w:color w:val="000000" w:themeColor="text1"/>
+          <w:spacing w:val="-6"/>
+          <w:cs/>
+        </w:rPr>
+        <w:br/>
+      </w:r>
+      <w:r>
+        <w:rPr>
+          <w:rFonts w:ascii="TH SarabunPSK" w:hAnsi="TH SarabunPSK" w:cs="TH SarabunPSK" w:hint="cs"/>
+          <w:color w:val="000000" w:themeColor="text1"/>
+          <w:spacing w:val="-18"/>
+          <w:cs/>
+        </w:rPr>
+        <w:t xml:space="preserve">มีค่าเฉลี่ย </w:t>
+      </w:r>
+      <w:r>
+        <w:rPr>
+          <w:rFonts w:ascii="TH SarabunPSK" w:hAnsi="TH SarabunPSK" w:cs="TH SarabunPSK"/>
+          <w:color w:val="000000" w:themeColor="text1"/>
+          <w:spacing w:val="-18"/>
+        </w:rPr>
+        <w:t>(</w:t>
       </w:r>
       <w:r>
         <w:rPr>
           <w:rFonts w:ascii="TH SarabunPSK" w:eastAsia="Times New Roman" w:hAnsi="TH SarabunPSK" w:cs="TH SarabunPSK" w:hint="cs"/>
           <w:color w:val="000000" w:themeColor="text1"/>
+          <w:spacing w:val="-18"/>
         </w:rPr>
         <w:fldChar w:fldCharType="begin"/>
       </w:r>
@@ -8309,6 +8352,7 @@
         <w:rPr>
           <w:rFonts w:ascii="TH SarabunPSK" w:eastAsia="Times New Roman" w:hAnsi="TH SarabunPSK" w:cs="TH SarabunPSK" w:hint="cs"/>
           <w:color w:val="000000" w:themeColor="text1"/>
+          <w:spacing w:val="-18"/>
         </w:rPr>
         <w:instrText xml:space="preserve"> QUOTE </w:instrText>
       </w:r>
@@ -8316,10 +8360,11 @@
         <w:rPr>
           <w:rFonts w:ascii="TH SarabunPSK" w:hAnsi="TH SarabunPSK" w:cs="TH SarabunPSK"/>
           <w:color w:val="000000" w:themeColor="text1"/>
+          <w:spacing w:val="-18"/>
           <w:position w:val="-14"/>
         </w:rPr>
         <w:pict w14:anchorId="659C24C1">
-          <v:shape id="_x0000_i1041" type="#_x0000_t75" style="width:8.25pt;height:21.75pt" equationxml="&lt;">
+          <v:shape id="_x0000_i1451" type="#_x0000_t75" style="width:8.25pt;height:21.75pt" equationxml="&lt;">
             <v:imagedata r:id="rId8" o:title="" chromakey="white"/>
           </v:shape>
         </w:pict>
@@ -8328,6 +8373,7 @@
         <w:rPr>
           <w:rFonts w:ascii="TH SarabunPSK" w:eastAsia="Times New Roman" w:hAnsi="TH SarabunPSK" w:cs="TH SarabunPSK" w:hint="cs"/>
           <w:color w:val="000000" w:themeColor="text1"/>
+          <w:spacing w:val="-18"/>
           <w:cs/>
         </w:rPr>
         <w:instrText xml:space="preserve"> </w:instrText>
@@ -8336,6 +8382,7 @@
         <w:rPr>
           <w:rFonts w:ascii="TH SarabunPSK" w:eastAsia="Times New Roman" w:hAnsi="TH SarabunPSK" w:cs="TH SarabunPSK" w:hint="cs"/>
           <w:color w:val="000000" w:themeColor="text1"/>
+          <w:spacing w:val="-18"/>
         </w:rPr>
         <w:fldChar w:fldCharType="separate"/>
       </w:r>
@@ -8343,10 +8390,11 @@
         <w:rPr>
           <w:rFonts w:ascii="TH SarabunPSK" w:hAnsi="TH SarabunPSK" w:cs="TH SarabunPSK"/>
           <w:color w:val="000000" w:themeColor="text1"/>
+          <w:spacing w:val="-18"/>
           <w:position w:val="-14"/>
         </w:rPr>
         <w:pict w14:anchorId="323AF3F4">
-          <v:shape id="_x0000_i1042" type="#_x0000_t75" style="width:8.25pt;height:21.75pt" equationxml="&lt;">
+          <v:shape id="_x0000_i1452" type="#_x0000_t75" style="width:8.25pt;height:21.75pt" equationxml="&lt;">
             <v:imagedata r:id="rId8" o:title="" chromakey="white"/>
           </v:shape>
         </w:pict>
@@ -8355,6 +8403,7 @@
         <w:rPr>
           <w:rFonts w:ascii="TH SarabunPSK" w:eastAsia="Times New Roman" w:hAnsi="TH SarabunPSK" w:cs="TH SarabunPSK" w:hint="cs"/>
           <w:color w:val="000000" w:themeColor="text1"/>
+          <w:spacing w:val="-18"/>
         </w:rPr>
         <w:fldChar w:fldCharType="end"/>
       </w:r>
@@ -8362,6 +8411,7 @@
         <w:rPr>
           <w:rFonts w:ascii="TH SarabunPSK" w:eastAsia="Times New Roman" w:hAnsi="TH SarabunPSK" w:cs="TH SarabunPSK" w:hint="cs"/>
           <w:color w:val="000000" w:themeColor="text1"/>
+          <w:spacing w:val="-18"/>
         </w:rPr>
         <w:t xml:space="preserve"> </w:t>
       </w:r>
@@ -8369,20 +8419,47 @@
         <w:rPr>
           <w:rFonts w:ascii="TH SarabunPSK" w:hAnsi="TH SarabunPSK" w:cs="TH SarabunPSK" w:hint="cs"/>
           <w:color w:val="000000" w:themeColor="text1"/>
-        </w:rPr>
-        <w:t xml:space="preserve"> = </w:t>
-      </w:r>
-      <w:r>
-        <w:rPr>
-          <w:rFonts w:ascii="TH SarabunPSK" w:hAnsi="TH SarabunPSK" w:cs="TH SarabunPSK" w:hint="cs"/>
-          <w:color w:val="000000" w:themeColor="text1"/>
+          <w:spacing w:val="-18"/>
+        </w:rPr>
+        <w:t xml:space="preserve">= </w:t>
+      </w:r>
+      <w:r>
+        <w:rPr>
+          <w:rFonts w:ascii="TH SarabunPSK" w:hAnsi="TH SarabunPSK" w:cs="TH SarabunPSK" w:hint="cs"/>
+          <w:color w:val="000000" w:themeColor="text1"/>
+          <w:spacing w:val="-18"/>
         </w:rPr>
         <w:t>4.35</w:t>
       </w:r>
       <w:r>
         <w:rPr>
-          <w:rFonts w:ascii="TH SarabunPSK" w:hAnsi="TH SarabunPSK" w:cs="TH SarabunPSK" w:hint="cs"/>
-          <w:color w:val="000000" w:themeColor="text1"/>
+          <w:rFonts w:ascii="TH SarabunPSK" w:hAnsi="TH SarabunPSK" w:cs="TH SarabunPSK"/>
+          <w:color w:val="000000" w:themeColor="text1"/>
+          <w:spacing w:val="-18"/>
+        </w:rPr>
+        <w:t xml:space="preserve"> S.D.=.</w:t>
+      </w:r>
+      <w:r>
+        <w:rPr>
+          <w:rFonts w:ascii="TH SarabunPSK" w:hAnsi="TH SarabunPSK" w:cs="TH SarabunPSK"/>
+          <w:color w:val="000000" w:themeColor="text1"/>
+          <w:spacing w:val="-18"/>
+        </w:rPr>
+        <w:t>745</w:t>
+      </w:r>
+      <w:r>
+        <w:rPr>
+          <w:rFonts w:ascii="TH SarabunPSK" w:hAnsi="TH SarabunPSK" w:cs="TH SarabunPSK"/>
+          <w:color w:val="000000" w:themeColor="text1"/>
+          <w:spacing w:val="-18"/>
+        </w:rPr>
+        <w:t>)</w:t>
+      </w:r>
+      <w:r>
+        <w:rPr>
+          <w:rFonts w:ascii="TH SarabunPSK" w:hAnsi="TH SarabunPSK" w:cs="TH SarabunPSK" w:hint="cs"/>
+          <w:color w:val="000000" w:themeColor="text1"/>
+          <w:spacing w:val="-18"/>
           <w:cs/>
         </w:rPr>
         <w:t xml:space="preserve"> </w:t>
@@ -8391,6 +8468,7 @@
         <w:rPr>
           <w:rFonts w:ascii="TH SarabunPSK" w:hAnsi="TH SarabunPSK" w:cs="TH SarabunPSK" w:hint="cs"/>
           <w:color w:val="000000" w:themeColor="text1"/>
+          <w:spacing w:val="-18"/>
           <w:cs/>
         </w:rPr>
         <w:t>การจัดรูปแบบในเว็บไซต์ง่ายต่อการอ่านและการใช้งาน</w:t>
@@ -8399,6 +8477,7 @@
         <w:rPr>
           <w:rFonts w:ascii="TH SarabunPSK" w:hAnsi="TH SarabunPSK" w:cs="TH SarabunPSK" w:hint="cs"/>
           <w:color w:val="000000" w:themeColor="text1"/>
+          <w:spacing w:val="-18"/>
         </w:rPr>
         <w:t xml:space="preserve"> </w:t>
       </w:r>
@@ -8406,9 +8485,34 @@
         <w:rPr>
           <w:rFonts w:ascii="TH SarabunPSK" w:hAnsi="TH SarabunPSK" w:cs="TH SarabunPSK" w:hint="cs"/>
           <w:color w:val="000000" w:themeColor="text1"/>
-          <w:cs/>
-        </w:rPr>
-        <w:t xml:space="preserve">อยู่ในระดับมาก มีค่าเฉลี่ย </w:t>
+          <w:spacing w:val="-18"/>
+          <w:cs/>
+        </w:rPr>
+        <w:t xml:space="preserve">อยู่ในระดับมาก </w:t>
+      </w:r>
+      <w:r>
+        <w:rPr>
+          <w:rFonts w:ascii="TH SarabunPSK" w:hAnsi="TH SarabunPSK" w:cs="TH SarabunPSK"/>
+          <w:color w:val="000000" w:themeColor="text1"/>
+          <w:spacing w:val="-6"/>
+          <w:cs/>
+        </w:rPr>
+        <w:br/>
+      </w:r>
+      <w:r>
+        <w:rPr>
+          <w:rFonts w:ascii="TH SarabunPSK" w:hAnsi="TH SarabunPSK" w:cs="TH SarabunPSK" w:hint="cs"/>
+          <w:color w:val="000000" w:themeColor="text1"/>
+          <w:cs/>
+        </w:rPr>
+        <w:t xml:space="preserve">มีค่าเฉลี่ย </w:t>
+      </w:r>
+      <w:r>
+        <w:rPr>
+          <w:rFonts w:ascii="TH SarabunPSK" w:hAnsi="TH SarabunPSK" w:cs="TH SarabunPSK"/>
+          <w:color w:val="000000" w:themeColor="text1"/>
+        </w:rPr>
+        <w:t>(</w:t>
       </w:r>
       <w:r>
         <w:rPr>
@@ -8431,7 +8535,7 @@
           <w:position w:val="-14"/>
         </w:rPr>
         <w:pict w14:anchorId="1AADAA70">
-          <v:shape id="_x0000_i1043" type="#_x0000_t75" style="width:8.25pt;height:21.75pt" equationxml="&lt;">
+          <v:shape id="_x0000_i1437" type="#_x0000_t75" style="width:8.25pt;height:21.75pt" equationxml="&lt;">
             <v:imagedata r:id="rId8" o:title="" chromakey="white"/>
           </v:shape>
         </w:pict>
@@ -8458,7 +8562,7 @@
           <w:position w:val="-14"/>
         </w:rPr>
         <w:pict w14:anchorId="13705984">
-          <v:shape id="_x0000_i1044" type="#_x0000_t75" style="width:8.25pt;height:21.75pt" equationxml="&lt;">
+          <v:shape id="_x0000_i1438" type="#_x0000_t75" style="width:8.25pt;height:21.75pt" equationxml="&lt;">
             <v:imagedata r:id="rId8" o:title="" chromakey="white"/>
           </v:shape>
         </w:pict>
@@ -8482,7 +8586,7 @@
           <w:rFonts w:ascii="TH SarabunPSK" w:hAnsi="TH SarabunPSK" w:cs="TH SarabunPSK" w:hint="cs"/>
           <w:color w:val="000000" w:themeColor="text1"/>
         </w:rPr>
-        <w:t xml:space="preserve"> = </w:t>
+        <w:t xml:space="preserve">= </w:t>
       </w:r>
       <w:r>
         <w:rPr>
@@ -8493,6 +8597,27 @@
       </w:r>
       <w:r>
         <w:rPr>
+          <w:rFonts w:ascii="TH SarabunPSK" w:hAnsi="TH SarabunPSK" w:cs="TH SarabunPSK"/>
+          <w:color w:val="000000" w:themeColor="text1"/>
+        </w:rPr>
+        <w:t xml:space="preserve"> S.D.=.</w:t>
+      </w:r>
+      <w:r>
+        <w:rPr>
+          <w:rFonts w:ascii="TH SarabunPSK" w:hAnsi="TH SarabunPSK" w:cs="TH SarabunPSK"/>
+          <w:color w:val="000000" w:themeColor="text1"/>
+        </w:rPr>
+        <w:t>688</w:t>
+      </w:r>
+      <w:r>
+        <w:rPr>
+          <w:rFonts w:ascii="TH SarabunPSK" w:hAnsi="TH SarabunPSK" w:cs="TH SarabunPSK"/>
+          <w:color w:val="000000" w:themeColor="text1"/>
+        </w:rPr>
+        <w:t>)</w:t>
+      </w:r>
+      <w:r>
+        <w:rPr>
           <w:rFonts w:ascii="TH SarabunPSK" w:hAnsi="TH SarabunPSK" w:cs="TH SarabunPSK" w:hint="cs"/>
           <w:color w:val="000000" w:themeColor="text1"/>
           <w:cs/>
@@ -8520,7 +8645,31 @@
           <w:color w:val="000000" w:themeColor="text1"/>
           <w:cs/>
         </w:rPr>
-        <w:t xml:space="preserve">อยู่ในระดับมาก มีค่าเฉลี่ย </w:t>
+        <w:t xml:space="preserve">อยู่ในระดับมาก </w:t>
+      </w:r>
+      <w:r>
+        <w:rPr>
+          <w:rFonts w:ascii="TH SarabunPSK" w:hAnsi="TH SarabunPSK" w:cs="TH SarabunPSK"/>
+          <w:color w:val="000000" w:themeColor="text1"/>
+          <w:spacing w:val="-6"/>
+          <w:cs/>
+        </w:rPr>
+        <w:br/>
+      </w:r>
+      <w:r>
+        <w:rPr>
+          <w:rFonts w:ascii="TH SarabunPSK" w:hAnsi="TH SarabunPSK" w:cs="TH SarabunPSK" w:hint="cs"/>
+          <w:color w:val="000000" w:themeColor="text1"/>
+          <w:cs/>
+        </w:rPr>
+        <w:t xml:space="preserve">มีค่าเฉลี่ย </w:t>
+      </w:r>
+      <w:r>
+        <w:rPr>
+          <w:rFonts w:ascii="TH SarabunPSK" w:hAnsi="TH SarabunPSK" w:cs="TH SarabunPSK"/>
+          <w:color w:val="000000" w:themeColor="text1"/>
+        </w:rPr>
+        <w:t>(</w:t>
       </w:r>
       <w:r>
         <w:rPr>
@@ -8543,7 +8692,7 @@
           <w:position w:val="-14"/>
         </w:rPr>
         <w:pict w14:anchorId="5826D3B9">
-          <v:shape id="_x0000_i1045" type="#_x0000_t75" style="width:8.25pt;height:21.75pt" equationxml="&lt;">
+          <v:shape id="_x0000_i1439" type="#_x0000_t75" style="width:8.25pt;height:21.75pt" equationxml="&lt;">
             <v:imagedata r:id="rId8" o:title="" chromakey="white"/>
           </v:shape>
         </w:pict>
@@ -8570,7 +8719,7 @@
           <w:position w:val="-14"/>
         </w:rPr>
         <w:pict w14:anchorId="649557F1">
-          <v:shape id="_x0000_i1046" type="#_x0000_t75" style="width:8.25pt;height:21.75pt" equationxml="&lt;">
+          <v:shape id="_x0000_i1440" type="#_x0000_t75" style="width:8.25pt;height:21.75pt" equationxml="&lt;">
             <v:imagedata r:id="rId8" o:title="" chromakey="white"/>
           </v:shape>
         </w:pict>
@@ -8594,7 +8743,7 @@
           <w:rFonts w:ascii="TH SarabunPSK" w:hAnsi="TH SarabunPSK" w:cs="TH SarabunPSK" w:hint="cs"/>
           <w:color w:val="000000" w:themeColor="text1"/>
         </w:rPr>
-        <w:t xml:space="preserve"> = </w:t>
+        <w:t xml:space="preserve">= </w:t>
       </w:r>
       <w:r>
         <w:rPr>
@@ -8605,6 +8754,34 @@
       </w:r>
       <w:r>
         <w:rPr>
+          <w:rFonts w:ascii="TH SarabunPSK" w:hAnsi="TH SarabunPSK" w:cs="TH SarabunPSK"/>
+          <w:color w:val="000000" w:themeColor="text1"/>
+        </w:rPr>
+        <w:t xml:space="preserve"> S.D.=.</w:t>
+      </w:r>
+      <w:r>
+        <w:rPr>
+          <w:rFonts w:ascii="TH SarabunPSK" w:hAnsi="TH SarabunPSK" w:cs="TH SarabunPSK"/>
+          <w:color w:val="000000" w:themeColor="text1"/>
+        </w:rPr>
+        <w:t>510</w:t>
+      </w:r>
+      <w:r>
+        <w:rPr>
+          <w:rFonts w:ascii="TH SarabunPSK" w:hAnsi="TH SarabunPSK" w:cs="TH SarabunPSK"/>
+          <w:color w:val="000000" w:themeColor="text1"/>
+        </w:rPr>
+        <w:t>)</w:t>
+      </w:r>
+      <w:r>
+        <w:rPr>
+          <w:rFonts w:ascii="TH SarabunPSK" w:hAnsi="TH SarabunPSK" w:cs="TH SarabunPSK"/>
+          <w:color w:val="000000" w:themeColor="text1"/>
+        </w:rPr>
+        <w:t xml:space="preserve"> </w:t>
+      </w:r>
+      <w:r>
+        <w:rPr>
           <w:rFonts w:ascii="TH SarabunPSK" w:hAnsi="TH SarabunPSK" w:cs="TH SarabunPSK" w:hint="cs"/>
           <w:color w:val="000000" w:themeColor="text1"/>
           <w:cs/>
@@ -8635,7 +8812,25 @@
           <w:spacing w:val="-4"/>
           <w:cs/>
         </w:rPr>
-        <w:t xml:space="preserve"> อยู่ในระดับมากที่สุด มี</w:t>
+        <w:t xml:space="preserve"> อยู่ในระดับมากที่สุด </w:t>
+      </w:r>
+      <w:r>
+        <w:rPr>
+          <w:rFonts w:ascii="TH SarabunPSK" w:hAnsi="TH SarabunPSK" w:cs="TH SarabunPSK"/>
+          <w:color w:val="000000" w:themeColor="text1"/>
+          <w:spacing w:val="-4"/>
+          <w:cs/>
+        </w:rPr>
+        <w:br/>
+      </w:r>
+      <w:r>
+        <w:rPr>
+          <w:rFonts w:ascii="TH SarabunPSK" w:hAnsi="TH SarabunPSK" w:cs="TH SarabunPSK" w:hint="cs"/>
+          <w:color w:val="000000" w:themeColor="text1"/>
+          <w:spacing w:val="-4"/>
+          <w:cs/>
+        </w:rPr>
+        <w:t>มี</w:t>
       </w:r>
       <w:r>
         <w:rPr>
@@ -8647,6 +8842,13 @@
       </w:r>
       <w:r>
         <w:rPr>
+          <w:rFonts w:ascii="TH SarabunPSK" w:hAnsi="TH SarabunPSK" w:cs="TH SarabunPSK"/>
+          <w:color w:val="000000" w:themeColor="text1"/>
+        </w:rPr>
+        <w:t>(</w:t>
+      </w:r>
+      <w:r>
+        <w:rPr>
           <w:rFonts w:ascii="TH SarabunPSK" w:hAnsi="TH SarabunPSK" w:cs="TH SarabunPSK" w:hint="cs"/>
           <w:color w:val="000000" w:themeColor="text1"/>
         </w:rPr>
@@ -8666,7 +8868,7 @@
           <w:position w:val="-14"/>
         </w:rPr>
         <w:pict w14:anchorId="505B9C6E">
-          <v:shape id="_x0000_i1047" type="#_x0000_t75" style="width:8.25pt;height:21.75pt" equationxml="&lt;">
+          <v:shape id="_x0000_i1441" type="#_x0000_t75" style="width:8.25pt;height:21.75pt" equationxml="&lt;">
             <v:imagedata r:id="rId8" o:title="" chromakey="white"/>
           </v:shape>
         </w:pict>
@@ -8693,7 +8895,7 @@
           <w:position w:val="-14"/>
         </w:rPr>
         <w:pict w14:anchorId="658D06AB">
-          <v:shape id="_x0000_i1048" type="#_x0000_t75" style="width:8.25pt;height:21.75pt" equationxml="&lt;">
+          <v:shape id="_x0000_i1442" type="#_x0000_t75" style="width:8.25pt;height:21.75pt" equationxml="&lt;">
             <v:imagedata r:id="rId8" o:title="" chromakey="white"/>
           </v:shape>
         </w:pict>
@@ -8707,6 +8909,13 @@
       </w:r>
       <w:r>
         <w:rPr>
+          <w:rFonts w:ascii="TH SarabunPSK" w:hAnsi="TH SarabunPSK" w:cs="TH SarabunPSK"/>
+          <w:color w:val="000000" w:themeColor="text1"/>
+        </w:rPr>
+        <w:t xml:space="preserve"> </w:t>
+      </w:r>
+      <w:r>
+        <w:rPr>
           <w:rFonts w:ascii="TH SarabunPSK" w:hAnsi="TH SarabunPSK" w:cs="TH SarabunPSK" w:hint="cs"/>
           <w:color w:val="000000" w:themeColor="text1"/>
         </w:rPr>
@@ -8718,15 +8927,31 @@
           <w:color w:val="000000" w:themeColor="text1"/>
         </w:rPr>
         <w:t>4.35</w:t>
+      </w:r>
+      <w:r>
+        <w:rPr>
+          <w:rFonts w:ascii="TH SarabunPSK" w:hAnsi="TH SarabunPSK" w:cs="TH SarabunPSK"/>
+          <w:color w:val="000000" w:themeColor="text1"/>
+        </w:rPr>
+        <w:t xml:space="preserve"> S.D.=.</w:t>
+      </w:r>
+      <w:r>
+        <w:rPr>
+          <w:rFonts w:ascii="TH SarabunPSK" w:hAnsi="TH SarabunPSK" w:cs="TH SarabunPSK"/>
+          <w:color w:val="000000" w:themeColor="text1"/>
+        </w:rPr>
+        <w:t>754</w:t>
+      </w:r>
+      <w:r>
+        <w:rPr>
+          <w:rFonts w:ascii="TH SarabunPSK" w:hAnsi="TH SarabunPSK" w:cs="TH SarabunPSK"/>
+          <w:color w:val="000000" w:themeColor="text1"/>
+        </w:rPr>
+        <w:t>)</w:t>
       </w:r>
     </w:p>
     <w:sectPr>
-      <w:headerReference w:type="even" r:id="rId9"/>
-      <w:headerReference w:type="default" r:id="rId10"/>
-      <w:footerReference w:type="even" r:id="rId11"/>
-      <w:footerReference w:type="default" r:id="rId12"/>
-      <w:headerReference w:type="first" r:id="rId13"/>
-      <w:footerReference w:type="first" r:id="rId14"/>
+      <w:headerReference w:type="default" r:id="rId9"/>
       <w:pgSz w:w="11906" w:h="16838" w:code="9"/>
       <w:pgMar w:top="2160" w:right="1440" w:bottom="1440" w:left="2160" w:header="720" w:footer="720" w:gutter="0"/>
       <w:pgNumType w:start="43"/>
@@ -8763,36 +8988,6 @@
 </w:endnotes>
 </file>
 
-<file path=word/footer1.xml><?xml version="1.0" encoding="utf-8"?>
-<w:ftr xmlns:wpc="http://schemas.microsoft.com/office/word/2010/wordprocessingCanvas" xmlns:cx="http://schemas.microsoft.com/office/drawing/2014/chartex" xmlns:cx1="http://schemas.microsoft.com/office/drawing/2015/9/8/chartex" xmlns:cx2="http://schemas.microsoft.com/office/drawing/2015/10/21/chartex" xmlns:cx3="http://schemas.microsoft.com/office/drawing/2016/5/9/chartex" xmlns:cx4="http://schemas.microsoft.com/office/drawing/2016/5/10/chartex" xmlns:cx5="http://schemas.microsoft.com/office/drawing/2016/5/11/chartex" xmlns:cx6="http://schemas.microsoft.com/office/drawing/2016/5/12/chartex" xmlns:cx7="http://schemas.microsoft.com/office/drawing/2016/5/13/chartex" xmlns:cx8="http://schemas.microsoft.com/office/drawing/2016/5/14/chartex" xmlns:mc="http://schemas.openxmlformats.org/markup-compatibility/2006" xmlns:aink="http://schemas.microsoft.com/office/drawing/2016/ink" xmlns:am3d="http://schemas.microsoft.com/office/drawing/2017/model3d" xmlns:o="urn:schemas-microsoft-com:office:office" xmlns:oel="http://schemas.microsoft.com/office/2019/extlst" xmlns:r="http://schemas.openxmlformats.org/officeDocument/2006/relationships" xmlns:m="http://schemas.openxmlformats.org/officeDocument/2006/math" xmlns:v="urn:schemas-microsoft-com:vml" xmlns:wp14="http://schemas.microsoft.com/office/word/2010/wordprocessingDrawing" xmlns:wp="http://schemas.openxmlformats.org/drawingml/2006/wordprocessingDrawing" xmlns:w10="urn:schemas-microsoft-com:office:word" xmlns:w="http://schemas.openxmlformats.org/wordprocessingml/2006/main" xmlns:w14="http://schemas.microsoft.com/office/word/2010/wordml" xmlns:w15="http://schemas.microsoft.com/office/word/2012/wordml" xmlns:w16cex="http://schemas.microsoft.com/office/word/2018/wordml/cex" xmlns:w16cid="http://schemas.microsoft.com/office/word/2016/wordml/cid" xmlns:w16="http://schemas.microsoft.com/office/word/2018/wordml" xmlns:w16sdtdh="http://schemas.microsoft.com/office/word/2020/wordml/sdtdatahash" xmlns:w16se="http://schemas.microsoft.com/office/word/2015/wordml/symex" xmlns:wpg="http://schemas.microsoft.com/office/word/2010/wordprocessingGroup" xmlns:wpi="http://schemas.microsoft.com/office/word/2010/wordprocessingInk" xmlns:wne="http://schemas.microsoft.com/office/word/2006/wordml" xmlns:wps="http://schemas.microsoft.com/office/word/2010/wordprocessingShape" mc:Ignorable="w14 w15 w16se w16cid w16 w16cex w16sdtdh wp14">
-  <w:p>
-    <w:pPr>
-      <w:pStyle w:val="Footer"/>
-    </w:pPr>
-  </w:p>
-</w:ftr>
-</file>
-
-<file path=word/footer2.xml><?xml version="1.0" encoding="utf-8"?>
-<w:ftr xmlns:wpc="http://schemas.microsoft.com/office/word/2010/wordprocessingCanvas" xmlns:cx="http://schemas.microsoft.com/office/drawing/2014/chartex" xmlns:cx1="http://schemas.microsoft.com/office/drawing/2015/9/8/chartex" xmlns:cx2="http://schemas.microsoft.com/office/drawing/2015/10/21/chartex" xmlns:cx3="http://schemas.microsoft.com/office/drawing/2016/5/9/chartex" xmlns:cx4="http://schemas.microsoft.com/office/drawing/2016/5/10/chartex" xmlns:cx5="http://schemas.microsoft.com/office/drawing/2016/5/11/chartex" xmlns:cx6="http://schemas.microsoft.com/office/drawing/2016/5/12/chartex" xmlns:cx7="http://schemas.microsoft.com/office/drawing/2016/5/13/chartex" xmlns:cx8="http://schemas.microsoft.com/office/drawing/2016/5/14/chartex" xmlns:mc="http://schemas.openxmlformats.org/markup-compatibility/2006" xmlns:aink="http://schemas.microsoft.com/office/drawing/2016/ink" xmlns:am3d="http://schemas.microsoft.com/office/drawing/2017/model3d" xmlns:o="urn:schemas-microsoft-com:office:office" xmlns:oel="http://schemas.microsoft.com/office/2019/extlst" xmlns:r="http://schemas.openxmlformats.org/officeDocument/2006/relationships" xmlns:m="http://schemas.openxmlformats.org/officeDocument/2006/math" xmlns:v="urn:schemas-microsoft-com:vml" xmlns:wp14="http://schemas.microsoft.com/office/word/2010/wordprocessingDrawing" xmlns:wp="http://schemas.openxmlformats.org/drawingml/2006/wordprocessingDrawing" xmlns:w10="urn:schemas-microsoft-com:office:word" xmlns:w="http://schemas.openxmlformats.org/wordprocessingml/2006/main" xmlns:w14="http://schemas.microsoft.com/office/word/2010/wordml" xmlns:w15="http://schemas.microsoft.com/office/word/2012/wordml" xmlns:w16cex="http://schemas.microsoft.com/office/word/2018/wordml/cex" xmlns:w16cid="http://schemas.microsoft.com/office/word/2016/wordml/cid" xmlns:w16="http://schemas.microsoft.com/office/word/2018/wordml" xmlns:w16sdtdh="http://schemas.microsoft.com/office/word/2020/wordml/sdtdatahash" xmlns:w16se="http://schemas.microsoft.com/office/word/2015/wordml/symex" xmlns:wpg="http://schemas.microsoft.com/office/word/2010/wordprocessingGroup" xmlns:wpi="http://schemas.microsoft.com/office/word/2010/wordprocessingInk" xmlns:wne="http://schemas.microsoft.com/office/word/2006/wordml" xmlns:wps="http://schemas.microsoft.com/office/word/2010/wordprocessingShape" mc:Ignorable="w14 w15 w16se w16cid w16 w16cex w16sdtdh wp14">
-  <w:p>
-    <w:pPr>
-      <w:pStyle w:val="Footer"/>
-    </w:pPr>
-  </w:p>
-</w:ftr>
-</file>
-
-<file path=word/footer3.xml><?xml version="1.0" encoding="utf-8"?>
-<w:ftr xmlns:wpc="http://schemas.microsoft.com/office/word/2010/wordprocessingCanvas" xmlns:cx="http://schemas.microsoft.com/office/drawing/2014/chartex" xmlns:cx1="http://schemas.microsoft.com/office/drawing/2015/9/8/chartex" xmlns:cx2="http://schemas.microsoft.com/office/drawing/2015/10/21/chartex" xmlns:cx3="http://schemas.microsoft.com/office/drawing/2016/5/9/chartex" xmlns:cx4="http://schemas.microsoft.com/office/drawing/2016/5/10/chartex" xmlns:cx5="http://schemas.microsoft.com/office/drawing/2016/5/11/chartex" xmlns:cx6="http://schemas.microsoft.com/office/drawing/2016/5/12/chartex" xmlns:cx7="http://schemas.microsoft.com/office/drawing/2016/5/13/chartex" xmlns:cx8="http://schemas.microsoft.com/office/drawing/2016/5/14/chartex" xmlns:mc="http://schemas.openxmlformats.org/markup-compatibility/2006" xmlns:aink="http://schemas.microsoft.com/office/drawing/2016/ink" xmlns:am3d="http://schemas.microsoft.com/office/drawing/2017/model3d" xmlns:o="urn:schemas-microsoft-com:office:office" xmlns:oel="http://schemas.microsoft.com/office/2019/extlst" xmlns:r="http://schemas.openxmlformats.org/officeDocument/2006/relationships" xmlns:m="http://schemas.openxmlformats.org/officeDocument/2006/math" xmlns:v="urn:schemas-microsoft-com:vml" xmlns:wp14="http://schemas.microsoft.com/office/word/2010/wordprocessingDrawing" xmlns:wp="http://schemas.openxmlformats.org/drawingml/2006/wordprocessingDrawing" xmlns:w10="urn:schemas-microsoft-com:office:word" xmlns:w="http://schemas.openxmlformats.org/wordprocessingml/2006/main" xmlns:w14="http://schemas.microsoft.com/office/word/2010/wordml" xmlns:w15="http://schemas.microsoft.com/office/word/2012/wordml" xmlns:w16cex="http://schemas.microsoft.com/office/word/2018/wordml/cex" xmlns:w16cid="http://schemas.microsoft.com/office/word/2016/wordml/cid" xmlns:w16="http://schemas.microsoft.com/office/word/2018/wordml" xmlns:w16sdtdh="http://schemas.microsoft.com/office/word/2020/wordml/sdtdatahash" xmlns:w16se="http://schemas.microsoft.com/office/word/2015/wordml/symex" xmlns:wpg="http://schemas.microsoft.com/office/word/2010/wordprocessingGroup" xmlns:wpi="http://schemas.microsoft.com/office/word/2010/wordprocessingInk" xmlns:wne="http://schemas.microsoft.com/office/word/2006/wordml" xmlns:wps="http://schemas.microsoft.com/office/word/2010/wordprocessingShape" mc:Ignorable="w14 w15 w16se w16cid w16 w16cex w16sdtdh wp14">
-  <w:p>
-    <w:pPr>
-      <w:pStyle w:val="Footer"/>
-    </w:pPr>
-  </w:p>
-</w:ftr>
-</file>
-
 <file path=word/footnotes.xml><?xml version="1.0" encoding="utf-8"?>
 <w:footnotes xmlns:wpc="http://schemas.microsoft.com/office/word/2010/wordprocessingCanvas" xmlns:cx="http://schemas.microsoft.com/office/drawing/2014/chartex" xmlns:cx1="http://schemas.microsoft.com/office/drawing/2015/9/8/chartex" xmlns:cx2="http://schemas.microsoft.com/office/drawing/2015/10/21/chartex" xmlns:cx3="http://schemas.microsoft.com/office/drawing/2016/5/9/chartex" xmlns:cx4="http://schemas.microsoft.com/office/drawing/2016/5/10/chartex" xmlns:cx5="http://schemas.microsoft.com/office/drawing/2016/5/11/chartex" xmlns:cx6="http://schemas.microsoft.com/office/drawing/2016/5/12/chartex" xmlns:cx7="http://schemas.microsoft.com/office/drawing/2016/5/13/chartex" xmlns:cx8="http://schemas.microsoft.com/office/drawing/2016/5/14/chartex" xmlns:mc="http://schemas.openxmlformats.org/markup-compatibility/2006" xmlns:aink="http://schemas.microsoft.com/office/drawing/2016/ink" xmlns:am3d="http://schemas.microsoft.com/office/drawing/2017/model3d" xmlns:o="urn:schemas-microsoft-com:office:office" xmlns:oel="http://schemas.microsoft.com/office/2019/extlst" xmlns:r="http://schemas.openxmlformats.org/officeDocument/2006/relationships" xmlns:m="http://schemas.openxmlformats.org/officeDocument/2006/math" xmlns:v="urn:schemas-microsoft-com:vml" xmlns:wp14="http://schemas.microsoft.com/office/word/2010/wordprocessingDrawing" xmlns:wp="http://schemas.openxmlformats.org/drawingml/2006/wordprocessingDrawing" xmlns:w10="urn:schemas-microsoft-com:office:word" xmlns:w="http://schemas.openxmlformats.org/wordprocessingml/2006/main" xmlns:w14="http://schemas.microsoft.com/office/word/2010/wordml" xmlns:w15="http://schemas.microsoft.com/office/word/2012/wordml" xmlns:w16cex="http://schemas.microsoft.com/office/word/2018/wordml/cex" xmlns:w16cid="http://schemas.microsoft.com/office/word/2016/wordml/cid" xmlns:w16="http://schemas.microsoft.com/office/word/2018/wordml" xmlns:w16sdtdh="http://schemas.microsoft.com/office/word/2020/wordml/sdtdatahash" xmlns:w16se="http://schemas.microsoft.com/office/word/2015/wordml/symex" xmlns:wpg="http://schemas.microsoft.com/office/word/2010/wordprocessingGroup" xmlns:wpi="http://schemas.microsoft.com/office/word/2010/wordprocessingInk" xmlns:wne="http://schemas.microsoft.com/office/word/2006/wordml" xmlns:wps="http://schemas.microsoft.com/office/word/2010/wordprocessingShape" mc:Ignorable="w14 w15 w16se w16cid w16 w16cex w16sdtdh wp14">
   <w:footnote w:type="separator" w:id="-1">
@@ -8819,16 +9014,6 @@
 </file>
 
 <file path=word/header1.xml><?xml version="1.0" encoding="utf-8"?>
-<w:hdr xmlns:wpc="http://schemas.microsoft.com/office/word/2010/wordprocessingCanvas" xmlns:cx="http://schemas.microsoft.com/office/drawing/2014/chartex" xmlns:cx1="http://schemas.microsoft.com/office/drawing/2015/9/8/chartex" xmlns:cx2="http://schemas.microsoft.com/office/drawing/2015/10/21/chartex" xmlns:cx3="http://schemas.microsoft.com/office/drawing/2016/5/9/chartex" xmlns:cx4="http://schemas.microsoft.com/office/drawing/2016/5/10/chartex" xmlns:cx5="http://schemas.microsoft.com/office/drawing/2016/5/11/chartex" xmlns:cx6="http://schemas.microsoft.com/office/drawing/2016/5/12/chartex" xmlns:cx7="http://schemas.microsoft.com/office/drawing/2016/5/13/chartex" xmlns:cx8="http://schemas.microsoft.com/office/drawing/2016/5/14/chartex" xmlns:mc="http://schemas.openxmlformats.org/markup-compatibility/2006" xmlns:aink="http://schemas.microsoft.com/office/drawing/2016/ink" xmlns:am3d="http://schemas.microsoft.com/office/drawing/2017/model3d" xmlns:o="urn:schemas-microsoft-com:office:office" xmlns:oel="http://schemas.microsoft.com/office/2019/extlst" xmlns:r="http://schemas.openxmlformats.org/officeDocument/2006/relationships" xmlns:m="http://schemas.openxmlformats.org/officeDocument/2006/math" xmlns:v="urn:schemas-microsoft-com:vml" xmlns:wp14="http://schemas.microsoft.com/office/word/2010/wordprocessingDrawing" xmlns:wp="http://schemas.openxmlformats.org/drawingml/2006/wordprocessingDrawing" xmlns:w10="urn:schemas-microsoft-com:office:word" xmlns:w="http://schemas.openxmlformats.org/wordprocessingml/2006/main" xmlns:w14="http://schemas.microsoft.com/office/word/2010/wordml" xmlns:w15="http://schemas.microsoft.com/office/word/2012/wordml" xmlns:w16cex="http://schemas.microsoft.com/office/word/2018/wordml/cex" xmlns:w16cid="http://schemas.microsoft.com/office/word/2016/wordml/cid" xmlns:w16="http://schemas.microsoft.com/office/word/2018/wordml" xmlns:w16sdtdh="http://schemas.microsoft.com/office/word/2020/wordml/sdtdatahash" xmlns:w16se="http://schemas.microsoft.com/office/word/2015/wordml/symex" xmlns:wpg="http://schemas.microsoft.com/office/word/2010/wordprocessingGroup" xmlns:wpi="http://schemas.microsoft.com/office/word/2010/wordprocessingInk" xmlns:wne="http://schemas.microsoft.com/office/word/2006/wordml" xmlns:wps="http://schemas.microsoft.com/office/word/2010/wordprocessingShape" mc:Ignorable="w14 w15 w16se w16cid w16 w16cex w16sdtdh wp14">
-  <w:p>
-    <w:pPr>
-      <w:pStyle w:val="Header"/>
-    </w:pPr>
-  </w:p>
-</w:hdr>
-</file>
-
-<file path=word/header2.xml><?xml version="1.0" encoding="utf-8"?>
 <w:hdr xmlns:wpc="http://schemas.microsoft.com/office/word/2010/wordprocessingCanvas" xmlns:cx="http://schemas.microsoft.com/office/drawing/2014/chartex" xmlns:cx1="http://schemas.microsoft.com/office/drawing/2015/9/8/chartex" xmlns:cx2="http://schemas.microsoft.com/office/drawing/2015/10/21/chartex" xmlns:cx3="http://schemas.microsoft.com/office/drawing/2016/5/9/chartex" xmlns:cx4="http://schemas.microsoft.com/office/drawing/2016/5/10/chartex" xmlns:cx5="http://schemas.microsoft.com/office/drawing/2016/5/11/chartex" xmlns:cx6="http://schemas.microsoft.com/office/drawing/2016/5/12/chartex" xmlns:cx7="http://schemas.microsoft.com/office/drawing/2016/5/13/chartex" xmlns:cx8="http://schemas.microsoft.com/office/drawing/2016/5/14/chartex" xmlns:mc="http://schemas.openxmlformats.org/markup-compatibility/2006" xmlns:aink="http://schemas.microsoft.com/office/drawing/2016/ink" xmlns:am3d="http://schemas.microsoft.com/office/drawing/2017/model3d" xmlns:o="urn:schemas-microsoft-com:office:office" xmlns:oel="http://schemas.microsoft.com/office/2019/extlst" xmlns:r="http://schemas.openxmlformats.org/officeDocument/2006/relationships" xmlns:m="http://schemas.openxmlformats.org/officeDocument/2006/math" xmlns:v="urn:schemas-microsoft-com:vml" xmlns:wp14="http://schemas.microsoft.com/office/word/2010/wordprocessingDrawing" xmlns:wp="http://schemas.openxmlformats.org/drawingml/2006/wordprocessingDrawing" xmlns:w10="urn:schemas-microsoft-com:office:word" xmlns:w="http://schemas.openxmlformats.org/wordprocessingml/2006/main" xmlns:w14="http://schemas.microsoft.com/office/word/2010/wordml" xmlns:w15="http://schemas.microsoft.com/office/word/2012/wordml" xmlns:w16cex="http://schemas.microsoft.com/office/word/2018/wordml/cex" xmlns:w16cid="http://schemas.microsoft.com/office/word/2016/wordml/cid" xmlns:w16="http://schemas.microsoft.com/office/word/2018/wordml" xmlns:w16sdtdh="http://schemas.microsoft.com/office/word/2020/wordml/sdtdatahash" xmlns:w16se="http://schemas.microsoft.com/office/word/2015/wordml/symex" xmlns:wpg="http://schemas.microsoft.com/office/word/2010/wordprocessingGroup" xmlns:wpi="http://schemas.microsoft.com/office/word/2010/wordprocessingInk" xmlns:wne="http://schemas.microsoft.com/office/word/2006/wordml" xmlns:wps="http://schemas.microsoft.com/office/word/2010/wordprocessingShape" mc:Ignorable="w14 w15 w16se w16cid w16 w16cex w16sdtdh wp14">
   <w:sdt>
     <w:sdtPr>
@@ -8905,16 +9090,6 @@
     <w:pPr>
       <w:pStyle w:val="Header"/>
       <w:jc w:val="right"/>
-    </w:pPr>
-  </w:p>
-</w:hdr>
-</file>
-
-<file path=word/header3.xml><?xml version="1.0" encoding="utf-8"?>
-<w:hdr xmlns:wpc="http://schemas.microsoft.com/office/word/2010/wordprocessingCanvas" xmlns:cx="http://schemas.microsoft.com/office/drawing/2014/chartex" xmlns:cx1="http://schemas.microsoft.com/office/drawing/2015/9/8/chartex" xmlns:cx2="http://schemas.microsoft.com/office/drawing/2015/10/21/chartex" xmlns:cx3="http://schemas.microsoft.com/office/drawing/2016/5/9/chartex" xmlns:cx4="http://schemas.microsoft.com/office/drawing/2016/5/10/chartex" xmlns:cx5="http://schemas.microsoft.com/office/drawing/2016/5/11/chartex" xmlns:cx6="http://schemas.microsoft.com/office/drawing/2016/5/12/chartex" xmlns:cx7="http://schemas.microsoft.com/office/drawing/2016/5/13/chartex" xmlns:cx8="http://schemas.microsoft.com/office/drawing/2016/5/14/chartex" xmlns:mc="http://schemas.openxmlformats.org/markup-compatibility/2006" xmlns:aink="http://schemas.microsoft.com/office/drawing/2016/ink" xmlns:am3d="http://schemas.microsoft.com/office/drawing/2017/model3d" xmlns:o="urn:schemas-microsoft-com:office:office" xmlns:oel="http://schemas.microsoft.com/office/2019/extlst" xmlns:r="http://schemas.openxmlformats.org/officeDocument/2006/relationships" xmlns:m="http://schemas.openxmlformats.org/officeDocument/2006/math" xmlns:v="urn:schemas-microsoft-com:vml" xmlns:wp14="http://schemas.microsoft.com/office/word/2010/wordprocessingDrawing" xmlns:wp="http://schemas.openxmlformats.org/drawingml/2006/wordprocessingDrawing" xmlns:w10="urn:schemas-microsoft-com:office:word" xmlns:w="http://schemas.openxmlformats.org/wordprocessingml/2006/main" xmlns:w14="http://schemas.microsoft.com/office/word/2010/wordml" xmlns:w15="http://schemas.microsoft.com/office/word/2012/wordml" xmlns:w16cex="http://schemas.microsoft.com/office/word/2018/wordml/cex" xmlns:w16cid="http://schemas.microsoft.com/office/word/2016/wordml/cid" xmlns:w16="http://schemas.microsoft.com/office/word/2018/wordml" xmlns:w16sdtdh="http://schemas.microsoft.com/office/word/2020/wordml/sdtdatahash" xmlns:w16se="http://schemas.microsoft.com/office/word/2015/wordml/symex" xmlns:wpg="http://schemas.microsoft.com/office/word/2010/wordprocessingGroup" xmlns:wpi="http://schemas.microsoft.com/office/word/2010/wordprocessingInk" xmlns:wne="http://schemas.microsoft.com/office/word/2006/wordml" xmlns:wps="http://schemas.microsoft.com/office/word/2010/wordprocessingShape" mc:Ignorable="w14 w15 w16se w16cid w16 w16cex w16sdtdh wp14">
-  <w:p>
-    <w:pPr>
-      <w:pStyle w:val="Header"/>
     </w:pPr>
   </w:p>
 </w:hdr>
@@ -9904,7 +10079,6 @@
   <w:style w:type="character" w:default="1" w:styleId="DefaultParagraphFont">
     <w:name w:val="Default Paragraph Font"/>
     <w:uiPriority w:val="1"/>
-    <w:semiHidden/>
     <w:unhideWhenUsed/>
   </w:style>
   <w:style w:type="table" w:default="1" w:styleId="TableNormal">
